--- a/cv/Stephy-Hsu-CV.docx
+++ b/cv/Stephy-Hsu-CV.docx
@@ -4,7 +4,7 @@
   <w:body>
     <w:p>
       <w:pPr>
-        <w:spacing w:after="160"/>
+        <w:spacing w:after="160" w:line="240" w:lineRule="auto"/>
         <w:jc w:val="center"/>
         <w:rPr>
           <w:b/>
@@ -25,7 +25,7 @@
     </w:p>
     <w:p>
       <w:pPr>
-        <w:spacing w:after="160"/>
+        <w:spacing w:after="160" w:line="240" w:lineRule="auto"/>
         <w:jc w:val="center"/>
         <w:rPr>
           <w:b/>
@@ -46,11 +46,9 @@
     </w:p>
     <w:p>
       <w:pPr>
-        <w:spacing w:after="160"/>
+        <w:spacing w:after="160" w:line="240" w:lineRule="auto"/>
         <w:jc w:val="center"/>
         <w:rPr>
-          <w:b/>
-          <w:bCs/>
           <w:lang w:eastAsia="zh-TW"/>
         </w:rPr>
       </w:pPr>
@@ -113,7 +111,7 @@
     </w:p>
     <w:p>
       <w:pPr>
-        <w:spacing w:after="160"/>
+        <w:spacing w:after="160" w:line="240" w:lineRule="auto"/>
         <w:rPr>
           <w:rFonts w:ascii="MS Gothic" w:eastAsia="MS Gothic" w:hAnsi="MS Gothic" w:cs="MS Gothic"/>
           <w:sz w:val="24"/>
@@ -142,7 +140,7 @@
     </w:p>
     <w:p>
       <w:pPr>
-        <w:spacing w:after="160"/>
+        <w:spacing w:after="160" w:line="240" w:lineRule="auto"/>
         <w:rPr>
           <w:b/>
           <w:bCs/>
@@ -230,7 +228,7 @@
     </w:p>
     <w:p>
       <w:pPr>
-        <w:spacing w:after="160"/>
+        <w:spacing w:after="160" w:line="240" w:lineRule="auto"/>
         <w:rPr>
           <w:lang w:eastAsia="zh-TW"/>
         </w:rPr>
@@ -250,7 +248,7 @@
     </w:p>
     <w:p>
       <w:pPr>
-        <w:spacing w:after="160"/>
+        <w:spacing w:after="160" w:line="240" w:lineRule="auto"/>
         <w:rPr>
           <w:b/>
           <w:bCs/>
@@ -322,18 +320,18 @@
     </w:p>
     <w:p>
       <w:pPr>
-        <w:spacing w:after="160"/>
-        <w:rPr>
-          <w:lang w:eastAsia="zh-TW"/>
-        </w:rPr>
-      </w:pPr>
-      <w:r>
-        <w:t xml:space="preserve">MA in Clinical and Counseling Psychology </w:t>
-      </w:r>
-    </w:p>
-    <w:p>
-      <w:pPr>
-        <w:spacing w:after="160"/>
+        <w:spacing w:after="160" w:line="240" w:lineRule="auto"/>
+        <w:rPr>
+          <w:lang w:eastAsia="zh-TW"/>
+        </w:rPr>
+      </w:pPr>
+      <w:r>
+        <w:t xml:space="preserve">MA in Clinical Psychology </w:t>
+      </w:r>
+    </w:p>
+    <w:p>
+      <w:pPr>
+        <w:spacing w:after="160" w:line="240" w:lineRule="auto"/>
         <w:rPr>
           <w:i/>
           <w:iCs/>
@@ -367,7 +365,7 @@
     </w:p>
     <w:p>
       <w:pPr>
-        <w:spacing w:after="160"/>
+        <w:spacing w:after="160" w:line="240" w:lineRule="auto"/>
         <w:rPr>
           <w:i/>
           <w:iCs/>
@@ -385,7 +383,7 @@
     </w:p>
     <w:p>
       <w:pPr>
-        <w:spacing w:after="160"/>
+        <w:spacing w:after="160" w:line="240" w:lineRule="auto"/>
         <w:rPr>
           <w:b/>
           <w:bCs/>
@@ -458,7 +456,7 @@
     </w:p>
     <w:p>
       <w:pPr>
-        <w:spacing w:after="160"/>
+        <w:spacing w:after="160" w:line="240" w:lineRule="auto"/>
         <w:rPr>
           <w:lang w:eastAsia="zh-TW"/>
         </w:rPr>
@@ -469,7 +467,7 @@
     </w:p>
     <w:p>
       <w:pPr>
-        <w:spacing w:after="160"/>
+        <w:spacing w:after="160" w:line="240" w:lineRule="auto"/>
         <w:rPr>
           <w:i/>
           <w:iCs/>
@@ -504,7 +502,7 @@
     </w:p>
     <w:p>
       <w:pPr>
-        <w:spacing w:after="160"/>
+        <w:spacing w:after="160" w:line="240" w:lineRule="auto"/>
         <w:rPr>
           <w:b/>
           <w:bCs/>
@@ -576,7 +574,7 @@
     </w:p>
     <w:p>
       <w:pPr>
-        <w:spacing w:after="160"/>
+        <w:spacing w:after="160" w:line="240" w:lineRule="auto"/>
       </w:pPr>
       <w:r>
         <w:t>Major in Bachelor of Fine Art</w:t>
@@ -596,7 +594,7 @@
     </w:p>
     <w:p>
       <w:pPr>
-        <w:spacing w:after="160"/>
+        <w:spacing w:after="160" w:line="240" w:lineRule="auto"/>
         <w:rPr>
           <w:lang w:eastAsia="zh-TW"/>
         </w:rPr>
@@ -607,7 +605,7 @@
     </w:p>
     <w:p>
       <w:pPr>
-        <w:spacing w:after="160"/>
+        <w:spacing w:after="160" w:line="240" w:lineRule="auto"/>
         <w:rPr>
           <w:lang w:eastAsia="zh-TW"/>
         </w:rPr>
@@ -639,15 +637,15 @@
     </w:p>
     <w:p>
       <w:pPr>
-        <w:spacing w:after="160"/>
-        <w:rPr>
-          <w:lang w:eastAsia="zh-TW"/>
-        </w:rPr>
-      </w:pPr>
-    </w:p>
-    <w:p>
-      <w:pPr>
-        <w:spacing w:after="160"/>
+        <w:spacing w:after="160" w:line="240" w:lineRule="auto"/>
+        <w:rPr>
+          <w:lang w:eastAsia="zh-TW"/>
+        </w:rPr>
+      </w:pPr>
+    </w:p>
+    <w:p>
+      <w:pPr>
+        <w:spacing w:after="160" w:line="240" w:lineRule="auto"/>
         <w:rPr>
           <w:b/>
           <w:bCs/>
@@ -669,7 +667,7 @@
     </w:p>
     <w:p>
       <w:pPr>
-        <w:spacing w:after="160"/>
+        <w:spacing w:after="160" w:line="240" w:lineRule="auto"/>
         <w:rPr>
           <w:lang w:eastAsia="zh-TW"/>
         </w:rPr>
@@ -683,7 +681,7 @@
     </w:p>
     <w:p>
       <w:pPr>
-        <w:spacing w:after="160"/>
+        <w:spacing w:after="160" w:line="240" w:lineRule="auto"/>
         <w:rPr>
           <w:lang w:eastAsia="zh-TW"/>
         </w:rPr>
@@ -697,15 +695,15 @@
     </w:p>
     <w:p>
       <w:pPr>
-        <w:spacing w:after="160"/>
-        <w:rPr>
-          <w:lang w:eastAsia="zh-TW"/>
-        </w:rPr>
-      </w:pPr>
-    </w:p>
-    <w:p>
-      <w:pPr>
-        <w:spacing w:after="160"/>
+        <w:spacing w:after="160" w:line="240" w:lineRule="auto"/>
+        <w:rPr>
+          <w:lang w:eastAsia="zh-TW"/>
+        </w:rPr>
+      </w:pPr>
+    </w:p>
+    <w:p>
+      <w:pPr>
+        <w:spacing w:after="160" w:line="240" w:lineRule="auto"/>
         <w:rPr>
           <w:b/>
           <w:bCs/>
@@ -729,7 +727,7 @@
           <w:ilvl w:val="0"/>
           <w:numId w:val="29"/>
         </w:numPr>
-        <w:spacing w:after="160"/>
+        <w:spacing w:after="160" w:line="240" w:lineRule="auto"/>
       </w:pPr>
       <w:r>
         <w:t>Board Certified Registered Art Therapist (ATR-BC #24-538), Art Therapy Credentials Board, USA, Current</w:t>
@@ -741,7 +739,7 @@
           <w:ilvl w:val="0"/>
           <w:numId w:val="29"/>
         </w:numPr>
-        <w:spacing w:after="160"/>
+        <w:spacing w:after="160" w:line="240" w:lineRule="auto"/>
       </w:pPr>
       <w:r>
         <w:t>Licensed Creative Arts Therapist (LCAT #003071), New York State Education Department, Current</w:t>
@@ -749,146 +747,13 @@
     </w:p>
     <w:p>
       <w:pPr>
-        <w:numPr>
-          <w:ilvl w:val="0"/>
-          <w:numId w:val="29"/>
-        </w:numPr>
-        <w:spacing w:after="160"/>
-      </w:pPr>
-      <w:r>
-        <w:lastRenderedPageBreak/>
-        <w:t>Interpersonal Psychotherapy (IPT) LVL A Certificate</w:t>
-      </w:r>
-    </w:p>
-    <w:p>
-      <w:pPr>
-        <w:numPr>
-          <w:ilvl w:val="0"/>
-          <w:numId w:val="29"/>
-        </w:numPr>
-        <w:spacing w:after="160"/>
-      </w:pPr>
-      <w:r>
-        <w:t>Practical Resources for Effective Postpartum Parenting Certificate, Columbia University Medical Center</w:t>
-      </w:r>
-    </w:p>
-    <w:p>
-      <w:pPr>
-        <w:numPr>
-          <w:ilvl w:val="0"/>
-          <w:numId w:val="29"/>
-        </w:numPr>
-        <w:spacing w:after="160"/>
-      </w:pPr>
-      <w:r>
-        <w:t>Certified Circle of Security Parenting Facilitator, Circle of Security International</w:t>
-      </w:r>
-    </w:p>
-    <w:p>
-      <w:pPr>
-        <w:numPr>
-          <w:ilvl w:val="0"/>
-          <w:numId w:val="29"/>
-        </w:numPr>
-        <w:spacing w:after="160"/>
-      </w:pPr>
-      <w:r>
-        <w:t>Bright Beginning Certificate, Ackerman Institute for the Family</w:t>
-      </w:r>
-    </w:p>
-    <w:p>
-      <w:pPr>
-        <w:numPr>
-          <w:ilvl w:val="0"/>
-          <w:numId w:val="29"/>
-        </w:numPr>
-        <w:spacing w:after="160"/>
-      </w:pPr>
-      <w:r>
-        <w:t>Personal Best Certificate, Ackerman Institute for the Family</w:t>
-      </w:r>
-    </w:p>
-    <w:p>
-      <w:pPr>
-        <w:numPr>
-          <w:ilvl w:val="0"/>
-          <w:numId w:val="29"/>
-        </w:numPr>
-        <w:spacing w:after="160"/>
-      </w:pPr>
-      <w:r>
-        <w:t>Foundations in Health and Safety Certificate, Office of Children and Family Services</w:t>
-      </w:r>
-    </w:p>
-    <w:p>
-      <w:pPr>
-        <w:numPr>
-          <w:ilvl w:val="0"/>
-          <w:numId w:val="29"/>
-        </w:numPr>
-        <w:spacing w:after="160"/>
-      </w:pPr>
-      <w:r>
-        <w:t>Emergency Preparedness Certificate, Office of Children and Family Services</w:t>
-      </w:r>
-    </w:p>
-    <w:p>
-      <w:pPr>
-        <w:numPr>
-          <w:ilvl w:val="0"/>
-          <w:numId w:val="29"/>
-        </w:numPr>
-        <w:spacing w:after="160"/>
-      </w:pPr>
-      <w:r>
-        <w:t>Family Engagement Certificate, Office of Children and Family Services</w:t>
-      </w:r>
-    </w:p>
-    <w:p>
-      <w:pPr>
-        <w:numPr>
-          <w:ilvl w:val="0"/>
-          <w:numId w:val="29"/>
-        </w:numPr>
-        <w:spacing w:after="160"/>
-      </w:pPr>
-      <w:r>
-        <w:t>Preventing Sudden Infant Death Syndrome and Promoting Safe Sleeping Certificate, Office of Children and Family Services</w:t>
-      </w:r>
-    </w:p>
-    <w:p>
-      <w:pPr>
-        <w:numPr>
-          <w:ilvl w:val="0"/>
-          <w:numId w:val="29"/>
-        </w:numPr>
-        <w:spacing w:after="160"/>
-      </w:pPr>
-      <w:r>
-        <w:t>Prevention and Identification of Brain Injuries, including Abusive Head Trauma (AHT) Certificate, Office of Children and Family Services</w:t>
-      </w:r>
-    </w:p>
-    <w:p>
-      <w:pPr>
-        <w:numPr>
-          <w:ilvl w:val="0"/>
-          <w:numId w:val="29"/>
-        </w:numPr>
-        <w:spacing w:after="160"/>
-      </w:pPr>
-      <w:r>
-        <w:t>Supervision of Children Certificate, Office of Children and Family Services</w:t>
-      </w:r>
-    </w:p>
-    <w:p>
-      <w:pPr>
-        <w:spacing w:after="160"/>
-        <w:ind w:left="360"/>
-      </w:pPr>
-    </w:p>
-    <w:p>
-      <w:pPr>
-        <w:spacing w:after="160"/>
+        <w:spacing w:after="160" w:line="240" w:lineRule="auto"/>
+        <w:ind w:left="720"/>
+      </w:pPr>
+    </w:p>
+    <w:p>
+      <w:pPr>
+        <w:spacing w:after="160" w:line="240" w:lineRule="auto"/>
         <w:rPr>
           <w:b/>
           <w:bCs/>
@@ -903,7 +768,7 @@
           <w:sz w:val="24"/>
           <w:szCs w:val="24"/>
         </w:rPr>
-        <w:t>WORK EXPERIENCES</w:t>
+        <w:t>R</w:t>
       </w:r>
       <w:r>
         <w:rPr>
@@ -912,26 +777,289 @@
           <w:sz w:val="24"/>
           <w:szCs w:val="24"/>
         </w:rPr>
+        <w:t xml:space="preserve">ELEVANT EMPLOYMENT </w:t>
+      </w:r>
+    </w:p>
+    <w:p>
+      <w:pPr>
+        <w:spacing w:after="160" w:line="240" w:lineRule="auto"/>
+      </w:pPr>
+      <w:r>
+        <w:t>The Child Center of NY, New York, USA</w:t>
+      </w:r>
+    </w:p>
+    <w:p>
+      <w:pPr>
+        <w:spacing w:after="160" w:line="240" w:lineRule="auto"/>
+        <w:rPr>
+          <w:lang w:eastAsia="zh-TW"/>
+        </w:rPr>
+      </w:pPr>
+      <w:r>
+        <w:lastRenderedPageBreak/>
+        <w:t>Art Therapist/Master Social Worker</w:t>
+      </w:r>
+      <w:r>
+        <w:tab/>
+      </w:r>
+      <w:r>
+        <w:tab/>
+      </w:r>
+      <w:r>
+        <w:tab/>
+      </w:r>
+      <w:r>
+        <w:tab/>
+      </w:r>
+      <w:r>
+        <w:tab/>
+      </w:r>
+      <w:r>
+        <w:tab/>
+        <w:t xml:space="preserve">   Ju</w:t>
+      </w:r>
+      <w:r>
+        <w:t xml:space="preserve">ne </w:t>
+      </w:r>
+      <w:r>
+        <w:t xml:space="preserve">2023 </w:t>
+      </w:r>
+      <w:r>
+        <w:t>–</w:t>
+      </w:r>
+      <w:r>
         <w:t xml:space="preserve"> </w:t>
       </w:r>
       <w:r>
+        <w:t>July 2025</w:t>
+      </w:r>
+    </w:p>
+    <w:p>
+      <w:pPr>
+        <w:numPr>
+          <w:ilvl w:val="0"/>
+          <w:numId w:val="17"/>
+        </w:numPr>
+        <w:spacing w:after="160" w:line="240" w:lineRule="auto"/>
+      </w:pPr>
+      <w:r>
+        <w:t>Facilitate Intensive Outpatient Program (IOP) art therapy groups for mothers experiencing postpartum depression and co-occurring psychiatric conditions such as bipolar disorder, major depression, anxiety, schizophrenia, PTSD, and substance use disorders; integrate art therapy, DBT, and IPT frameworks to foster emotional regulation, insight, and maternal identity reconstruction in a trauma-informed group setting.</w:t>
+      </w:r>
+    </w:p>
+    <w:p>
+      <w:pPr>
+        <w:numPr>
+          <w:ilvl w:val="0"/>
+          <w:numId w:val="17"/>
+        </w:numPr>
+        <w:spacing w:after="160" w:line="240" w:lineRule="auto"/>
+      </w:pPr>
+      <w:r>
+        <w:t>Provide individual, family, and couples art therapy for women aged 19–44 experiencing perinatal and postpartum depression, integrating DBT, REBT, IPT, and psychoeducational approaches within a trauma-informed and culturally responsive framework.</w:t>
+      </w:r>
+    </w:p>
+    <w:p>
+      <w:pPr>
+        <w:numPr>
+          <w:ilvl w:val="0"/>
+          <w:numId w:val="17"/>
+        </w:numPr>
+        <w:spacing w:after="160" w:line="240" w:lineRule="auto"/>
+      </w:pPr>
+      <w:r>
+        <w:t>Facilitate bilingual (Mandarin and English) therapy groups, including Art Therapy, Circle of Security, Bright Beginnings, Personal Best, and psychoeducation focused on emotional regulation, attachment, and parenting skills.</w:t>
+      </w:r>
+    </w:p>
+    <w:p>
+      <w:pPr>
+        <w:numPr>
+          <w:ilvl w:val="0"/>
+          <w:numId w:val="17"/>
+        </w:numPr>
+        <w:spacing w:after="160" w:line="240" w:lineRule="auto"/>
+      </w:pPr>
+      <w:r>
+        <w:t>Conduct intake interviews, comprehensive diagnostic assessments, and treatment planning for mothers, infants, and families to support individualized and systemic goals.</w:t>
+      </w:r>
+    </w:p>
+    <w:p>
+      <w:pPr>
+        <w:numPr>
+          <w:ilvl w:val="0"/>
+          <w:numId w:val="17"/>
+        </w:numPr>
+        <w:spacing w:after="160" w:line="240" w:lineRule="auto"/>
+      </w:pPr>
+      <w:r>
+        <w:t>Provide case management and advocacy support, assisting mothers in accessing housing, food assistance (SNAP), childcare resources, and other government benefits to strengthen family stability and psychosocial well-being.</w:t>
+      </w:r>
+    </w:p>
+    <w:p>
+      <w:pPr>
+        <w:numPr>
+          <w:ilvl w:val="0"/>
+          <w:numId w:val="17"/>
+        </w:numPr>
+        <w:spacing w:after="160" w:line="240" w:lineRule="auto"/>
+      </w:pPr>
+      <w:r>
+        <w:t>Develop and lead staff art therapy and self-care workshops, fostering emotional resilience, creative reflection, and team cohesion among clinicians and support staff.</w:t>
+      </w:r>
+    </w:p>
+    <w:p>
+      <w:pPr>
+        <w:numPr>
+          <w:ilvl w:val="0"/>
+          <w:numId w:val="17"/>
+        </w:numPr>
+        <w:spacing w:after="160" w:line="240" w:lineRule="auto"/>
+      </w:pPr>
+      <w:r>
+        <w:t>Organize art exhibitions for clients before discharge, offering reflective closure experiences that celebrate clients’ therapeutic progress and creative growth.</w:t>
+      </w:r>
+    </w:p>
+    <w:p>
+      <w:pPr>
+        <w:spacing w:after="160" w:line="240" w:lineRule="auto"/>
+      </w:pPr>
+      <w:r>
+        <w:rPr>
+          <w:noProof/>
+          <w:lang w:eastAsia="zh-TW"/>
+        </w:rPr>
+        <w:pict w14:anchorId="45ECA096">
+          <v:rect id="_x0000_i1036" alt="" style="width:468pt;height:.05pt;mso-width-percent:0;mso-height-percent:0;mso-width-percent:0;mso-height-percent:0" o:hralign="center" o:hrstd="t" o:hr="t" fillcolor="#a0a0a0" stroked="f"/>
+        </w:pict>
+      </w:r>
+    </w:p>
+    <w:p>
+      <w:pPr>
+        <w:spacing w:after="160" w:line="240" w:lineRule="auto"/>
+      </w:pPr>
+      <w:r>
+        <w:t xml:space="preserve">Heal You </w:t>
+      </w:r>
+      <w:r>
+        <w:rPr>
+          <w:rFonts w:hint="eastAsia"/>
+        </w:rPr>
+        <w:t>聊心茶室</w:t>
+      </w:r>
+      <w:r>
+        <w:t xml:space="preserve">, Taipei, Taiwan </w:t>
+      </w:r>
+    </w:p>
+    <w:p>
+      <w:pPr>
+        <w:spacing w:after="160" w:line="240" w:lineRule="auto"/>
+      </w:pPr>
+      <w:r>
+        <w:t xml:space="preserve">Art Therapist | Part-time (Remote) </w:t>
+      </w:r>
+      <w:r>
+        <w:tab/>
+      </w:r>
+      <w:r>
+        <w:tab/>
+      </w:r>
+      <w:r>
+        <w:tab/>
+      </w:r>
+      <w:r>
+        <w:tab/>
+      </w:r>
+      <w:r>
+        <w:tab/>
+        <w:t xml:space="preserve">         </w:t>
+      </w:r>
+      <w:r>
+        <w:t xml:space="preserve">November 2023 - Present </w:t>
+      </w:r>
+    </w:p>
+    <w:p>
+      <w:pPr>
+        <w:numPr>
+          <w:ilvl w:val="0"/>
+          <w:numId w:val="17"/>
+        </w:numPr>
+        <w:spacing w:after="160" w:line="240" w:lineRule="auto"/>
+      </w:pPr>
+      <w:r>
+        <w:t>Provide mental health and art therapy services to Mandarin-speaking clients across diverse age groups and emotional needs</w:t>
+      </w:r>
+    </w:p>
+    <w:p>
+      <w:pPr>
+        <w:numPr>
+          <w:ilvl w:val="0"/>
+          <w:numId w:val="17"/>
+        </w:numPr>
+        <w:spacing w:after="160" w:line="240" w:lineRule="auto"/>
+      </w:pPr>
+      <w:r>
+        <w:t>Conduct intake assessments and clinical interviews to gather psychological, familial, and cultural information for diagnostic understanding</w:t>
+      </w:r>
+    </w:p>
+    <w:p>
+      <w:pPr>
+        <w:numPr>
+          <w:ilvl w:val="0"/>
+          <w:numId w:val="17"/>
+        </w:numPr>
+        <w:spacing w:after="160" w:line="240" w:lineRule="auto"/>
+      </w:pPr>
+      <w:r>
+        <w:t>Facilitate individual and family art therapy sessions using evidence-based approaches</w:t>
+      </w:r>
+      <w:r>
+        <w:t>,</w:t>
+      </w:r>
+      <w:r>
+        <w:t xml:space="preserve"> including </w:t>
+      </w:r>
+      <w:r>
+        <w:t xml:space="preserve">IPT, </w:t>
+      </w:r>
+      <w:r>
+        <w:t xml:space="preserve">REBT, </w:t>
+      </w:r>
+      <w:r>
+        <w:t>DBT, psychoeducation, and client-centered techniques</w:t>
+      </w:r>
+    </w:p>
+    <w:p>
+      <w:pPr>
+        <w:numPr>
+          <w:ilvl w:val="0"/>
+          <w:numId w:val="17"/>
+        </w:numPr>
+        <w:spacing w:after="160" w:line="240" w:lineRule="auto"/>
+      </w:pPr>
+      <w:r>
+        <w:t>Support clients’ emotional regulation, trauma processing, and self-expression through the therapeutic use of art materials and symbolism</w:t>
+      </w:r>
+    </w:p>
+    <w:p>
+      <w:pPr>
+        <w:spacing w:after="160" w:line="240" w:lineRule="auto"/>
         <w:rPr>
           <w:b/>
           <w:bCs/>
           <w:sz w:val="24"/>
           <w:szCs w:val="24"/>
         </w:rPr>
-        <w:tab/>
-      </w:r>
-      <w:r>
+      </w:pPr>
+    </w:p>
+    <w:p>
+      <w:pPr>
+        <w:spacing w:after="160" w:line="240" w:lineRule="auto"/>
         <w:rPr>
           <w:b/>
           <w:bCs/>
           <w:sz w:val="24"/>
           <w:szCs w:val="24"/>
         </w:rPr>
-        <w:tab/>
-      </w:r>
+      </w:pPr>
       <w:r>
         <w:rPr>
           <w:b/>
@@ -939,17 +1067,302 @@
           <w:sz w:val="24"/>
           <w:szCs w:val="24"/>
         </w:rPr>
-        <w:tab/>
-      </w:r>
-      <w:r>
+        <w:t xml:space="preserve">VOLUNTEER EXPERIENCES </w:t>
+      </w:r>
+    </w:p>
+    <w:p>
+      <w:pPr>
+        <w:spacing w:after="160" w:line="240" w:lineRule="auto"/>
+        <w:rPr>
+          <w:lang w:eastAsia="zh-TW"/>
+        </w:rPr>
+      </w:pPr>
+      <w:r>
+        <w:rPr>
+          <w:rFonts w:hint="eastAsia"/>
+          <w:lang w:eastAsia="zh-TW"/>
+        </w:rPr>
+        <w:t xml:space="preserve">BC </w:t>
+      </w:r>
+      <w:r>
+        <w:rPr>
+          <w:lang w:eastAsia="zh-TW"/>
+        </w:rPr>
+        <w:t>Bereavement</w:t>
+      </w:r>
+      <w:r>
+        <w:rPr>
+          <w:rFonts w:hint="eastAsia"/>
+          <w:lang w:eastAsia="zh-TW"/>
+        </w:rPr>
+        <w:t xml:space="preserve"> Hotline,</w:t>
+      </w:r>
+      <w:r>
+        <w:t xml:space="preserve"> </w:t>
+      </w:r>
+      <w:r>
+        <w:rPr>
+          <w:rFonts w:hint="eastAsia"/>
+          <w:lang w:eastAsia="zh-TW"/>
+        </w:rPr>
+        <w:t>Vancouver</w:t>
+      </w:r>
+      <w:r>
+        <w:t xml:space="preserve">, </w:t>
+      </w:r>
+      <w:r>
+        <w:rPr>
+          <w:rFonts w:hint="eastAsia"/>
+          <w:lang w:eastAsia="zh-TW"/>
+        </w:rPr>
+        <w:t>Canada</w:t>
+      </w:r>
+    </w:p>
+    <w:p>
+      <w:pPr>
+        <w:spacing w:after="160" w:line="240" w:lineRule="auto"/>
+        <w:rPr>
+          <w:lang w:eastAsia="zh-TW"/>
+        </w:rPr>
+      </w:pPr>
+      <w:r>
+        <w:rPr>
+          <w:rFonts w:hint="eastAsia"/>
+          <w:lang w:eastAsia="zh-TW"/>
+        </w:rPr>
+        <w:t xml:space="preserve">Social Justice Practicum </w:t>
+      </w:r>
+      <w:r>
+        <w:rPr>
+          <w:lang w:eastAsia="zh-TW"/>
+        </w:rPr>
+        <w:t>Student</w:t>
+      </w:r>
+      <w:r>
+        <w:rPr>
+          <w:rFonts w:hint="eastAsia"/>
+          <w:lang w:eastAsia="zh-TW"/>
+        </w:rPr>
+        <w:t>,</w:t>
+      </w:r>
+      <w:r>
+        <w:rPr>
+          <w:lang w:eastAsia="zh-TW"/>
+        </w:rPr>
+        <w:t xml:space="preserve"> Program</w:t>
+      </w:r>
+      <w:r>
+        <w:rPr>
+          <w:rFonts w:hint="eastAsia"/>
+          <w:lang w:eastAsia="zh-TW"/>
+        </w:rPr>
+        <w:t xml:space="preserve"> Outreach Assistant</w:t>
+      </w:r>
+      <w:r>
+        <w:rPr>
+          <w:lang w:eastAsia="zh-TW"/>
+        </w:rPr>
+        <w:t>,</w:t>
+      </w:r>
+      <w:r>
+        <w:tab/>
+      </w:r>
+      <w:r>
+        <w:rPr>
+          <w:rFonts w:hint="eastAsia"/>
+          <w:lang w:eastAsia="zh-TW"/>
+        </w:rPr>
+        <w:t xml:space="preserve">           </w:t>
+      </w:r>
+      <w:r>
+        <w:t>October 20</w:t>
+      </w:r>
+      <w:r>
+        <w:rPr>
+          <w:rFonts w:hint="eastAsia"/>
+          <w:lang w:eastAsia="zh-TW"/>
+        </w:rPr>
+        <w:t>25</w:t>
+      </w:r>
+      <w:r>
+        <w:t xml:space="preserve"> </w:t>
+      </w:r>
+      <w:r>
+        <w:t>-</w:t>
+      </w:r>
+      <w:r>
+        <w:t xml:space="preserve"> </w:t>
+      </w:r>
+      <w:r>
+        <w:rPr>
+          <w:rFonts w:hint="eastAsia"/>
+          <w:lang w:eastAsia="zh-TW"/>
+        </w:rPr>
+        <w:t>Present</w:t>
+      </w:r>
+    </w:p>
+    <w:p>
+      <w:pPr>
+        <w:numPr>
+          <w:ilvl w:val="0"/>
+          <w:numId w:val="4"/>
+        </w:numPr>
+        <w:spacing w:after="160" w:line="240" w:lineRule="auto"/>
+      </w:pPr>
+      <w:r>
+        <w:t>Supported the implementation and evaluation of grief support initiatives serving diverse communities across British Columbia.</w:t>
+      </w:r>
+    </w:p>
+    <w:p>
+      <w:pPr>
+        <w:numPr>
+          <w:ilvl w:val="0"/>
+          <w:numId w:val="4"/>
+        </w:numPr>
+        <w:spacing w:after="160" w:line="240" w:lineRule="auto"/>
+      </w:pPr>
+      <w:r>
+        <w:lastRenderedPageBreak/>
+        <w:t>Assisted the Executive Director and Project Manager in coordinating virtual and in-person grief education programs and community outreach events.</w:t>
+      </w:r>
+    </w:p>
+    <w:p>
+      <w:pPr>
+        <w:numPr>
+          <w:ilvl w:val="0"/>
+          <w:numId w:val="4"/>
+        </w:numPr>
+        <w:spacing w:after="160" w:line="240" w:lineRule="auto"/>
+      </w:pPr>
+      <w:r>
+        <w:t>Contributed to program development and internal process improvement, including CRM management, volunteer coordination, and resource material creation.</w:t>
+      </w:r>
+    </w:p>
+    <w:p>
+      <w:pPr>
+        <w:numPr>
+          <w:ilvl w:val="0"/>
+          <w:numId w:val="4"/>
+        </w:numPr>
+        <w:spacing w:after="160" w:line="240" w:lineRule="auto"/>
+      </w:pPr>
+      <w:r>
+        <w:t>Conducted research on best practices in grief support and nonprofit operations to enhance service delivery and program quality.</w:t>
+      </w:r>
+    </w:p>
+    <w:p>
+      <w:pPr>
+        <w:numPr>
+          <w:ilvl w:val="0"/>
+          <w:numId w:val="4"/>
+        </w:numPr>
+        <w:spacing w:after="160" w:line="240" w:lineRule="auto"/>
+      </w:pPr>
+      <w:r>
+        <w:t>Applied trauma-informed and culturally sensitive communication skills while engaging with individuals experiencing grief and loss.</w:t>
+      </w:r>
+    </w:p>
+    <w:p>
+      <w:pPr>
+        <w:spacing w:after="160" w:line="240" w:lineRule="auto"/>
+      </w:pPr>
+      <w:r>
+        <w:rPr>
+          <w:noProof/>
+          <w:lang w:eastAsia="zh-TW"/>
+        </w:rPr>
+        <w:pict w14:anchorId="4ABD7585">
+          <v:rect id="_x0000_i1035" alt="" style="width:468pt;height:.05pt;mso-width-percent:0;mso-height-percent:0;mso-width-percent:0;mso-height-percent:0" o:hralign="center" o:hrstd="t" o:hr="t" fillcolor="#a0a0a0" stroked="f"/>
+        </w:pict>
+      </w:r>
+    </w:p>
+    <w:p>
+      <w:pPr>
+        <w:spacing w:after="160" w:line="240" w:lineRule="auto"/>
+      </w:pPr>
+      <w:r>
+        <w:t xml:space="preserve">Urantia Foundation, Chicago, USA </w:t>
+      </w:r>
+    </w:p>
+    <w:p>
+      <w:pPr>
+        <w:spacing w:after="160" w:line="240" w:lineRule="auto"/>
+      </w:pPr>
+      <w:r>
+        <w:t>Culture Advisor | Part-time (Remote)</w:t>
+      </w:r>
+      <w:r>
+        <w:tab/>
+      </w:r>
+      <w:r>
+        <w:tab/>
+      </w:r>
+      <w:r>
+        <w:tab/>
+      </w:r>
+      <w:r>
+        <w:tab/>
+      </w:r>
+      <w:r>
+        <w:tab/>
+        <w:t xml:space="preserve">             </w:t>
+      </w:r>
+      <w:r>
+        <w:t xml:space="preserve">January 2021 - Present </w:t>
+      </w:r>
+    </w:p>
+    <w:p>
+      <w:pPr>
+        <w:numPr>
+          <w:ilvl w:val="0"/>
+          <w:numId w:val="6"/>
+        </w:numPr>
+        <w:spacing w:after="160" w:line="240" w:lineRule="auto"/>
+      </w:pPr>
+      <w:r>
+        <w:t>Translated books, posters, and digital content into Mandarin to expand the foundation’s reach in Taiwanese and Chinese communities</w:t>
+      </w:r>
+    </w:p>
+    <w:p>
+      <w:pPr>
+        <w:numPr>
+          <w:ilvl w:val="0"/>
+          <w:numId w:val="6"/>
+        </w:numPr>
+        <w:spacing w:after="160" w:line="240" w:lineRule="auto"/>
+      </w:pPr>
+      <w:r>
+        <w:t>Designed and facilitated cultural workshops and events highlighting Taiwanese and Chinese traditions and perspectives</w:t>
+      </w:r>
+    </w:p>
+    <w:p>
+      <w:pPr>
+        <w:numPr>
+          <w:ilvl w:val="0"/>
+          <w:numId w:val="6"/>
+        </w:numPr>
+        <w:spacing w:after="160" w:line="240" w:lineRule="auto"/>
+      </w:pPr>
+      <w:r>
+        <w:t>Built partnerships and facilitated cross-cultural dialogue to support the foundation’s global mission and community engagement goals</w:t>
+      </w:r>
+    </w:p>
+    <w:p>
+      <w:pPr>
+        <w:spacing w:after="160" w:line="240" w:lineRule="auto"/>
+        <w:ind w:left="720"/>
+      </w:pPr>
+    </w:p>
+    <w:p>
+      <w:pPr>
+        <w:spacing w:after="160" w:line="240" w:lineRule="auto"/>
         <w:rPr>
           <w:b/>
           <w:bCs/>
           <w:sz w:val="24"/>
           <w:szCs w:val="24"/>
         </w:rPr>
-        <w:tab/>
-      </w:r>
+      </w:pPr>
       <w:r>
         <w:rPr>
           <w:b/>
@@ -957,93 +1370,66 @@
           <w:sz w:val="24"/>
           <w:szCs w:val="24"/>
         </w:rPr>
-        <w:tab/>
-      </w:r>
-      <w:r>
-        <w:rPr>
-          <w:b/>
-          <w:bCs/>
-          <w:sz w:val="24"/>
-          <w:szCs w:val="24"/>
-        </w:rPr>
-        <w:tab/>
-        <w:t xml:space="preserve">        </w:t>
-      </w:r>
-    </w:p>
-    <w:p>
-      <w:pPr>
-        <w:spacing w:after="160"/>
-        <w:rPr>
-          <w:b/>
-          <w:bCs/>
-        </w:rPr>
-      </w:pPr>
-      <w:r>
-        <w:rPr>
-          <w:b/>
-          <w:bCs/>
-        </w:rPr>
-        <w:t>Clinical Experiences</w:t>
-      </w:r>
-    </w:p>
-    <w:p>
-      <w:pPr>
-        <w:spacing w:after="160"/>
+        <w:t xml:space="preserve">MASTER LEVEL TRAINING EXPERIENCES </w:t>
+      </w:r>
+    </w:p>
+    <w:p>
+      <w:pPr>
+        <w:spacing w:after="160" w:line="240" w:lineRule="auto"/>
       </w:pPr>
       <w:r>
         <w:t>The Child Center of NY, New York, USA</w:t>
       </w:r>
-    </w:p>
-    <w:p>
-      <w:pPr>
-        <w:spacing w:after="160"/>
-      </w:pPr>
-      <w:r>
-        <w:t>Art Therapist/Master Social Worker</w:t>
-      </w:r>
-      <w:r>
-        <w:tab/>
-      </w:r>
-      <w:r>
-        <w:tab/>
-      </w:r>
-      <w:r>
-        <w:tab/>
-      </w:r>
-      <w:r>
-        <w:tab/>
-      </w:r>
-      <w:r>
-        <w:tab/>
-      </w:r>
-      <w:r>
-        <w:tab/>
-        <w:t xml:space="preserve">   Ju</w:t>
-      </w:r>
-      <w:r>
-        <w:t xml:space="preserve">ne </w:t>
-      </w:r>
-      <w:r>
-        <w:t xml:space="preserve">2023 </w:t>
-      </w:r>
-      <w:r>
-        <w:t>–</w:t>
-      </w:r>
-      <w:r>
-        <w:t xml:space="preserve"> </w:t>
-      </w:r>
-      <w:r>
-        <w:t>July 2025</w:t>
-      </w:r>
-    </w:p>
-    <w:p>
-      <w:pPr>
-        <w:pStyle w:val="ListParagraph"/>
+      <w:r>
+        <w:tab/>
+      </w:r>
+      <w:r>
+        <w:tab/>
+      </w:r>
+      <w:r>
+        <w:tab/>
+      </w:r>
+    </w:p>
+    <w:p>
+      <w:pPr>
+        <w:spacing w:after="160" w:line="240" w:lineRule="auto"/>
+        <w:rPr>
+          <w:lang w:eastAsia="zh-TW"/>
+        </w:rPr>
+      </w:pPr>
+      <w:r>
+        <w:t xml:space="preserve">Art Therapy Intern </w:t>
+      </w:r>
+      <w:r>
+        <w:tab/>
+      </w:r>
+      <w:r>
+        <w:tab/>
+      </w:r>
+      <w:r>
+        <w:tab/>
+      </w:r>
+      <w:r>
+        <w:tab/>
+      </w:r>
+      <w:r>
+        <w:tab/>
+      </w:r>
+      <w:r>
+        <w:tab/>
+      </w:r>
+      <w:r>
+        <w:tab/>
+        <w:t xml:space="preserve">    September 2022 – May 2023</w:t>
+      </w:r>
+    </w:p>
+    <w:p>
+      <w:pPr>
         <w:numPr>
           <w:ilvl w:val="0"/>
-          <w:numId w:val="43"/>
+          <w:numId w:val="5"/>
         </w:numPr>
-        <w:spacing w:after="160" w:line="360" w:lineRule="auto"/>
+        <w:spacing w:after="160" w:line="240" w:lineRule="auto"/>
       </w:pPr>
       <w:r>
         <w:t>Facilitate Intensive Outpatient Program (IOP) art therapy groups for mothers experiencing postpartum depression and co-occurring psychiatric conditions such as bipolar disorder, major depression, anxiety, schizophrenia, PTSD, and substance use disorders; integrate art therapy, DBT, and IPT frameworks to foster emotional regulation, insight, and maternal identity reconstruction in a trauma-informed group setting.</w:t>
@@ -1051,498 +1437,26 @@
     </w:p>
     <w:p>
       <w:pPr>
-        <w:pStyle w:val="ListParagraph"/>
         <w:numPr>
           <w:ilvl w:val="0"/>
-          <w:numId w:val="43"/>
+          <w:numId w:val="5"/>
         </w:numPr>
-        <w:spacing w:after="160" w:line="360" w:lineRule="auto"/>
-      </w:pPr>
-      <w:r>
-        <w:t>Provide individual, family, and couples art therapy for women aged 19–44 experiencing perinatal and postpartum depression, integrating DBT, REBT, IPT, and psychoeducational approaches within a trauma-informed and culturally responsive framework.</w:t>
-      </w:r>
-    </w:p>
-    <w:p>
-      <w:pPr>
-        <w:pStyle w:val="ListParagraph"/>
+        <w:spacing w:after="160" w:line="240" w:lineRule="auto"/>
+      </w:pPr>
+      <w:r>
+        <w:t>Conducted individual and family art therapy sessions for children referred from schools, addressing behavioral and emotional challenges and strengthening family communication.</w:t>
+      </w:r>
+    </w:p>
+    <w:p>
+      <w:pPr>
         <w:numPr>
           <w:ilvl w:val="0"/>
-          <w:numId w:val="29"/>
+          <w:numId w:val="5"/>
         </w:numPr>
-        <w:spacing w:after="160" w:line="360" w:lineRule="auto"/>
-      </w:pPr>
-      <w:r>
-        <w:t>Facilitate bilingual (Mandarin and English) therapy groups, including Art Therapy, Circle of Security, Bright Beginnings, Personal Best, and psychoeducation focused on emotional regulation, attachment, and parenting skills.</w:t>
-      </w:r>
-    </w:p>
-    <w:p>
-      <w:pPr>
-        <w:pStyle w:val="ListParagraph"/>
-        <w:numPr>
-          <w:ilvl w:val="0"/>
-          <w:numId w:val="29"/>
-        </w:numPr>
-        <w:spacing w:after="160" w:line="360" w:lineRule="auto"/>
-      </w:pPr>
-      <w:r>
-        <w:t>Conduct intake interviews, comprehensive diagnostic assessments, and treatment planning for mothers, infants, and families to support individualized and systemic goals.</w:t>
-      </w:r>
-    </w:p>
-    <w:p>
-      <w:pPr>
-        <w:pStyle w:val="ListParagraph"/>
-        <w:numPr>
-          <w:ilvl w:val="0"/>
-          <w:numId w:val="29"/>
-        </w:numPr>
-        <w:spacing w:after="160" w:line="360" w:lineRule="auto"/>
-      </w:pPr>
-      <w:r>
-        <w:lastRenderedPageBreak/>
-        <w:t>Provide case management and advocacy support, assisting mothers in accessing housing, food assistance (SNAP), childcare resources, and other government benefits to strengthen family stability and psychosocial well-being.</w:t>
-      </w:r>
-    </w:p>
-    <w:p>
-      <w:pPr>
-        <w:pStyle w:val="ListParagraph"/>
-        <w:numPr>
-          <w:ilvl w:val="0"/>
-          <w:numId w:val="29"/>
-        </w:numPr>
-        <w:spacing w:after="160" w:line="360" w:lineRule="auto"/>
-      </w:pPr>
-      <w:r>
-        <w:t>Develop and lead staff art therapy and self-care workshops, fostering emotional resilience, creative reflection, and team cohesion among clinicians and support staff.</w:t>
-      </w:r>
-    </w:p>
-    <w:p>
-      <w:pPr>
-        <w:pStyle w:val="ListParagraph"/>
-        <w:numPr>
-          <w:ilvl w:val="0"/>
-          <w:numId w:val="29"/>
-        </w:numPr>
-        <w:spacing w:after="160" w:line="360" w:lineRule="auto"/>
-      </w:pPr>
-      <w:r>
-        <w:t>Organize art exhibitions for clients before discharge, offering reflective closure experiences that celebrate clients’ therapeutic progress and creative growth.</w:t>
-      </w:r>
-    </w:p>
-    <w:p>
-      <w:pPr>
-        <w:spacing w:after="160"/>
-      </w:pPr>
-      <w:r>
-        <w:rPr>
-          <w:noProof/>
-          <w:lang w:eastAsia="zh-TW"/>
-        </w:rPr>
-        <w:pict w14:anchorId="3112C5BB">
-          <v:rect id="_x0000_i1050" alt="" style="width:468pt;height:.05pt;mso-width-percent:0;mso-height-percent:0;mso-width-percent:0;mso-height-percent:0" o:hralign="center" o:hrstd="t" o:hr="t" fillcolor="#a0a0a0" stroked="f"/>
-        </w:pict>
-      </w:r>
-    </w:p>
-    <w:p>
-      <w:pPr>
-        <w:spacing w:after="160"/>
-      </w:pPr>
-      <w:r>
-        <w:t xml:space="preserve">Heal You </w:t>
-      </w:r>
-      <w:r>
-        <w:rPr>
-          <w:rFonts w:hint="eastAsia"/>
-        </w:rPr>
-        <w:t>聊心茶室</w:t>
-      </w:r>
-      <w:r>
-        <w:t xml:space="preserve">, Taipei, Taiwan </w:t>
-      </w:r>
-    </w:p>
-    <w:p>
-      <w:pPr>
-        <w:spacing w:after="160"/>
-      </w:pPr>
-      <w:r>
-        <w:t xml:space="preserve">Art Therapist | Part-time (Remote) </w:t>
-      </w:r>
-      <w:r>
-        <w:tab/>
-      </w:r>
-      <w:r>
-        <w:tab/>
-      </w:r>
-      <w:r>
-        <w:tab/>
-      </w:r>
-      <w:r>
-        <w:tab/>
-      </w:r>
-      <w:r>
-        <w:tab/>
-        <w:t xml:space="preserve">         </w:t>
-      </w:r>
-      <w:r>
-        <w:t xml:space="preserve">November 2023 - Present </w:t>
-      </w:r>
-    </w:p>
-    <w:p>
-      <w:pPr>
-        <w:numPr>
-          <w:ilvl w:val="0"/>
-          <w:numId w:val="17"/>
-        </w:numPr>
-        <w:spacing w:after="160"/>
-      </w:pPr>
-      <w:r>
-        <w:t>Provide mental health and art therapy services to Mandarin-speaking clients across diverse age groups and emotional needs</w:t>
-      </w:r>
-    </w:p>
-    <w:p>
-      <w:pPr>
-        <w:numPr>
-          <w:ilvl w:val="0"/>
-          <w:numId w:val="17"/>
-        </w:numPr>
-        <w:spacing w:after="160"/>
-      </w:pPr>
-      <w:r>
-        <w:t>Conduct intake assessments and clinical interviews to gather psychological, familial, and cultural information for diagnostic understanding</w:t>
-      </w:r>
-    </w:p>
-    <w:p>
-      <w:pPr>
-        <w:numPr>
-          <w:ilvl w:val="0"/>
-          <w:numId w:val="17"/>
-        </w:numPr>
-        <w:spacing w:after="160"/>
-      </w:pPr>
-      <w:r>
-        <w:t>Facilitate individual and family art therapy sessions using evidence-based approaches</w:t>
-      </w:r>
-      <w:r>
-        <w:t>,</w:t>
-      </w:r>
-      <w:r>
-        <w:t xml:space="preserve"> including </w:t>
-      </w:r>
-      <w:r>
-        <w:t xml:space="preserve">IPT, </w:t>
-      </w:r>
-      <w:r>
-        <w:t xml:space="preserve">REBT, </w:t>
-      </w:r>
-      <w:r>
-        <w:t>DBT, psychoeducation, and client-centered techniques</w:t>
-      </w:r>
-    </w:p>
-    <w:p>
-      <w:pPr>
-        <w:numPr>
-          <w:ilvl w:val="0"/>
-          <w:numId w:val="17"/>
-        </w:numPr>
-        <w:spacing w:after="160"/>
-      </w:pPr>
-      <w:r>
-        <w:t>Support clients’ emotional regulation, trauma processing, and self-expression through the therapeutic use of art materials and symbolism</w:t>
-      </w:r>
-    </w:p>
-    <w:p>
-      <w:pPr>
-        <w:spacing w:after="160"/>
-      </w:pPr>
-    </w:p>
-    <w:p>
-      <w:pPr>
-        <w:spacing w:after="160"/>
-        <w:rPr>
-          <w:b/>
-          <w:bCs/>
-        </w:rPr>
-      </w:pPr>
-      <w:r>
-        <w:rPr>
-          <w:b/>
-          <w:bCs/>
-        </w:rPr>
-        <w:t>Practicum</w:t>
-      </w:r>
-      <w:r>
-        <w:rPr>
-          <w:b/>
-          <w:bCs/>
-        </w:rPr>
-        <w:t xml:space="preserve"> Experiences</w:t>
-      </w:r>
-    </w:p>
-    <w:p>
-      <w:pPr>
-        <w:spacing w:after="160"/>
-        <w:rPr>
-          <w:lang w:eastAsia="zh-TW"/>
-        </w:rPr>
-      </w:pPr>
-      <w:r>
-        <w:rPr>
-          <w:rFonts w:hint="eastAsia"/>
-          <w:lang w:eastAsia="zh-TW"/>
-        </w:rPr>
-        <w:t xml:space="preserve">BC </w:t>
-      </w:r>
-      <w:r>
-        <w:rPr>
-          <w:lang w:eastAsia="zh-TW"/>
-        </w:rPr>
-        <w:t>Bereavement</w:t>
-      </w:r>
-      <w:r>
-        <w:rPr>
-          <w:rFonts w:hint="eastAsia"/>
-          <w:lang w:eastAsia="zh-TW"/>
-        </w:rPr>
-        <w:t xml:space="preserve"> Hotline,</w:t>
-      </w:r>
-      <w:r>
-        <w:t xml:space="preserve"> </w:t>
-      </w:r>
-      <w:r>
-        <w:rPr>
-          <w:rFonts w:hint="eastAsia"/>
-          <w:lang w:eastAsia="zh-TW"/>
-        </w:rPr>
-        <w:t>Vancouver</w:t>
-      </w:r>
-      <w:r>
-        <w:t xml:space="preserve">, </w:t>
-      </w:r>
-      <w:r>
-        <w:rPr>
-          <w:rFonts w:hint="eastAsia"/>
-          <w:lang w:eastAsia="zh-TW"/>
-        </w:rPr>
-        <w:t>Canada</w:t>
-      </w:r>
-    </w:p>
-    <w:p>
-      <w:pPr>
-        <w:spacing w:after="160"/>
-        <w:rPr>
-          <w:lang w:eastAsia="zh-TW"/>
-        </w:rPr>
-      </w:pPr>
-      <w:r>
-        <w:rPr>
-          <w:rFonts w:hint="eastAsia"/>
-          <w:lang w:eastAsia="zh-TW"/>
-        </w:rPr>
-        <w:t xml:space="preserve">Social Justice Practicum </w:t>
-      </w:r>
-      <w:r>
-        <w:rPr>
-          <w:lang w:eastAsia="zh-TW"/>
-        </w:rPr>
-        <w:t>Student</w:t>
-      </w:r>
-      <w:r>
-        <w:rPr>
-          <w:rFonts w:hint="eastAsia"/>
-          <w:lang w:eastAsia="zh-TW"/>
-        </w:rPr>
-        <w:t>,</w:t>
-      </w:r>
-      <w:r>
-        <w:rPr>
-          <w:lang w:eastAsia="zh-TW"/>
-        </w:rPr>
-        <w:t xml:space="preserve"> Program</w:t>
-      </w:r>
-      <w:r>
-        <w:rPr>
-          <w:rFonts w:hint="eastAsia"/>
-          <w:lang w:eastAsia="zh-TW"/>
-        </w:rPr>
-        <w:t xml:space="preserve"> Outreach Assistant</w:t>
-      </w:r>
-      <w:r>
-        <w:rPr>
-          <w:lang w:eastAsia="zh-TW"/>
-        </w:rPr>
-        <w:t>,</w:t>
-      </w:r>
-      <w:r>
-        <w:tab/>
-      </w:r>
-      <w:r>
-        <w:rPr>
-          <w:rFonts w:hint="eastAsia"/>
-          <w:lang w:eastAsia="zh-TW"/>
-        </w:rPr>
-        <w:t xml:space="preserve">           </w:t>
-      </w:r>
-      <w:r>
-        <w:t>October 20</w:t>
-      </w:r>
-      <w:r>
-        <w:rPr>
-          <w:rFonts w:hint="eastAsia"/>
-          <w:lang w:eastAsia="zh-TW"/>
-        </w:rPr>
-        <w:t>25</w:t>
-      </w:r>
-      <w:r>
-        <w:t xml:space="preserve"> </w:t>
-      </w:r>
-      <w:r>
-        <w:t>-</w:t>
-      </w:r>
-      <w:r>
-        <w:t xml:space="preserve"> </w:t>
-      </w:r>
-      <w:r>
-        <w:rPr>
-          <w:rFonts w:hint="eastAsia"/>
-          <w:lang w:eastAsia="zh-TW"/>
-        </w:rPr>
-        <w:t>Present</w:t>
-      </w:r>
-    </w:p>
-    <w:p>
-      <w:pPr>
-        <w:numPr>
-          <w:ilvl w:val="0"/>
-          <w:numId w:val="4"/>
-        </w:numPr>
-        <w:spacing w:after="160"/>
-      </w:pPr>
-      <w:r>
-        <w:t>Supported the implementation and evaluation of grief support initiatives serving diverse communities across British Columbia.</w:t>
-      </w:r>
-    </w:p>
-    <w:p>
-      <w:pPr>
-        <w:numPr>
-          <w:ilvl w:val="0"/>
-          <w:numId w:val="4"/>
-        </w:numPr>
-        <w:spacing w:after="160"/>
-      </w:pPr>
-      <w:r>
-        <w:t>Assisted the Executive Director and Project Manager in coordinating virtual and in-person grief education programs and community outreach events.</w:t>
-      </w:r>
-    </w:p>
-    <w:p>
-      <w:pPr>
-        <w:numPr>
-          <w:ilvl w:val="0"/>
-          <w:numId w:val="4"/>
-        </w:numPr>
-        <w:spacing w:after="160"/>
-      </w:pPr>
-      <w:r>
-        <w:t>Contributed to program development and internal process improvement, including CRM management, volunteer coordination, and resource material creation.</w:t>
-      </w:r>
-    </w:p>
-    <w:p>
-      <w:pPr>
-        <w:numPr>
-          <w:ilvl w:val="0"/>
-          <w:numId w:val="4"/>
-        </w:numPr>
-        <w:spacing w:after="160"/>
-      </w:pPr>
-      <w:r>
-        <w:t>Conducted research on best practices in grief support and nonprofit operations to enhance service delivery and program quality.</w:t>
-      </w:r>
-    </w:p>
-    <w:p>
-      <w:pPr>
-        <w:numPr>
-          <w:ilvl w:val="0"/>
-          <w:numId w:val="4"/>
-        </w:numPr>
-        <w:spacing w:after="160"/>
-      </w:pPr>
-      <w:r>
-        <w:t>Applied trauma-informed and culturally sensitive communication skills while engaging with individuals experiencing grief and loss.</w:t>
-      </w:r>
-    </w:p>
-    <w:p>
-      <w:pPr>
-        <w:numPr>
-          <w:ilvl w:val="0"/>
-          <w:numId w:val="4"/>
-        </w:numPr>
-        <w:spacing w:after="160"/>
-      </w:pPr>
-      <w:r>
-        <w:t>Supported Truth and Reconciliation initiatives by promoting Indigenous perspectives in grief education and outreach.</w:t>
-      </w:r>
-    </w:p>
-    <w:p>
-      <w:pPr>
-        <w:spacing w:after="160"/>
-        <w:rPr>
-          <w:lang w:eastAsia="zh-TW"/>
-        </w:rPr>
-      </w:pPr>
-      <w:r>
-        <w:rPr>
-          <w:noProof/>
-          <w:lang w:eastAsia="zh-TW"/>
-        </w:rPr>
-        <w:lastRenderedPageBreak/>
-        <w:pict w14:anchorId="5F20E6BE">
-          <v:rect id="_x0000_i1049" alt="" style="width:468pt;height:.05pt;mso-width-percent:0;mso-height-percent:0;mso-width-percent:0;mso-height-percent:0" o:hralign="center" o:hrstd="t" o:hr="t" fillcolor="#a0a0a0" stroked="f"/>
-        </w:pict>
-      </w:r>
-    </w:p>
-    <w:p>
-      <w:pPr>
-        <w:spacing w:after="160"/>
-      </w:pPr>
-      <w:r>
-        <w:t>The Child Center of NY, New York, USA</w:t>
-      </w:r>
-      <w:r>
-        <w:tab/>
-      </w:r>
-      <w:r>
-        <w:tab/>
-      </w:r>
-      <w:r>
-        <w:tab/>
-      </w:r>
-    </w:p>
-    <w:p>
-      <w:pPr>
-        <w:spacing w:after="160"/>
-      </w:pPr>
-      <w:r>
-        <w:t xml:space="preserve">Art Therapy Intern </w:t>
-      </w:r>
-      <w:r>
-        <w:tab/>
-      </w:r>
-      <w:r>
-        <w:tab/>
-      </w:r>
-      <w:r>
-        <w:tab/>
-      </w:r>
-      <w:r>
-        <w:tab/>
-      </w:r>
-      <w:r>
-        <w:tab/>
-      </w:r>
-      <w:r>
-        <w:tab/>
-      </w:r>
-      <w:r>
-        <w:tab/>
-        <w:t xml:space="preserve">    September 2022 – May 2023</w:t>
+        <w:spacing w:after="160" w:line="240" w:lineRule="auto"/>
+      </w:pPr>
+      <w:r>
+        <w:t>Collaborated with a multidisciplinary treatment team (psychologists, social workers, psychiatrists) to implement trauma-informed and culturally responsive care.</w:t>
       </w:r>
     </w:p>
     <w:p>
@@ -1552,59 +1466,7 @@
           <w:ilvl w:val="0"/>
           <w:numId w:val="41"/>
         </w:numPr>
-        <w:spacing w:after="160"/>
-      </w:pPr>
-      <w:r>
-        <w:t>Facilitated evidence-based art therapy and psychotherapy groups, incorporating DBT-, REBT-, and IPT-informed interventions to enhance emotional regulation, self-expression, and interpersonal awareness.</w:t>
-      </w:r>
-    </w:p>
-    <w:p>
-      <w:pPr>
-        <w:pStyle w:val="ListParagraph"/>
-        <w:numPr>
-          <w:ilvl w:val="0"/>
-          <w:numId w:val="41"/>
-        </w:numPr>
-        <w:spacing w:after="160"/>
-      </w:pPr>
-      <w:r>
-        <w:t>Facilitate Intensive Outpatient Program (IOP) art therapy groups for mothers experiencing postpartum depression and co-occurring psychiatric conditions such as bipolar disorder, major depression, anxiety, schizophrenia, PTSD, and substance use disorders; integrate art therapy, DBT, and IPT frameworks to foster emotional regulation, insight, and maternal identity reconstruction in a trauma-informed group setting.</w:t>
-      </w:r>
-    </w:p>
-    <w:p>
-      <w:pPr>
-        <w:pStyle w:val="ListParagraph"/>
-        <w:numPr>
-          <w:ilvl w:val="0"/>
-          <w:numId w:val="41"/>
-        </w:numPr>
-        <w:spacing w:after="160"/>
-      </w:pPr>
-      <w:r>
-        <w:t>Conducted individual and family art therapy sessions for children referred from schools, addressing behavioral and emotional challenges and strengthening family communication.</w:t>
-      </w:r>
-    </w:p>
-    <w:p>
-      <w:pPr>
-        <w:pStyle w:val="ListParagraph"/>
-        <w:numPr>
-          <w:ilvl w:val="0"/>
-          <w:numId w:val="41"/>
-        </w:numPr>
-        <w:spacing w:after="160"/>
-      </w:pPr>
-      <w:r>
-        <w:t>Collaborated with a multidisciplinary treatment team (psychologists, social workers, psychiatrists) to implement trauma-informed and culturally responsive care.</w:t>
-      </w:r>
-    </w:p>
-    <w:p>
-      <w:pPr>
-        <w:pStyle w:val="ListParagraph"/>
-        <w:numPr>
-          <w:ilvl w:val="0"/>
-          <w:numId w:val="41"/>
-        </w:numPr>
-        <w:spacing w:after="160"/>
+        <w:spacing w:after="160" w:line="240" w:lineRule="auto"/>
       </w:pPr>
       <w:r>
         <w:t>Maintained comprehensive clinical documentation, including progress notes, treatment plans, and outcome tracking to ensure continuity and accountability of care.</w:t>
@@ -1612,21 +1474,21 @@
     </w:p>
     <w:p>
       <w:pPr>
-        <w:spacing w:after="160"/>
+        <w:spacing w:after="160" w:line="240" w:lineRule="auto"/>
       </w:pPr>
       <w:r>
         <w:rPr>
           <w:noProof/>
           <w:lang w:eastAsia="zh-TW"/>
         </w:rPr>
-        <w:pict w14:anchorId="787E53EF">
-          <v:rect id="_x0000_i1048" alt="" style="width:468pt;height:.05pt;mso-width-percent:0;mso-height-percent:0;mso-width-percent:0;mso-height-percent:0" o:hralign="center" o:hrstd="t" o:hr="t" fillcolor="#a0a0a0" stroked="f"/>
+        <w:pict w14:anchorId="34C187B9">
+          <v:rect id="_x0000_i1034" alt="" style="width:468pt;height:.05pt;mso-width-percent:0;mso-height-percent:0;mso-width-percent:0;mso-height-percent:0" o:hralign="center" o:hrstd="t" o:hr="t" fillcolor="#a0a0a0" stroked="f"/>
         </w:pict>
       </w:r>
     </w:p>
     <w:p>
       <w:pPr>
-        <w:spacing w:after="160"/>
+        <w:spacing w:after="160" w:line="240" w:lineRule="auto"/>
       </w:pPr>
       <w:r>
         <w:t>Riker’s Island Correctional Facility, New York, USA</w:t>
@@ -1634,7 +1496,7 @@
     </w:p>
     <w:p>
       <w:pPr>
-        <w:spacing w:after="160"/>
+        <w:spacing w:after="160" w:line="240" w:lineRule="auto"/>
       </w:pPr>
       <w:r>
         <w:t>Art Therapy Intern</w:t>
@@ -1683,7 +1545,7 @@
           <w:ilvl w:val="0"/>
           <w:numId w:val="5"/>
         </w:numPr>
-        <w:spacing w:after="160"/>
+        <w:spacing w:after="160" w:line="240" w:lineRule="auto"/>
       </w:pPr>
       <w:r>
         <w:t>Provided individual and group art therapy to incarcerated women, men, and LGBTQ+ individuals in the Mental Health (MI) and PACE units for intensive psychiatric treatment.</w:t>
@@ -1695,9 +1557,10 @@
           <w:ilvl w:val="0"/>
           <w:numId w:val="5"/>
         </w:numPr>
-        <w:spacing w:after="160"/>
-      </w:pPr>
-      <w:r>
+        <w:spacing w:after="160" w:line="240" w:lineRule="auto"/>
+      </w:pPr>
+      <w:r>
+        <w:lastRenderedPageBreak/>
         <w:t>Worked with clients diagnosed with personality disorders, intellectual disabilities, psychosis-spectrum disorders, bipolar I and II, major depressive and anxiety disorders, PTSD, and paraphilic disorders, addressing complex emotional and behavioral needs through creative and evidence-based interventions.</w:t>
       </w:r>
     </w:p>
@@ -1707,7 +1570,7 @@
           <w:ilvl w:val="0"/>
           <w:numId w:val="5"/>
         </w:numPr>
-        <w:spacing w:after="160"/>
+        <w:spacing w:after="160" w:line="240" w:lineRule="auto"/>
       </w:pPr>
       <w:r>
         <w:t>Facilitated art-based exploration of trauma, identity, and self-expression, promoting emotional regulation, psychological resilience, and insight development in a secure environment.</w:t>
@@ -1719,7 +1582,7 @@
           <w:ilvl w:val="0"/>
           <w:numId w:val="5"/>
         </w:numPr>
-        <w:spacing w:after="160"/>
+        <w:spacing w:after="160" w:line="240" w:lineRule="auto"/>
       </w:pPr>
       <w:r>
         <w:t>Collaborated closely with psychiatrists, psychologists, social workers, nurses, and correctional officers to integrate art therapy goals into interdisciplinary treatment and rehabilitation plans.</w:t>
@@ -1731,7 +1594,7 @@
           <w:ilvl w:val="0"/>
           <w:numId w:val="5"/>
         </w:numPr>
-        <w:spacing w:after="160"/>
+        <w:spacing w:after="160" w:line="240" w:lineRule="auto"/>
       </w:pPr>
       <w:r>
         <w:t>Delivered trauma-informed and culturally responsive art therapy interventions, tailored to individual capacities, safety needs, and treatment goals within the correctional setting.</w:t>
@@ -1743,7 +1606,7 @@
           <w:ilvl w:val="0"/>
           <w:numId w:val="5"/>
         </w:numPr>
-        <w:spacing w:after="160"/>
+        <w:spacing w:after="160" w:line="240" w:lineRule="auto"/>
       </w:pPr>
       <w:r>
         <w:t>Participated in weekly multidisciplinary treatment meetings, contributing clinical observations and therapeutic insights to inform case formulation, progress evaluation, and discharge planning.</w:t>
@@ -1751,22 +1614,21 @@
     </w:p>
     <w:p>
       <w:pPr>
-        <w:spacing w:after="160"/>
+        <w:spacing w:after="160" w:line="240" w:lineRule="auto"/>
       </w:pPr>
       <w:r>
         <w:rPr>
           <w:noProof/>
           <w:lang w:eastAsia="zh-TW"/>
         </w:rPr>
-        <w:lastRenderedPageBreak/>
-        <w:pict w14:anchorId="7924673C">
-          <v:rect id="_x0000_i1047" alt="" style="width:468pt;height:.05pt;mso-width-percent:0;mso-height-percent:0;mso-width-percent:0;mso-height-percent:0" o:hralign="center" o:hrstd="t" o:hr="t" fillcolor="#a0a0a0" stroked="f"/>
+        <w:pict w14:anchorId="0B5B5A94">
+          <v:rect id="_x0000_i1033" alt="" style="width:468pt;height:.05pt;mso-width-percent:0;mso-height-percent:0;mso-width-percent:0;mso-height-percent:0" o:hralign="center" o:hrstd="t" o:hr="t" fillcolor="#a0a0a0" stroked="f"/>
         </w:pict>
       </w:r>
     </w:p>
     <w:p>
       <w:pPr>
-        <w:spacing w:after="160"/>
+        <w:spacing w:after="160" w:line="240" w:lineRule="auto"/>
       </w:pPr>
       <w:r>
         <w:t>Parrish of San Marco Vecchio, Florence, Italy</w:t>
@@ -1774,7 +1636,10 @@
     </w:p>
     <w:p>
       <w:pPr>
-        <w:spacing w:after="160"/>
+        <w:spacing w:after="160" w:line="240" w:lineRule="auto"/>
+        <w:rPr>
+          <w:lang w:eastAsia="zh-TW"/>
+        </w:rPr>
       </w:pPr>
       <w:r>
         <w:t>Art Therapy Intern</w:t>
@@ -1813,12 +1678,11 @@
     </w:p>
     <w:p>
       <w:pPr>
-        <w:pStyle w:val="ListParagraph"/>
         <w:numPr>
           <w:ilvl w:val="0"/>
           <w:numId w:val="5"/>
         </w:numPr>
-        <w:spacing w:after="160"/>
+        <w:spacing w:after="160" w:line="240" w:lineRule="auto"/>
       </w:pPr>
       <w:r>
         <w:t>Facilitated group art therapy sessions for children ages 5–12, fostering emotional expression, confidence-building, and social development through creative engagement.</w:t>
@@ -1826,12 +1690,11 @@
     </w:p>
     <w:p>
       <w:pPr>
-        <w:pStyle w:val="ListParagraph"/>
         <w:numPr>
           <w:ilvl w:val="0"/>
           <w:numId w:val="5"/>
         </w:numPr>
-        <w:spacing w:after="160"/>
+        <w:spacing w:after="160" w:line="240" w:lineRule="auto"/>
       </w:pPr>
       <w:r>
         <w:t>Designed and implemented developmentally appropriate art therapy interventions tailored to each child’s individual needs, strengths, and interests.</w:t>
@@ -1839,12 +1702,11 @@
     </w:p>
     <w:p>
       <w:pPr>
-        <w:pStyle w:val="ListParagraph"/>
         <w:numPr>
           <w:ilvl w:val="0"/>
           <w:numId w:val="5"/>
         </w:numPr>
-        <w:spacing w:after="160"/>
+        <w:spacing w:after="160" w:line="240" w:lineRule="auto"/>
       </w:pPr>
       <w:r>
         <w:t>Collaborated with parents and church staff to address emotional and behavioral challenges, providing psychoeducation on the therapeutic benefits of artmaking.</w:t>
@@ -1852,12 +1714,11 @@
     </w:p>
     <w:p>
       <w:pPr>
-        <w:pStyle w:val="ListParagraph"/>
         <w:numPr>
           <w:ilvl w:val="0"/>
           <w:numId w:val="5"/>
         </w:numPr>
-        <w:spacing w:after="160"/>
+        <w:spacing w:after="160" w:line="240" w:lineRule="auto"/>
       </w:pPr>
       <w:r>
         <w:t>Maintained comprehensive documentation of therapeutic goals, session progress, and observable emotional growth.</w:t>
@@ -1865,12 +1726,11 @@
     </w:p>
     <w:p>
       <w:pPr>
-        <w:pStyle w:val="ListParagraph"/>
         <w:numPr>
           <w:ilvl w:val="0"/>
           <w:numId w:val="5"/>
         </w:numPr>
-        <w:spacing w:after="160"/>
+        <w:spacing w:after="160" w:line="240" w:lineRule="auto"/>
       </w:pPr>
       <w:r>
         <w:t>Organized a culminating art exhibition to celebrate participants’ creative achievements and therapeutic journeys, reinforcing self-esteem and community connection.</w:t>
@@ -1878,29 +1738,185 @@
     </w:p>
     <w:p>
       <w:pPr>
-        <w:spacing w:after="160"/>
+        <w:spacing w:after="160" w:line="240" w:lineRule="auto"/>
       </w:pPr>
       <w:r>
         <w:rPr>
           <w:noProof/>
           <w:lang w:eastAsia="zh-TW"/>
         </w:rPr>
-        <w:pict w14:anchorId="2C6AED02">
-          <v:rect id="_x0000_i1046" alt="" style="width:468pt;height:.05pt;mso-width-percent:0;mso-height-percent:0;mso-width-percent:0;mso-height-percent:0" o:hralign="center" o:hrstd="t" o:hr="t" fillcolor="#a0a0a0" stroked="f"/>
+        <w:pict w14:anchorId="148FD989">
+          <v:rect id="_x0000_i1032" alt="" style="width:468pt;height:.05pt;mso-width-percent:0;mso-height-percent:0;mso-width-percent:0;mso-height-percent:0" o:hralign="center" o:hrstd="t" o:hr="t" fillcolor="#a0a0a0" stroked="f"/>
         </w:pict>
       </w:r>
     </w:p>
     <w:p>
       <w:pPr>
-        <w:spacing w:after="160"/>
-      </w:pPr>
+        <w:spacing w:after="160" w:line="240" w:lineRule="auto"/>
+      </w:pPr>
+      <w:r>
+        <w:t>New York University, New York, USA</w:t>
+      </w:r>
+      <w:r>
+        <w:t xml:space="preserve"> </w:t>
+      </w:r>
+      <w:r>
+        <w:t xml:space="preserve"> </w:t>
+      </w:r>
+      <w:r>
+        <w:tab/>
+      </w:r>
+      <w:r>
+        <w:tab/>
+      </w:r>
+      <w:r>
+        <w:tab/>
+      </w:r>
+      <w:r>
+        <w:tab/>
+      </w:r>
+      <w:r>
+        <w:tab/>
+      </w:r>
+      <w:r>
+        <w:tab/>
+      </w:r>
+      <w:r>
+        <w:tab/>
+      </w:r>
+    </w:p>
+    <w:p>
+      <w:pPr>
+        <w:spacing w:after="160" w:line="240" w:lineRule="auto"/>
+      </w:pPr>
+      <w:r>
+        <w:t>Art Therapy Intern</w:t>
+      </w:r>
+      <w:r>
+        <w:tab/>
+      </w:r>
+      <w:r>
+        <w:tab/>
+      </w:r>
+      <w:r>
+        <w:tab/>
+      </w:r>
+      <w:r>
+        <w:tab/>
+      </w:r>
+      <w:r>
+        <w:tab/>
+      </w:r>
+      <w:r>
+        <w:tab/>
+      </w:r>
+      <w:r>
+        <w:tab/>
+      </w:r>
+      <w:r>
+        <w:tab/>
+        <w:t xml:space="preserve">        </w:t>
+      </w:r>
+      <w:r>
+        <w:t xml:space="preserve">     Jan</w:t>
+      </w:r>
+      <w:r>
+        <w:t xml:space="preserve"> </w:t>
+      </w:r>
+      <w:r>
+        <w:t>-</w:t>
+      </w:r>
+      <w:r>
+        <w:t xml:space="preserve"> </w:t>
+      </w:r>
+      <w:r>
+        <w:t>May 202</w:t>
+      </w:r>
+      <w:r>
+        <w:t>3</w:t>
+      </w:r>
+      <w:r>
+        <w:t xml:space="preserve"> </w:t>
+      </w:r>
+    </w:p>
+    <w:p>
+      <w:pPr>
+        <w:numPr>
+          <w:ilvl w:val="0"/>
+          <w:numId w:val="28"/>
+        </w:numPr>
+        <w:spacing w:after="160" w:line="240" w:lineRule="auto"/>
+      </w:pPr>
+      <w:r>
+        <w:t xml:space="preserve">Co-led </w:t>
+      </w:r>
+      <w:r>
+        <w:t>Art for Wellness</w:t>
+      </w:r>
+      <w:r>
+        <w:t xml:space="preserve"> for NYU students and community members with chronic illnesses (e.g., respiratory conditions, Parkinson’s disease)</w:t>
+      </w:r>
+    </w:p>
+    <w:p>
+      <w:pPr>
+        <w:numPr>
+          <w:ilvl w:val="0"/>
+          <w:numId w:val="28"/>
+        </w:numPr>
+        <w:spacing w:after="160" w:line="240" w:lineRule="auto"/>
+      </w:pPr>
+      <w:r>
+        <w:t>Facilitated art-making sessions that supported stress relief, emotional expression, and social connection</w:t>
+      </w:r>
+    </w:p>
+    <w:p>
+      <w:pPr>
+        <w:numPr>
+          <w:ilvl w:val="0"/>
+          <w:numId w:val="28"/>
+        </w:numPr>
+        <w:spacing w:after="160" w:line="240" w:lineRule="auto"/>
+      </w:pPr>
+      <w:r>
+        <w:t>Collaborated with the Program Director to implement trauma-informed, client-centered group activities</w:t>
+      </w:r>
+    </w:p>
+    <w:p>
+      <w:pPr>
+        <w:numPr>
+          <w:ilvl w:val="0"/>
+          <w:numId w:val="28"/>
+        </w:numPr>
+        <w:spacing w:after="160" w:line="240" w:lineRule="auto"/>
+      </w:pPr>
+      <w:r>
+        <w:t>Introduced participants to the foundations of art therapy and its applications for mental health and holistic wellness</w:t>
+      </w:r>
+    </w:p>
+    <w:p>
+      <w:pPr>
+        <w:spacing w:after="160" w:line="240" w:lineRule="auto"/>
+      </w:pPr>
+      <w:r>
+        <w:rPr>
+          <w:noProof/>
+          <w:lang w:eastAsia="zh-TW"/>
+        </w:rPr>
+        <w:lastRenderedPageBreak/>
+        <w:pict w14:anchorId="5FDCF541">
+          <v:rect id="_x0000_i1031" alt="" style="width:468pt;height:.05pt;mso-width-percent:0;mso-height-percent:0;mso-width-percent:0;mso-height-percent:0" o:hralign="center" o:hrstd="t" o:hr="t" fillcolor="#a0a0a0" stroked="f"/>
+        </w:pict>
+      </w:r>
       <w:r>
         <w:t>Rubin Museum: Healing Through Art, New York, USA</w:t>
       </w:r>
     </w:p>
     <w:p>
       <w:pPr>
-        <w:spacing w:after="160"/>
+        <w:spacing w:after="160" w:line="240" w:lineRule="auto"/>
+        <w:rPr>
+          <w:lang w:eastAsia="zh-TW"/>
+        </w:rPr>
       </w:pPr>
       <w:r>
         <w:t>Art Therapy Intern</w:t>
@@ -1944,6 +1960,502 @@
       </w:r>
       <w:r>
         <w:t>May 2022</w:t>
+      </w:r>
+    </w:p>
+    <w:p>
+      <w:pPr>
+        <w:numPr>
+          <w:ilvl w:val="0"/>
+          <w:numId w:val="5"/>
+        </w:numPr>
+        <w:spacing w:after="160" w:line="240" w:lineRule="auto"/>
+      </w:pPr>
+      <w:r>
+        <w:t>Facilitated art therapy groups within the Healing Through Art exhibition, promoting emotional well-being, self-expression, and reflection through creative engagement.</w:t>
+      </w:r>
+    </w:p>
+    <w:p>
+      <w:pPr>
+        <w:numPr>
+          <w:ilvl w:val="0"/>
+          <w:numId w:val="5"/>
+        </w:numPr>
+        <w:spacing w:after="160" w:line="240" w:lineRule="auto"/>
+      </w:pPr>
+      <w:r>
+        <w:t>Designed and implemented art-based interventions for diverse visitors, including children, adults, and seniors, tailored to varying levels of emotional and cognitive readiness.</w:t>
+      </w:r>
+    </w:p>
+    <w:p>
+      <w:pPr>
+        <w:numPr>
+          <w:ilvl w:val="0"/>
+          <w:numId w:val="5"/>
+        </w:numPr>
+        <w:spacing w:after="160" w:line="240" w:lineRule="auto"/>
+      </w:pPr>
+      <w:r>
+        <w:t>Collaborated with museum staff and volunteers to integrate therapeutic activities into exhibition programming, enhancing accessibility and visitor participation.</w:t>
+      </w:r>
+    </w:p>
+    <w:p>
+      <w:pPr>
+        <w:numPr>
+          <w:ilvl w:val="0"/>
+          <w:numId w:val="5"/>
+        </w:numPr>
+        <w:spacing w:after="160" w:line="240" w:lineRule="auto"/>
+      </w:pPr>
+      <w:r>
+        <w:t>Provided psychoeducation on the psychological benefits of creativity and artmaking, fostering public awareness of art therapy as a mental health resource.</w:t>
+      </w:r>
+    </w:p>
+    <w:p>
+      <w:pPr>
+        <w:spacing w:after="160" w:line="240" w:lineRule="auto"/>
+        <w:ind w:left="720"/>
+      </w:pPr>
+    </w:p>
+    <w:p>
+      <w:pPr>
+        <w:spacing w:after="160" w:line="240" w:lineRule="auto"/>
+        <w:rPr>
+          <w:sz w:val="24"/>
+          <w:szCs w:val="24"/>
+        </w:rPr>
+      </w:pPr>
+      <w:r>
+        <w:rPr>
+          <w:b/>
+          <w:bCs/>
+          <w:sz w:val="24"/>
+          <w:szCs w:val="24"/>
+        </w:rPr>
+        <w:t xml:space="preserve">RESEARCH EXPERIENCES </w:t>
+      </w:r>
+    </w:p>
+    <w:p>
+      <w:pPr>
+        <w:spacing w:after="160" w:line="240" w:lineRule="auto"/>
+        <w:rPr>
+          <w:rFonts w:ascii="MS Gothic" w:eastAsia="MS Gothic" w:hAnsi="MS Gothic" w:cs="MS Gothic"/>
+        </w:rPr>
+      </w:pPr>
+      <w:r>
+        <w:t xml:space="preserve">Mount Sinai Hospital Suicide </w:t>
+      </w:r>
+      <w:r>
+        <w:t>Prevention Research Lab</w:t>
+      </w:r>
+      <w:r>
+        <w:t>, New York, USA</w:t>
+      </w:r>
+      <w:r>
+        <w:rPr>
+          <w:rFonts w:ascii="MS Gothic" w:eastAsia="MS Gothic" w:hAnsi="MS Gothic" w:cs="MS Gothic" w:hint="eastAsia"/>
+        </w:rPr>
+        <w:t> +</w:t>
+      </w:r>
+    </w:p>
+    <w:p>
+      <w:pPr>
+        <w:spacing w:after="160" w:line="240" w:lineRule="auto"/>
+        <w:rPr>
+          <w:rFonts w:eastAsia="MS Gothic" w:cs="MS Gothic"/>
+        </w:rPr>
+      </w:pPr>
+      <w:r>
+        <w:rPr>
+          <w:rFonts w:eastAsia="MS Gothic" w:cs="MS Gothic"/>
+        </w:rPr>
+        <w:t>Directed by Dr. Igor Galynker</w:t>
+      </w:r>
+    </w:p>
+    <w:p>
+      <w:pPr>
+        <w:spacing w:after="160" w:line="240" w:lineRule="auto"/>
+      </w:pPr>
+      <w:r>
+        <w:t xml:space="preserve">Graduate </w:t>
+      </w:r>
+      <w:r>
+        <w:t>Research Assistant</w:t>
+      </w:r>
+      <w:r>
+        <w:tab/>
+      </w:r>
+      <w:r>
+        <w:tab/>
+      </w:r>
+      <w:r>
+        <w:tab/>
+      </w:r>
+      <w:r>
+        <w:tab/>
+      </w:r>
+      <w:r>
+        <w:tab/>
+      </w:r>
+      <w:r>
+        <w:tab/>
+        <w:t xml:space="preserve">     </w:t>
+      </w:r>
+      <w:r>
+        <w:t xml:space="preserve">September 2024 – </w:t>
+      </w:r>
+      <w:r>
+        <w:t>July 2025</w:t>
+      </w:r>
+    </w:p>
+    <w:p>
+      <w:pPr>
+        <w:numPr>
+          <w:ilvl w:val="0"/>
+          <w:numId w:val="19"/>
+        </w:numPr>
+        <w:spacing w:after="160" w:line="240" w:lineRule="auto"/>
+      </w:pPr>
+      <w:r>
+        <w:t>Supported suicide intervention research initiatives aimed at identifying and preventing suicidal behaviors in high-risk populations.</w:t>
+      </w:r>
+    </w:p>
+    <w:p>
+      <w:pPr>
+        <w:numPr>
+          <w:ilvl w:val="0"/>
+          <w:numId w:val="19"/>
+        </w:numPr>
+        <w:spacing w:after="160" w:line="240" w:lineRule="auto"/>
+      </w:pPr>
+      <w:r>
+        <w:t>Conducted structured interviews and assessments under supervision, aiding in data collection for ongoing studies.</w:t>
+      </w:r>
+    </w:p>
+    <w:p>
+      <w:pPr>
+        <w:numPr>
+          <w:ilvl w:val="0"/>
+          <w:numId w:val="19"/>
+        </w:numPr>
+        <w:spacing w:after="160" w:line="240" w:lineRule="auto"/>
+      </w:pPr>
+      <w:r>
+        <w:t>Collaborated with a multidisciplinary research team investigating the Suicide Crisis Syndrome (SCS) and the Narrative-Crisis Model of Suicide, examining psychological processes underlying imminent suicide risk.</w:t>
+      </w:r>
+    </w:p>
+    <w:p>
+      <w:pPr>
+        <w:numPr>
+          <w:ilvl w:val="0"/>
+          <w:numId w:val="19"/>
+        </w:numPr>
+        <w:spacing w:after="160" w:line="240" w:lineRule="auto"/>
+      </w:pPr>
+      <w:r>
+        <w:t>Assisted in compiling reports, analyzing findings, and preparing materials for presentations at conferences and academic publications.</w:t>
+      </w:r>
+    </w:p>
+    <w:p>
+      <w:pPr>
+        <w:spacing w:after="160" w:line="240" w:lineRule="auto"/>
+      </w:pPr>
+      <w:r>
+        <w:rPr>
+          <w:noProof/>
+          <w:lang w:eastAsia="zh-TW"/>
+        </w:rPr>
+        <w:pict w14:anchorId="3F1CAB52">
+          <v:rect id="_x0000_i1030" alt="" style="width:468pt;height:.05pt;mso-width-percent:0;mso-height-percent:0;mso-width-percent:0;mso-height-percent:0" o:hralign="center" o:hrstd="t" o:hr="t" fillcolor="#a0a0a0" stroked="f"/>
+        </w:pict>
+      </w:r>
+    </w:p>
+    <w:p>
+      <w:pPr>
+        <w:spacing w:after="160" w:line="240" w:lineRule="auto"/>
+        <w:rPr>
+          <w:lang w:eastAsia="zh-TW"/>
+        </w:rPr>
+      </w:pPr>
+      <w:r>
+        <w:t>BOBA Project</w:t>
+      </w:r>
+      <w:r>
+        <w:t xml:space="preserve">, Developmental Risk and Cultural Resilience Lab, Brigham and Women’s Hospital, Harvard Medical </w:t>
+      </w:r>
+      <w:r>
+        <w:t>School, National Institute of Mental Health</w:t>
+      </w:r>
+      <w:r>
+        <w:rPr>
+          <w:rFonts w:hint="eastAsia"/>
+          <w:lang w:eastAsia="zh-TW"/>
+        </w:rPr>
+        <w:t>, New York, USA</w:t>
+      </w:r>
+    </w:p>
+    <w:p>
+      <w:pPr>
+        <w:spacing w:after="160" w:line="240" w:lineRule="auto"/>
+        <w:rPr>
+          <w:rFonts w:eastAsia="MS Gothic" w:cs="MS Gothic"/>
+        </w:rPr>
+      </w:pPr>
+      <w:r>
+        <w:rPr>
+          <w:rFonts w:eastAsia="MS Gothic" w:cs="MS Gothic"/>
+        </w:rPr>
+        <w:t xml:space="preserve">Directed by Dr. </w:t>
+      </w:r>
+      <w:r>
+        <w:rPr>
+          <w:rFonts w:eastAsia="MS Gothic" w:cs="MS Gothic"/>
+        </w:rPr>
+        <w:t>Cindy Liu and Dr. Tiffany Yip</w:t>
+      </w:r>
+    </w:p>
+    <w:p>
+      <w:pPr>
+        <w:spacing w:after="160" w:line="240" w:lineRule="auto"/>
+      </w:pPr>
+      <w:r>
+        <w:t xml:space="preserve">Graduate </w:t>
+      </w:r>
+      <w:r>
+        <w:t>Research Assistant</w:t>
+      </w:r>
+      <w:r>
+        <w:tab/>
+      </w:r>
+      <w:r>
+        <w:tab/>
+      </w:r>
+      <w:r>
+        <w:tab/>
+      </w:r>
+      <w:r>
+        <w:tab/>
+      </w:r>
+      <w:r>
+        <w:tab/>
+      </w:r>
+      <w:r>
+        <w:tab/>
+        <w:t xml:space="preserve">   </w:t>
+      </w:r>
+      <w:r>
+        <w:t xml:space="preserve"> </w:t>
+      </w:r>
+      <w:r>
+        <w:t xml:space="preserve">September 2024 – </w:t>
+      </w:r>
+      <w:r>
+        <w:t>July 2025</w:t>
+      </w:r>
+    </w:p>
+    <w:p>
+      <w:pPr>
+        <w:numPr>
+          <w:ilvl w:val="0"/>
+          <w:numId w:val="20"/>
+        </w:numPr>
+        <w:spacing w:after="160" w:line="240" w:lineRule="auto"/>
+      </w:pPr>
+      <w:r>
+        <w:t>Engaged in recruitment and outreach for a 5-year longitudinal study focused on racial discrimination, racial socialization, and mental health among Chinese American adolescents.</w:t>
+      </w:r>
+    </w:p>
+    <w:p>
+      <w:pPr>
+        <w:numPr>
+          <w:ilvl w:val="0"/>
+          <w:numId w:val="20"/>
+        </w:numPr>
+        <w:spacing w:after="160" w:line="240" w:lineRule="auto"/>
+      </w:pPr>
+      <w:r>
+        <w:t>Conducted community-based research efforts, including on-site recruitment in NYC Chinatown and Flushing, fostering trust with participants and community organizations.</w:t>
+      </w:r>
+    </w:p>
+    <w:p>
+      <w:pPr>
+        <w:numPr>
+          <w:ilvl w:val="0"/>
+          <w:numId w:val="20"/>
+        </w:numPr>
+        <w:spacing w:after="160" w:line="240" w:lineRule="auto"/>
+      </w:pPr>
+      <w:r>
+        <w:t>Actively contributed to project meetings, data management, and report preparation, providing bilingual support to bridge language and cultural nuances in research tasks.</w:t>
+      </w:r>
+    </w:p>
+    <w:p>
+      <w:pPr>
+        <w:spacing w:after="160" w:line="240" w:lineRule="auto"/>
+        <w:rPr>
+          <w:lang w:eastAsia="zh-TW"/>
+        </w:rPr>
+      </w:pPr>
+      <w:r>
+        <w:rPr>
+          <w:noProof/>
+          <w:lang w:eastAsia="zh-TW"/>
+        </w:rPr>
+        <w:pict w14:anchorId="49B125BC">
+          <v:rect id="_x0000_i1029" alt="" style="width:468pt;height:.05pt;mso-width-percent:0;mso-height-percent:0;mso-width-percent:0;mso-height-percent:0" o:hralign="center" o:hrstd="t" o:hr="t" fillcolor="#a0a0a0" stroked="f"/>
+        </w:pict>
+      </w:r>
+    </w:p>
+    <w:p>
+      <w:pPr>
+        <w:spacing w:after="160" w:line="240" w:lineRule="auto"/>
+        <w:rPr>
+          <w:lang w:eastAsia="zh-TW"/>
+        </w:rPr>
+      </w:pPr>
+      <w:r>
+        <w:lastRenderedPageBreak/>
+        <w:t>Beijing Bridging Hope Charity Foundation &amp; Central Academy of Fine Arts</w:t>
+      </w:r>
+      <w:r>
+        <w:rPr>
+          <w:rFonts w:hint="eastAsia"/>
+          <w:lang w:eastAsia="zh-TW"/>
+        </w:rPr>
+        <w:t>, Beijing, China</w:t>
+      </w:r>
+    </w:p>
+    <w:p>
+      <w:pPr>
+        <w:spacing w:after="160" w:line="240" w:lineRule="auto"/>
+        <w:rPr>
+          <w:lang w:eastAsia="zh-TW"/>
+        </w:rPr>
+      </w:pPr>
+      <w:r>
+        <w:t>Research Collaborator</w:t>
+      </w:r>
+      <w:r>
+        <w:rPr>
+          <w:rFonts w:hint="eastAsia"/>
+          <w:lang w:eastAsia="zh-TW"/>
+        </w:rPr>
+        <w:t xml:space="preserve"> </w:t>
+      </w:r>
+      <w:r>
+        <w:rPr>
+          <w:lang w:eastAsia="zh-TW"/>
+        </w:rPr>
+        <w:tab/>
+      </w:r>
+      <w:r>
+        <w:rPr>
+          <w:lang w:eastAsia="zh-TW"/>
+        </w:rPr>
+        <w:tab/>
+      </w:r>
+      <w:r>
+        <w:rPr>
+          <w:lang w:eastAsia="zh-TW"/>
+        </w:rPr>
+        <w:tab/>
+      </w:r>
+      <w:r>
+        <w:rPr>
+          <w:lang w:eastAsia="zh-TW"/>
+        </w:rPr>
+        <w:tab/>
+      </w:r>
+      <w:r>
+        <w:rPr>
+          <w:lang w:eastAsia="zh-TW"/>
+        </w:rPr>
+        <w:tab/>
+      </w:r>
+      <w:r>
+        <w:rPr>
+          <w:lang w:eastAsia="zh-TW"/>
+        </w:rPr>
+        <w:tab/>
+      </w:r>
+      <w:r>
+        <w:rPr>
+          <w:lang w:eastAsia="zh-TW"/>
+        </w:rPr>
+        <w:tab/>
+      </w:r>
+      <w:r>
+        <w:rPr>
+          <w:rFonts w:hint="eastAsia"/>
+          <w:lang w:eastAsia="zh-TW"/>
+        </w:rPr>
+        <w:t xml:space="preserve"> </w:t>
+      </w:r>
+      <w:r>
+        <w:rPr>
+          <w:rFonts w:hint="eastAsia"/>
+          <w:lang w:eastAsia="zh-TW"/>
+        </w:rPr>
+        <w:t xml:space="preserve">     April</w:t>
+      </w:r>
+      <w:r>
+        <w:t xml:space="preserve"> 202</w:t>
+      </w:r>
+      <w:r>
+        <w:rPr>
+          <w:rFonts w:hint="eastAsia"/>
+          <w:lang w:eastAsia="zh-TW"/>
+        </w:rPr>
+        <w:t>5</w:t>
+      </w:r>
+      <w:r>
+        <w:t xml:space="preserve"> – Present</w:t>
+      </w:r>
+    </w:p>
+    <w:p>
+      <w:pPr>
+        <w:numPr>
+          <w:ilvl w:val="0"/>
+          <w:numId w:val="20"/>
+        </w:numPr>
+        <w:spacing w:after="160" w:line="240" w:lineRule="auto"/>
+      </w:pPr>
+      <w:r>
+        <w:t>Project: “Empirical Research and Application of Art as Therapy in Mental Health Interventions for Middle School Students in Rural and Township Areas in China”</w:t>
+      </w:r>
+    </w:p>
+    <w:p>
+      <w:pPr>
+        <w:numPr>
+          <w:ilvl w:val="0"/>
+          <w:numId w:val="20"/>
+        </w:numPr>
+        <w:spacing w:after="160" w:line="240" w:lineRule="auto"/>
+      </w:pPr>
+      <w:r>
+        <w:t>Collaborate with Beijing Bridging Hope Charity Foundation and Central Academy of Fine Arts to co-design and lead the research framework, integrating academic, clinical, and community perspectives for an applied art therapy program in rural schools.</w:t>
+      </w:r>
+    </w:p>
+    <w:p>
+      <w:pPr>
+        <w:numPr>
+          <w:ilvl w:val="0"/>
+          <w:numId w:val="20"/>
+        </w:numPr>
+        <w:spacing w:after="160" w:line="240" w:lineRule="auto"/>
+      </w:pPr>
+      <w:r>
+        <w:t xml:space="preserve">Contribute to curriculum design, data collection protocols, and </w:t>
+      </w:r>
+      <w:r>
+        <w:rPr>
+          <w:rFonts w:hint="eastAsia"/>
+          <w:lang w:eastAsia="zh-TW"/>
+        </w:rPr>
+        <w:t xml:space="preserve">an </w:t>
+      </w:r>
+      <w:r>
+        <w:t>ethical framework for evaluating the impact of creative arts therapy on students’ emotional well-being and psychosocial adjustment.</w:t>
       </w:r>
     </w:p>
     <w:p>
@@ -1953,664 +2465,178 @@
           <w:ilvl w:val="0"/>
           <w:numId w:val="45"/>
         </w:numPr>
-        <w:spacing w:after="160"/>
-      </w:pPr>
-      <w:r>
-        <w:t>Facilitated art therapy groups within the Healing Through Art exhibition, promoting emotional well-being, self-expression, and reflection through creative engagement.</w:t>
+        <w:spacing w:after="160" w:line="240" w:lineRule="auto"/>
+      </w:pPr>
+      <w:r>
+        <w:t>Support interdisciplinary dialogue between art, psychology, and education, promoting sustainable and culturally responsive art therapy practices in community-based settings.</w:t>
       </w:r>
     </w:p>
     <w:p>
       <w:pPr>
         <w:pStyle w:val="ListParagraph"/>
-        <w:numPr>
-          <w:ilvl w:val="0"/>
-          <w:numId w:val="5"/>
-        </w:numPr>
-        <w:spacing w:after="160"/>
-      </w:pPr>
-      <w:r>
-        <w:t>Designed and implemented art-based interventions for diverse visitors, including children, adults, and seniors, tailored to varying levels of emotional and cognitive readiness.</w:t>
-      </w:r>
-    </w:p>
-    <w:p>
-      <w:pPr>
-        <w:pStyle w:val="ListParagraph"/>
-        <w:numPr>
-          <w:ilvl w:val="0"/>
-          <w:numId w:val="5"/>
-        </w:numPr>
-        <w:spacing w:after="160"/>
-      </w:pPr>
-      <w:r>
-        <w:t>Collaborated with museum staff and volunteers to integrate therapeutic activities into exhibition programming, enhancing accessibility and visitor participation.</w:t>
-      </w:r>
-    </w:p>
-    <w:p>
-      <w:pPr>
-        <w:pStyle w:val="ListParagraph"/>
-        <w:numPr>
-          <w:ilvl w:val="0"/>
-          <w:numId w:val="5"/>
-        </w:numPr>
-        <w:spacing w:after="160"/>
-      </w:pPr>
-      <w:r>
-        <w:t>Provided psychoeducation on the psychological benefits of creativity and artmaking, fostering public awareness of art therapy as a mental health resource.</w:t>
-      </w:r>
-    </w:p>
-    <w:p>
-      <w:pPr>
-        <w:pStyle w:val="ListParagraph"/>
-        <w:numPr>
-          <w:ilvl w:val="0"/>
-          <w:numId w:val="5"/>
-        </w:numPr>
-        <w:spacing w:after="160"/>
-      </w:pPr>
-      <w:r>
-        <w:t>Maintained accurate records of visitor engagement and material usage, ensuring smooth facilitation and continuity of program operations.</w:t>
-      </w:r>
-    </w:p>
-    <w:p>
-      <w:pPr>
-        <w:spacing w:after="160"/>
-      </w:pPr>
-      <w:r>
-        <w:rPr>
-          <w:noProof/>
-          <w:lang w:eastAsia="zh-TW"/>
-        </w:rPr>
-        <w:pict w14:anchorId="6CC9BA62">
-          <v:rect id="_x0000_i1045" alt="" style="width:468pt;height:.05pt;mso-width-percent:0;mso-height-percent:0;mso-width-percent:0;mso-height-percent:0" o:hralign="center" o:hrstd="t" o:hr="t" fillcolor="#a0a0a0" stroked="f"/>
-        </w:pict>
-      </w:r>
-    </w:p>
-    <w:p>
-      <w:pPr>
-        <w:spacing w:after="160"/>
-      </w:pPr>
-      <w:r>
-        <w:t xml:space="preserve">Utopia, New York, USA </w:t>
-      </w:r>
-    </w:p>
-    <w:p>
-      <w:pPr>
-        <w:spacing w:after="160"/>
-      </w:pPr>
-      <w:r>
-        <w:t xml:space="preserve">Art Therapist | Part-time </w:t>
-      </w:r>
-      <w:r>
-        <w:tab/>
-      </w:r>
-      <w:r>
-        <w:tab/>
-      </w:r>
-      <w:r>
-        <w:tab/>
-      </w:r>
-      <w:r>
-        <w:tab/>
-      </w:r>
-      <w:r>
-        <w:tab/>
-      </w:r>
-      <w:r>
-        <w:tab/>
-      </w:r>
-      <w:r>
-        <w:t xml:space="preserve">            </w:t>
-      </w:r>
-      <w:r>
-        <w:t xml:space="preserve">August 2023 </w:t>
-      </w:r>
-      <w:r>
-        <w:t>–</w:t>
-      </w:r>
-      <w:r>
-        <w:t xml:space="preserve"> </w:t>
-      </w:r>
-      <w:r>
-        <w:t>July 2025</w:t>
-      </w:r>
-      <w:r>
-        <w:t xml:space="preserve"> </w:t>
-      </w:r>
-    </w:p>
-    <w:p>
-      <w:pPr>
-        <w:pStyle w:val="ListParagraph"/>
-        <w:numPr>
-          <w:ilvl w:val="0"/>
-          <w:numId w:val="46"/>
-        </w:numPr>
-        <w:spacing w:after="160"/>
-      </w:pPr>
-      <w:r>
-        <w:t>Organize and lead art-as-therapy workshops for the general public, developing creative themes responsive to participants’ emotional needs and personal interests.</w:t>
-      </w:r>
-    </w:p>
-    <w:p>
-      <w:pPr>
-        <w:pStyle w:val="ListParagraph"/>
-        <w:numPr>
-          <w:ilvl w:val="0"/>
-          <w:numId w:val="46"/>
-        </w:numPr>
-        <w:spacing w:after="160"/>
-      </w:pPr>
-      <w:r>
-        <w:t>Facilitate art therapy sessions during gallery exhibitions, supporting visitors’ emotional reflection and connection to exhibited works through guided creative processes.</w:t>
-      </w:r>
-    </w:p>
-    <w:p>
-      <w:pPr>
-        <w:pStyle w:val="ListParagraph"/>
-        <w:numPr>
-          <w:ilvl w:val="0"/>
-          <w:numId w:val="46"/>
-        </w:numPr>
-        <w:spacing w:after="160"/>
-      </w:pPr>
-      <w:r>
-        <w:t>Collaborate with the design and curation team to plan art events that merge artistic expression with mental health awareness.</w:t>
-      </w:r>
-    </w:p>
-    <w:p>
-      <w:pPr>
-        <w:pStyle w:val="ListParagraph"/>
-        <w:numPr>
-          <w:ilvl w:val="0"/>
-          <w:numId w:val="46"/>
-        </w:numPr>
-        <w:spacing w:after="160"/>
-      </w:pPr>
-      <w:r>
-        <w:t>Create marketing and social media materials that promote community engagement, public education, and accessibility of art therapy programming.</w:t>
-      </w:r>
-    </w:p>
-    <w:p>
-      <w:pPr>
-        <w:pStyle w:val="ListParagraph"/>
-        <w:spacing w:after="160"/>
-      </w:pPr>
-    </w:p>
-    <w:p>
-      <w:pPr>
-        <w:spacing w:after="160"/>
-      </w:pPr>
-      <w:r>
+        <w:spacing w:after="160" w:line="240" w:lineRule="auto"/>
+      </w:pPr>
+    </w:p>
+    <w:p>
+      <w:pPr>
+        <w:spacing w:after="160" w:line="240" w:lineRule="auto"/>
         <w:rPr>
           <w:b/>
           <w:bCs/>
-        </w:rPr>
-        <w:t>Research Experience</w:t>
-      </w:r>
-      <w:r>
-        <w:t xml:space="preserve"> </w:t>
-      </w:r>
-    </w:p>
-    <w:p>
-      <w:pPr>
-        <w:spacing w:after="160"/>
-        <w:rPr>
-          <w:rFonts w:ascii="MS Gothic" w:eastAsia="MS Gothic" w:hAnsi="MS Gothic" w:cs="MS Gothic"/>
-        </w:rPr>
-      </w:pPr>
-      <w:r>
-        <w:lastRenderedPageBreak/>
-        <w:t xml:space="preserve">Mount Sinai Hospital Suicide </w:t>
-      </w:r>
-      <w:r>
-        <w:t>Prevention Research Lab</w:t>
-      </w:r>
-      <w:r>
-        <w:t>, New York, USA</w:t>
-      </w:r>
-      <w:r>
-        <w:rPr>
-          <w:rFonts w:ascii="MS Gothic" w:eastAsia="MS Gothic" w:hAnsi="MS Gothic" w:cs="MS Gothic" w:hint="eastAsia"/>
-        </w:rPr>
-        <w:t> -</w:t>
-      </w:r>
-    </w:p>
-    <w:p>
-      <w:pPr>
-        <w:spacing w:after="160"/>
-        <w:rPr>
-          <w:rFonts w:eastAsia="MS Gothic" w:cs="MS Gothic"/>
-        </w:rPr>
-      </w:pPr>
-      <w:r>
-        <w:rPr>
-          <w:rFonts w:eastAsia="MS Gothic" w:cs="MS Gothic"/>
-        </w:rPr>
-        <w:t>Directed by Dr. Igor Galynker</w:t>
-      </w:r>
-    </w:p>
-    <w:p>
-      <w:pPr>
-        <w:spacing w:after="160"/>
-      </w:pPr>
-      <w:r>
-        <w:t xml:space="preserve">Graduate </w:t>
-      </w:r>
-      <w:r>
-        <w:t>Research Assistant</w:t>
-      </w:r>
-      <w:r>
-        <w:tab/>
-      </w:r>
-      <w:r>
-        <w:tab/>
-      </w:r>
-      <w:r>
-        <w:tab/>
-      </w:r>
-      <w:r>
-        <w:tab/>
-      </w:r>
-      <w:r>
-        <w:tab/>
-      </w:r>
-      <w:r>
-        <w:tab/>
-        <w:t xml:space="preserve">     </w:t>
-      </w:r>
-      <w:r>
-        <w:t xml:space="preserve">September 2024 – </w:t>
-      </w:r>
-      <w:r>
-        <w:t>July 2025</w:t>
-      </w:r>
-    </w:p>
-    <w:p>
-      <w:pPr>
-        <w:numPr>
-          <w:ilvl w:val="0"/>
-          <w:numId w:val="19"/>
-        </w:numPr>
-        <w:spacing w:after="160"/>
-      </w:pPr>
-      <w:r>
-        <w:t>Supported suicide intervention research initiatives aimed at identifying and preventing suicidal behaviors in high-risk populations.</w:t>
-      </w:r>
-    </w:p>
-    <w:p>
-      <w:pPr>
-        <w:numPr>
-          <w:ilvl w:val="0"/>
-          <w:numId w:val="19"/>
-        </w:numPr>
-        <w:spacing w:after="160"/>
-      </w:pPr>
-      <w:r>
-        <w:t>Conducted structured interviews and assessments under supervision, aiding in data collection for ongoing studies.</w:t>
-      </w:r>
-    </w:p>
-    <w:p>
-      <w:pPr>
-        <w:numPr>
-          <w:ilvl w:val="0"/>
-          <w:numId w:val="19"/>
-        </w:numPr>
-        <w:spacing w:after="160"/>
-      </w:pPr>
-      <w:r>
-        <w:t>Collaborated with a multidisciplinary research team investigating the Suicide Crisis Syndrome (SCS) and the Narrative-Crisis Model of Suicide, examining psychological processes underlying imminent suicide risk.</w:t>
-      </w:r>
-    </w:p>
-    <w:p>
-      <w:pPr>
-        <w:numPr>
-          <w:ilvl w:val="0"/>
-          <w:numId w:val="19"/>
-        </w:numPr>
-        <w:spacing w:after="160"/>
-      </w:pPr>
-      <w:r>
-        <w:t>Assisted in compiling reports, analyzing findings, and preparing materials for presentations at conferences and academic publications.</w:t>
-      </w:r>
-    </w:p>
-    <w:p>
-      <w:pPr>
-        <w:spacing w:after="160"/>
-      </w:pPr>
-      <w:r>
-        <w:rPr>
-          <w:noProof/>
-          <w:lang w:eastAsia="zh-TW"/>
-        </w:rPr>
-        <w:pict w14:anchorId="6A0D6909">
-          <v:rect id="_x0000_i1044" alt="" style="width:468pt;height:.05pt;mso-width-percent:0;mso-height-percent:0;mso-width-percent:0;mso-height-percent:0" o:hralign="center" o:hrstd="t" o:hr="t" fillcolor="#a0a0a0" stroked="f"/>
-        </w:pict>
-      </w:r>
-    </w:p>
-    <w:p>
-      <w:pPr>
-        <w:spacing w:after="160"/>
-      </w:pPr>
-      <w:r>
-        <w:t>BOBA Project</w:t>
-      </w:r>
-      <w:r>
-        <w:t xml:space="preserve">, Developmental Risk and Cultural Resilience Lab, Brigham and Women’s Hospital, Harvard Medical </w:t>
-      </w:r>
-      <w:r>
-        <w:t>School, National Institute of Mental Health</w:t>
-      </w:r>
-    </w:p>
-    <w:p>
-      <w:pPr>
-        <w:spacing w:after="160"/>
-        <w:rPr>
-          <w:rFonts w:eastAsia="MS Gothic" w:cs="MS Gothic"/>
-        </w:rPr>
-      </w:pPr>
-      <w:r>
-        <w:rPr>
-          <w:rFonts w:eastAsia="MS Gothic" w:cs="MS Gothic"/>
-        </w:rPr>
-        <w:t xml:space="preserve">Directed by Dr. </w:t>
-      </w:r>
-      <w:r>
-        <w:rPr>
-          <w:rFonts w:eastAsia="MS Gothic" w:cs="MS Gothic"/>
-        </w:rPr>
-        <w:t>Cindy Liu and Dr. Tiffany Yip</w:t>
-      </w:r>
-    </w:p>
-    <w:p>
-      <w:pPr>
-        <w:spacing w:after="160"/>
-      </w:pPr>
-      <w:r>
-        <w:t xml:space="preserve">Graduate </w:t>
-      </w:r>
-      <w:r>
-        <w:t>Research Assistant</w:t>
-      </w:r>
-      <w:r>
-        <w:tab/>
-      </w:r>
-      <w:r>
-        <w:tab/>
-      </w:r>
-      <w:r>
-        <w:tab/>
-      </w:r>
-      <w:r>
-        <w:tab/>
-      </w:r>
-      <w:r>
-        <w:tab/>
-      </w:r>
-      <w:r>
-        <w:tab/>
-        <w:t xml:space="preserve">   </w:t>
-      </w:r>
-      <w:r>
-        <w:t xml:space="preserve"> </w:t>
-      </w:r>
-      <w:r>
-        <w:t xml:space="preserve">September 2024 – </w:t>
-      </w:r>
-      <w:r>
-        <w:t>July 2025</w:t>
-      </w:r>
-    </w:p>
-    <w:p>
-      <w:pPr>
-        <w:numPr>
-          <w:ilvl w:val="0"/>
-          <w:numId w:val="20"/>
-        </w:numPr>
-        <w:spacing w:after="160"/>
-      </w:pPr>
-      <w:r>
-        <w:t>Engaged in recruitment and outreach for a 5-year longitudinal study focused on racial discrimination, racial socialization, and mental health among Chinese American adolescents.</w:t>
-      </w:r>
-    </w:p>
-    <w:p>
-      <w:pPr>
-        <w:numPr>
-          <w:ilvl w:val="0"/>
-          <w:numId w:val="20"/>
-        </w:numPr>
-        <w:spacing w:after="160"/>
-      </w:pPr>
-      <w:r>
-        <w:t>Conducted community-based research efforts, including on-site recruitment in NYC Chinatown and Flushing, fostering trust with participants and community organizations.</w:t>
-      </w:r>
-    </w:p>
-    <w:p>
-      <w:pPr>
-        <w:numPr>
-          <w:ilvl w:val="0"/>
-          <w:numId w:val="20"/>
-        </w:numPr>
-        <w:spacing w:after="160"/>
-      </w:pPr>
-      <w:r>
-        <w:t>Actively contributed to project meetings, data management, and report preparation, providing bilingual support to bridge language and cultural nuances in research tasks.</w:t>
-      </w:r>
-    </w:p>
-    <w:p>
-      <w:pPr>
-        <w:spacing w:after="160"/>
-        <w:ind w:left="720"/>
-      </w:pPr>
-    </w:p>
-    <w:p>
-      <w:pPr>
-        <w:spacing w:after="160"/>
+          <w:sz w:val="24"/>
+          <w:szCs w:val="24"/>
+        </w:rPr>
+      </w:pPr>
+      <w:r>
         <w:rPr>
           <w:b/>
           <w:bCs/>
-        </w:rPr>
-      </w:pPr>
-      <w:r>
-        <w:rPr>
-          <w:b/>
-          <w:bCs/>
-        </w:rPr>
-        <w:t>Leadership &amp; Public Engagement</w:t>
-      </w:r>
-    </w:p>
-    <w:p>
-      <w:pPr>
-        <w:spacing w:after="160"/>
-      </w:pPr>
-      <w:r>
-        <w:t>Soulverse, Asia &amp; North America</w:t>
-      </w:r>
-    </w:p>
-    <w:p>
-      <w:pPr>
-        <w:spacing w:after="160"/>
-      </w:pPr>
-      <w:r>
-        <w:t>Founder &amp; CEO</w:t>
-      </w:r>
-      <w:r>
-        <w:t xml:space="preserve"> |</w:t>
+          <w:sz w:val="24"/>
+          <w:szCs w:val="24"/>
+        </w:rPr>
+        <w:t>LEADERSHIP &amp; PUBLIC ENGAGEMENT</w:t>
+      </w:r>
+    </w:p>
+    <w:p>
+      <w:pPr>
+        <w:spacing w:after="160" w:line="240" w:lineRule="auto"/>
+      </w:pPr>
+      <w:r>
+        <w:t xml:space="preserve">New York Art Therapy Association, New York, United States </w:t>
+      </w:r>
+    </w:p>
+    <w:p>
+      <w:pPr>
+        <w:spacing w:after="160" w:line="240" w:lineRule="auto"/>
+      </w:pPr>
+      <w:r>
+        <w:t xml:space="preserve">Public </w:t>
+      </w:r>
+      <w:r>
+        <w:t>R</w:t>
+      </w:r>
+      <w:r>
+        <w:t>elation</w:t>
+      </w:r>
+      <w:r>
+        <w:t>s and Social Media</w:t>
       </w:r>
       <w:r>
         <w:t xml:space="preserve"> </w:t>
       </w:r>
       <w:r>
-        <w:t>Remote</w:t>
-      </w:r>
-      <w:r>
-        <w:tab/>
-      </w:r>
-      <w:r>
-        <w:tab/>
-      </w:r>
-      <w:r>
-        <w:tab/>
-      </w:r>
-      <w:r>
-        <w:tab/>
-      </w:r>
-      <w:r>
-        <w:tab/>
-        <w:t xml:space="preserve">      </w:t>
+        <w:t>C</w:t>
+      </w:r>
+      <w:r>
+        <w:t>hair</w:t>
+      </w:r>
+      <w:r>
+        <w:rPr>
+          <w:rFonts w:hint="eastAsia"/>
+          <w:lang w:eastAsia="zh-TW"/>
+        </w:rPr>
+        <w:t xml:space="preserve">     </w:t>
+      </w:r>
+      <w:r>
+        <w:rPr>
+          <w:lang w:eastAsia="zh-TW"/>
+        </w:rPr>
+        <w:tab/>
+      </w:r>
+      <w:r>
+        <w:rPr>
+          <w:rFonts w:hint="eastAsia"/>
+          <w:lang w:eastAsia="zh-TW"/>
+        </w:rPr>
+        <w:t xml:space="preserve">     </w:t>
+      </w:r>
+      <w:r>
+        <w:rPr>
+          <w:lang w:eastAsia="zh-TW"/>
+        </w:rPr>
+        <w:tab/>
+      </w:r>
+      <w:r>
+        <w:rPr>
+          <w:lang w:eastAsia="zh-TW"/>
+        </w:rPr>
+        <w:tab/>
+      </w:r>
+      <w:r>
+        <w:rPr>
+          <w:lang w:eastAsia="zh-TW"/>
+        </w:rPr>
+        <w:tab/>
+      </w:r>
+      <w:r>
+        <w:t xml:space="preserve">                March</w:t>
+      </w:r>
+      <w:r>
+        <w:t xml:space="preserve"> 2024 - Present </w:t>
+      </w:r>
+    </w:p>
+    <w:p>
+      <w:pPr>
+        <w:spacing w:after="160" w:line="240" w:lineRule="auto"/>
+      </w:pPr>
+    </w:p>
+    <w:p>
+      <w:pPr>
+        <w:spacing w:after="160" w:line="240" w:lineRule="auto"/>
+      </w:pPr>
+      <w:r>
+        <w:t xml:space="preserve">Utopia, New York, USA </w:t>
+      </w:r>
+    </w:p>
+    <w:p>
+      <w:pPr>
+        <w:spacing w:after="160" w:line="240" w:lineRule="auto"/>
+        <w:rPr>
+          <w:lang w:eastAsia="zh-TW"/>
+        </w:rPr>
+      </w:pPr>
+      <w:r>
+        <w:t xml:space="preserve">Art </w:t>
+      </w:r>
+      <w:r>
+        <w:t xml:space="preserve">-as- </w:t>
+      </w:r>
+      <w:r>
+        <w:t>Therap</w:t>
+      </w:r>
+      <w:r>
+        <w:t>y Workshop Facilitators</w:t>
+      </w:r>
+      <w:r>
+        <w:t xml:space="preserve"> | Part-time </w:t>
+      </w:r>
+      <w:r>
+        <w:tab/>
+      </w:r>
+      <w:r>
+        <w:tab/>
+      </w:r>
+      <w:r>
+        <w:t xml:space="preserve">    </w:t>
+      </w:r>
+      <w:r>
+        <w:tab/>
+        <w:t xml:space="preserve">        </w:t>
+      </w:r>
+      <w:r>
+        <w:t xml:space="preserve">    </w:t>
+      </w:r>
+      <w:r>
+        <w:t xml:space="preserve">August 2023 </w:t>
+      </w:r>
+      <w:r>
+        <w:t>–</w:t>
       </w:r>
       <w:r>
         <w:t xml:space="preserve"> </w:t>
       </w:r>
       <w:r>
-        <w:tab/>
-        <w:t xml:space="preserve">            January </w:t>
-      </w:r>
-      <w:r>
-        <w:t xml:space="preserve">2024 - Present </w:t>
-      </w:r>
-    </w:p>
-    <w:p>
-      <w:pPr>
-        <w:pStyle w:val="ListParagraph"/>
-        <w:numPr>
-          <w:ilvl w:val="0"/>
-          <w:numId w:val="20"/>
-        </w:numPr>
-        <w:spacing w:after="160"/>
-      </w:pPr>
-      <w:r>
-        <w:t>Founded and le</w:t>
-      </w:r>
-      <w:r>
-        <w:t>a</w:t>
-      </w:r>
-      <w:r>
-        <w:t>d an early-stage digital mental wellness platform that uses art-making, emotional reflection, and community engagement to promote mental health awareness and access.</w:t>
-      </w:r>
-    </w:p>
-    <w:p>
-      <w:pPr>
-        <w:pStyle w:val="ListParagraph"/>
-        <w:numPr>
-          <w:ilvl w:val="0"/>
-          <w:numId w:val="20"/>
-        </w:numPr>
-        <w:spacing w:after="160"/>
-      </w:pPr>
-      <w:r>
-        <w:t>Develop the platform’s vision, product concept, user experience, and community-based model, integrating art therapy, psychology, creativity, spirituality, and culturally responsive mental health education.</w:t>
-      </w:r>
-    </w:p>
-    <w:p>
-      <w:pPr>
-        <w:pStyle w:val="ListParagraph"/>
-        <w:numPr>
-          <w:ilvl w:val="0"/>
-          <w:numId w:val="20"/>
-        </w:numPr>
-        <w:spacing w:after="160"/>
-      </w:pPr>
-      <w:r>
-        <w:lastRenderedPageBreak/>
-        <w:t>Coordinate with interdisciplinary collaborators, including designers, developers, therapists, nonprofit partners, and advisors, to build a platform that bridges creativity, technology, and mental health support.</w:t>
-      </w:r>
-    </w:p>
-    <w:p>
-      <w:pPr>
-        <w:pStyle w:val="ListParagraph"/>
-        <w:numPr>
-          <w:ilvl w:val="0"/>
-          <w:numId w:val="20"/>
-        </w:numPr>
-        <w:spacing w:after="160"/>
-      </w:pPr>
-      <w:r>
-        <w:t>Conduct user research and market exploration to better understand emotional wellness needs, especially among Asian and Asian diasporic communities where stigma and access barriers may limit help-seeking.</w:t>
-      </w:r>
-    </w:p>
-    <w:p>
-      <w:pPr>
-        <w:pStyle w:val="ListParagraph"/>
-        <w:numPr>
-          <w:ilvl w:val="0"/>
-          <w:numId w:val="20"/>
-        </w:numPr>
-        <w:spacing w:after="160"/>
-      </w:pPr>
-      <w:r>
-        <w:t>Design art-based prompts, emotional check-in systems, reflective tools, and community engagement features to support users’ self-awareness, meaning-making, and creative expression.</w:t>
-      </w:r>
-    </w:p>
-    <w:p>
-      <w:pPr>
-        <w:pStyle w:val="ListParagraph"/>
-        <w:numPr>
-          <w:ilvl w:val="0"/>
-          <w:numId w:val="20"/>
-        </w:numPr>
-        <w:spacing w:after="160"/>
-      </w:pPr>
-      <w:r>
-        <w:t>Explore ethical and culturally sensitive uses of technology to expand access to mental health education while preserving human creativity, reflection, and connection.</w:t>
-      </w:r>
-    </w:p>
-    <w:p>
-      <w:pPr>
-        <w:spacing w:after="160"/>
-        <w:rPr>
-          <w:b/>
-          <w:bCs/>
-        </w:rPr>
-      </w:pPr>
-      <w:r>
-        <w:rPr>
-          <w:noProof/>
-          <w:lang w:eastAsia="zh-TW"/>
-        </w:rPr>
-        <w:pict w14:anchorId="1EAD1418">
-          <v:rect id="_x0000_i1043" alt="" style="width:468pt;height:.05pt;mso-width-percent:0;mso-height-percent:0;mso-width-percent:0;mso-height-percent:0" o:hralign="center" o:hrstd="t" o:hr="t" fillcolor="#a0a0a0" stroked="f"/>
-        </w:pict>
-      </w:r>
-    </w:p>
-    <w:p>
-      <w:pPr>
-        <w:spacing w:after="160"/>
-      </w:pPr>
-      <w:r>
-        <w:t xml:space="preserve">New York Art Therapy Association, New York, United States </w:t>
-      </w:r>
-    </w:p>
-    <w:p>
-      <w:pPr>
-        <w:spacing w:after="160"/>
-      </w:pPr>
-      <w:r>
-        <w:t xml:space="preserve">Public </w:t>
-      </w:r>
-      <w:r>
-        <w:t>R</w:t>
-      </w:r>
-      <w:r>
-        <w:t>elation</w:t>
-      </w:r>
-      <w:r>
-        <w:t>s and Social Media</w:t>
-      </w:r>
-      <w:r>
-        <w:t xml:space="preserve"> </w:t>
-      </w:r>
-      <w:r>
-        <w:t>C</w:t>
-      </w:r>
-      <w:r>
-        <w:t xml:space="preserve">hair | Part-time (Remote) </w:t>
-      </w:r>
-      <w:r>
-        <w:tab/>
-        <w:t xml:space="preserve">                March</w:t>
-      </w:r>
-      <w:r>
-        <w:t xml:space="preserve"> 2024 - Present </w:t>
+        <w:t>July 2025</w:t>
       </w:r>
     </w:p>
     <w:p>
@@ -2619,10 +2645,10 @@
           <w:ilvl w:val="0"/>
           <w:numId w:val="18"/>
         </w:numPr>
-        <w:spacing w:after="160"/>
-      </w:pPr>
-      <w:r>
-        <w:t>Lead NYATA’s public communications strategy, managing social media platforms to amplify the visibility of art therapy and the association’s mission</w:t>
+        <w:spacing w:after="160" w:line="240" w:lineRule="auto"/>
+      </w:pPr>
+      <w:r>
+        <w:t>Organize and lead art-as-therapy workshops for the general public, developing creative themes responsive to participants’ emotional needs and personal interests.</w:t>
       </w:r>
     </w:p>
     <w:p>
@@ -2631,10 +2657,10 @@
           <w:ilvl w:val="0"/>
           <w:numId w:val="18"/>
         </w:numPr>
-        <w:spacing w:after="160"/>
-      </w:pPr>
-      <w:r>
-        <w:t>Create and schedule engaging, educational, and visually compelling content to promote events, workshops, and professional initiatives</w:t>
+        <w:spacing w:after="160" w:line="240" w:lineRule="auto"/>
+      </w:pPr>
+      <w:r>
+        <w:t>Facilitate art therapy sessions during gallery exhibitions, supporting visitors’ emotional reflection and connection to exhibited works through guided creative processes.</w:t>
       </w:r>
     </w:p>
     <w:p>
@@ -2643,16 +2669,76 @@
           <w:ilvl w:val="0"/>
           <w:numId w:val="18"/>
         </w:numPr>
-        <w:spacing w:after="160"/>
-      </w:pPr>
-      <w:r>
-        <w:t xml:space="preserve">Design and distribute digital newsletters, promotional materials, and website updates to maintain </w:t>
-      </w:r>
-      <w:r>
-        <w:t xml:space="preserve">a </w:t>
-      </w:r>
-      <w:r>
-        <w:t>cohesive brand identity and outreach</w:t>
+        <w:spacing w:after="160" w:line="240" w:lineRule="auto"/>
+      </w:pPr>
+      <w:r>
+        <w:t>Collaborate with the design and curation team to plan art events that merge artistic expression with mental health awareness.</w:t>
+      </w:r>
+    </w:p>
+    <w:p>
+      <w:pPr>
+        <w:spacing w:after="160" w:line="240" w:lineRule="auto"/>
+        <w:ind w:left="720"/>
+        <w:rPr>
+          <w:sz w:val="24"/>
+          <w:szCs w:val="24"/>
+        </w:rPr>
+      </w:pPr>
+    </w:p>
+    <w:p>
+      <w:pPr>
+        <w:spacing w:after="160" w:line="240" w:lineRule="auto"/>
+        <w:rPr>
+          <w:sz w:val="24"/>
+          <w:szCs w:val="24"/>
+        </w:rPr>
+      </w:pPr>
+      <w:r>
+        <w:rPr>
+          <w:b/>
+          <w:bCs/>
+          <w:sz w:val="24"/>
+          <w:szCs w:val="24"/>
+        </w:rPr>
+        <w:t>TEACHING/TRAINING EXPERIENCES</w:t>
+      </w:r>
+    </w:p>
+    <w:p>
+      <w:pPr>
+        <w:spacing w:after="160" w:line="240" w:lineRule="auto"/>
+      </w:pPr>
+      <w:r>
+        <w:t>Yunnan Arts University, Yun</w:t>
+      </w:r>
+      <w:r>
+        <w:t>n</w:t>
+      </w:r>
+      <w:r>
+        <w:t>an, China</w:t>
+      </w:r>
+    </w:p>
+    <w:p>
+      <w:pPr>
+        <w:spacing w:after="160" w:line="240" w:lineRule="auto"/>
+      </w:pPr>
+      <w:r>
+        <w:t xml:space="preserve">Teacher | Part-time (Remote) </w:t>
+      </w:r>
+      <w:r>
+        <w:tab/>
+      </w:r>
+      <w:r>
+        <w:tab/>
+      </w:r>
+      <w:r>
+        <w:tab/>
+      </w:r>
+      <w:r>
+        <w:tab/>
+        <w:t xml:space="preserve">          </w:t>
+      </w:r>
+      <w:r>
+        <w:t>November 2023 - February 2024</w:t>
       </w:r>
     </w:p>
     <w:p>
@@ -2661,10 +2747,10 @@
           <w:ilvl w:val="0"/>
           <w:numId w:val="18"/>
         </w:numPr>
-        <w:spacing w:after="160"/>
-      </w:pPr>
-      <w:r>
-        <w:t>Collaborate with board members, artists, and clinicians to develop inclusive messaging that reflects the diversity of the art therapy community</w:t>
+        <w:spacing w:after="160" w:line="240" w:lineRule="auto"/>
+      </w:pPr>
+      <w:r>
+        <w:t>Led a series of free online art therapy info sessions for university students interested in the field</w:t>
       </w:r>
     </w:p>
     <w:p>
@@ -2673,56 +2759,10 @@
           <w:ilvl w:val="0"/>
           <w:numId w:val="18"/>
         </w:numPr>
-        <w:spacing w:after="160"/>
-      </w:pPr>
-      <w:r>
-        <w:t>Cultivate relationships with partner organizations, media outlets, and stakeholders to strengthen public engagement and advocacy efforts</w:t>
-      </w:r>
-    </w:p>
-    <w:p>
-      <w:pPr>
-        <w:spacing w:after="160"/>
-      </w:pPr>
-      <w:r>
-        <w:rPr>
-          <w:noProof/>
-          <w:lang w:eastAsia="zh-TW"/>
-        </w:rPr>
-        <w:pict w14:anchorId="5533FA8D">
-          <v:rect id="_x0000_i1042" alt="" style="width:468pt;height:.05pt;mso-width-percent:0;mso-height-percent:0;mso-width-percent:0;mso-height-percent:0" o:hralign="center" o:hrstd="t" o:hr="t" fillcolor="#a0a0a0" stroked="f"/>
-        </w:pict>
-      </w:r>
-    </w:p>
-    <w:p>
-      <w:pPr>
-        <w:spacing w:after="160"/>
-      </w:pPr>
-      <w:r>
-        <w:t>Yunnan Arts University, Yunan, China</w:t>
-      </w:r>
-    </w:p>
-    <w:p>
-      <w:pPr>
-        <w:spacing w:after="160"/>
-      </w:pPr>
-      <w:r>
-        <w:t xml:space="preserve">Teacher | Part-time (Remote) </w:t>
-      </w:r>
-      <w:r>
-        <w:tab/>
-      </w:r>
-      <w:r>
-        <w:tab/>
-      </w:r>
-      <w:r>
-        <w:tab/>
-      </w:r>
-      <w:r>
-        <w:tab/>
-        <w:t xml:space="preserve">          </w:t>
-      </w:r>
-      <w:r>
-        <w:t>November 2023 - February 2024</w:t>
+        <w:spacing w:after="160" w:line="240" w:lineRule="auto"/>
+      </w:pPr>
+      <w:r>
+        <w:t>Adapted content to various experience levels, fostering accessibility and engagement across disciplines</w:t>
       </w:r>
     </w:p>
     <w:p>
@@ -2731,31 +2771,7 @@
           <w:ilvl w:val="0"/>
           <w:numId w:val="18"/>
         </w:numPr>
-        <w:spacing w:after="160"/>
-      </w:pPr>
-      <w:r>
-        <w:t>Led a series of free online art therapy info sessions for university students interested in the field</w:t>
-      </w:r>
-    </w:p>
-    <w:p>
-      <w:pPr>
-        <w:numPr>
-          <w:ilvl w:val="0"/>
-          <w:numId w:val="18"/>
-        </w:numPr>
-        <w:spacing w:after="160"/>
-      </w:pPr>
-      <w:r>
-        <w:t>Adapted content to various experience levels, fostering accessibility and engagement across disciplines</w:t>
-      </w:r>
-    </w:p>
-    <w:p>
-      <w:pPr>
-        <w:numPr>
-          <w:ilvl w:val="0"/>
-          <w:numId w:val="18"/>
-        </w:numPr>
-        <w:spacing w:after="160"/>
+        <w:spacing w:after="160" w:line="240" w:lineRule="auto"/>
       </w:pPr>
       <w:r>
         <w:t>Promoted emotional exploration and cultural connection through art-based discussions and creative reflection</w:t>
@@ -2763,21 +2779,21 @@
     </w:p>
     <w:p>
       <w:pPr>
-        <w:spacing w:after="160"/>
+        <w:spacing w:after="160" w:line="240" w:lineRule="auto"/>
       </w:pPr>
       <w:r>
         <w:rPr>
           <w:noProof/>
           <w:lang w:eastAsia="zh-TW"/>
         </w:rPr>
-        <w:pict w14:anchorId="23936DD2">
-          <v:rect id="_x0000_i1041" alt="" style="width:468pt;height:.05pt;mso-width-percent:0;mso-height-percent:0;mso-width-percent:0;mso-height-percent:0" o:hralign="center" o:hrstd="t" o:hr="t" fillcolor="#a0a0a0" stroked="f"/>
+        <w:pict w14:anchorId="6D311906">
+          <v:rect id="_x0000_i1028" alt="" style="width:468pt;height:.05pt;mso-width-percent:0;mso-height-percent:0;mso-width-percent:0;mso-height-percent:0" o:hralign="center" o:hrstd="t" o:hr="t" fillcolor="#a0a0a0" stroked="f"/>
         </w:pict>
       </w:r>
     </w:p>
     <w:p>
       <w:pPr>
-        <w:spacing w:after="160"/>
+        <w:spacing w:after="160" w:line="240" w:lineRule="auto"/>
       </w:pPr>
       <w:r>
         <w:t xml:space="preserve">Vagus, Yunnan, China </w:t>
@@ -2785,25 +2801,29 @@
     </w:p>
     <w:p>
       <w:pPr>
-        <w:spacing w:after="160"/>
-      </w:pPr>
-      <w:r>
-        <w:t xml:space="preserve">Art Therapist | Part-time (Remote) </w:t>
-      </w:r>
-      <w:r>
-        <w:tab/>
-      </w:r>
-      <w:r>
-        <w:tab/>
-      </w:r>
-      <w:r>
-        <w:tab/>
-      </w:r>
-      <w:r>
-        <w:tab/>
-      </w:r>
-      <w:r>
-        <w:tab/>
+        <w:spacing w:after="160" w:line="240" w:lineRule="auto"/>
+      </w:pPr>
+      <w:r>
+        <w:lastRenderedPageBreak/>
+        <w:t>Workshop Facilitator</w:t>
+      </w:r>
+      <w:r>
+        <w:t xml:space="preserve"> | Part-time (Remote) </w:t>
+      </w:r>
+      <w:r>
+        <w:tab/>
+      </w:r>
+      <w:r>
+        <w:tab/>
+      </w:r>
+      <w:r>
+        <w:tab/>
+      </w:r>
+      <w:r>
+        <w:tab/>
+      </w:r>
+      <w:r>
+        <w:t xml:space="preserve">  </w:t>
       </w:r>
       <w:r>
         <w:tab/>
@@ -2825,10 +2845,9 @@
           <w:ilvl w:val="0"/>
           <w:numId w:val="10"/>
         </w:numPr>
-        <w:spacing w:after="160"/>
-      </w:pPr>
-      <w:r>
-        <w:lastRenderedPageBreak/>
+        <w:spacing w:after="160" w:line="240" w:lineRule="auto"/>
+      </w:pPr>
+      <w:r>
         <w:t>Facilitated online art-as-therapy workshops and public lectures to promote creative healing practices in Mainland China</w:t>
       </w:r>
     </w:p>
@@ -2838,7 +2857,7 @@
           <w:ilvl w:val="0"/>
           <w:numId w:val="10"/>
         </w:numPr>
-        <w:spacing w:after="160"/>
+        <w:spacing w:after="160" w:line="240" w:lineRule="auto"/>
       </w:pPr>
       <w:r>
         <w:t>Designed educational materials and developed a curriculum introducing key art therapy concepts to the general public</w:t>
@@ -2846,258 +2865,29 @@
     </w:p>
     <w:p>
       <w:pPr>
-        <w:spacing w:after="160"/>
+        <w:spacing w:after="160" w:line="240" w:lineRule="auto"/>
       </w:pPr>
       <w:r>
         <w:rPr>
           <w:noProof/>
           <w:lang w:eastAsia="zh-TW"/>
         </w:rPr>
-        <w:pict w14:anchorId="7CDA6074">
-          <v:rect id="_x0000_i1040" alt="" style="width:468pt;height:.05pt;mso-width-percent:0;mso-height-percent:0;mso-width-percent:0;mso-height-percent:0" o:hralign="center" o:hrstd="t" o:hr="t" fillcolor="#a0a0a0" stroked="f"/>
+        <w:pict w14:anchorId="125B1B58">
+          <v:rect id="_x0000_i1027" alt="" style="width:468pt;height:.05pt;mso-width-percent:0;mso-height-percent:0;mso-width-percent:0;mso-height-percent:0" o:hralign="center" o:hrstd="t" o:hr="t" fillcolor="#a0a0a0" stroked="f"/>
         </w:pict>
       </w:r>
     </w:p>
     <w:p>
       <w:pPr>
-        <w:spacing w:after="160"/>
-      </w:pPr>
-      <w:r>
-        <w:t xml:space="preserve">Yiji Episode </w:t>
+        <w:spacing w:after="160" w:line="240" w:lineRule="auto"/>
+      </w:pPr>
+      <w:r>
+        <w:t xml:space="preserve">China International Art Therapy Prospective Forum </w:t>
       </w:r>
       <w:r>
         <w:rPr>
           <w:rFonts w:hint="eastAsia"/>
         </w:rPr>
-        <w:t>壹集藝術留學</w:t>
-      </w:r>
-      <w:r>
-        <w:t>, Beijing, China</w:t>
-      </w:r>
-    </w:p>
-    <w:p>
-      <w:pPr>
-        <w:spacing w:after="160"/>
-      </w:pPr>
-      <w:r>
-        <w:t xml:space="preserve">Study </w:t>
-      </w:r>
-      <w:r>
-        <w:t>Abroad T</w:t>
-      </w:r>
-      <w:r>
-        <w:t xml:space="preserve">utor | Part-time (Remote) </w:t>
-      </w:r>
-      <w:r>
-        <w:rPr>
-          <w:lang w:eastAsia="zh-TW"/>
-        </w:rPr>
-        <w:tab/>
-      </w:r>
-      <w:r>
-        <w:rPr>
-          <w:lang w:eastAsia="zh-TW"/>
-        </w:rPr>
-        <w:tab/>
-      </w:r>
-      <w:r>
-        <w:rPr>
-          <w:lang w:eastAsia="zh-TW"/>
-        </w:rPr>
-        <w:tab/>
-      </w:r>
-      <w:r>
-        <w:rPr>
-          <w:lang w:eastAsia="zh-TW"/>
-        </w:rPr>
-        <w:tab/>
-      </w:r>
-      <w:r>
-        <w:t xml:space="preserve">August 2023 - December 2024 </w:t>
-      </w:r>
-    </w:p>
-    <w:p>
-      <w:pPr>
-        <w:numPr>
-          <w:ilvl w:val="0"/>
-          <w:numId w:val="12"/>
-        </w:numPr>
-        <w:spacing w:after="160"/>
-      </w:pPr>
-      <w:r>
-        <w:t>Delivered online lectures and Q&amp;A sessions on art therapy graduate programs abroad, including portfolio and application guidance</w:t>
-      </w:r>
-    </w:p>
-    <w:p>
-      <w:pPr>
-        <w:numPr>
-          <w:ilvl w:val="0"/>
-          <w:numId w:val="12"/>
-        </w:numPr>
-        <w:tabs>
-          <w:tab w:val="num" w:pos="720"/>
-        </w:tabs>
-        <w:spacing w:after="160"/>
-      </w:pPr>
-      <w:r>
-        <w:t>Created personalized study plans and curricul</w:t>
-      </w:r>
-      <w:r>
-        <w:t>a</w:t>
-      </w:r>
-      <w:r>
-        <w:t xml:space="preserve"> tailored to each student's academic goals and artistic background</w:t>
-      </w:r>
-    </w:p>
-    <w:p>
-      <w:pPr>
-        <w:numPr>
-          <w:ilvl w:val="0"/>
-          <w:numId w:val="12"/>
-        </w:numPr>
-        <w:tabs>
-          <w:tab w:val="num" w:pos="720"/>
-        </w:tabs>
-        <w:spacing w:after="160"/>
-      </w:pPr>
-      <w:r>
-        <w:t>Supported students throughout the application process, fostering motivation and confidence in their study abroad journey</w:t>
-      </w:r>
-    </w:p>
-    <w:p>
-      <w:pPr>
-        <w:spacing w:after="160"/>
-      </w:pPr>
-      <w:r>
-        <w:rPr>
-          <w:noProof/>
-          <w:lang w:eastAsia="zh-TW"/>
-        </w:rPr>
-        <w:pict w14:anchorId="0C706C11">
-          <v:rect id="_x0000_i1039" alt="" style="width:468pt;height:.05pt;mso-width-percent:0;mso-height-percent:0;mso-width-percent:0;mso-height-percent:0" o:hralign="center" o:hrstd="t" o:hr="t" fillcolor="#a0a0a0" stroked="f"/>
-        </w:pict>
-      </w:r>
-    </w:p>
-    <w:p>
-      <w:pPr>
-        <w:spacing w:after="160"/>
-      </w:pPr>
-      <w:r>
-        <w:t xml:space="preserve">Honshi Art Study Abroad </w:t>
-      </w:r>
-      <w:r>
-        <w:rPr>
-          <w:rFonts w:hint="eastAsia"/>
-        </w:rPr>
-        <w:t>弘時藝術留學</w:t>
-      </w:r>
-      <w:r>
-        <w:t>, Beijing, China</w:t>
-      </w:r>
-    </w:p>
-    <w:p>
-      <w:pPr>
-        <w:spacing w:after="160"/>
-      </w:pPr>
-      <w:r>
-        <w:t xml:space="preserve">Study </w:t>
-      </w:r>
-      <w:r>
-        <w:t>Abroad T</w:t>
-      </w:r>
-      <w:r>
-        <w:t xml:space="preserve">utor | Part-time (Remote) </w:t>
-      </w:r>
-      <w:r>
-        <w:tab/>
-      </w:r>
-      <w:r>
-        <w:tab/>
-      </w:r>
-      <w:r>
-        <w:tab/>
-      </w:r>
-      <w:r>
-        <w:tab/>
-        <w:t xml:space="preserve">       </w:t>
-      </w:r>
-      <w:r>
-        <w:t>August 2023 - August 2024</w:t>
-      </w:r>
-    </w:p>
-    <w:p>
-      <w:pPr>
-        <w:numPr>
-          <w:ilvl w:val="0"/>
-          <w:numId w:val="12"/>
-        </w:numPr>
-        <w:spacing w:after="160"/>
-      </w:pPr>
-      <w:r>
-        <w:t>Delivered online lectures and Q&amp;A sessions on art therapy graduate programs abroad, including portfolio and application guidance</w:t>
-      </w:r>
-    </w:p>
-    <w:p>
-      <w:pPr>
-        <w:numPr>
-          <w:ilvl w:val="0"/>
-          <w:numId w:val="12"/>
-        </w:numPr>
-        <w:tabs>
-          <w:tab w:val="num" w:pos="720"/>
-        </w:tabs>
-        <w:spacing w:after="160"/>
-      </w:pPr>
-      <w:r>
-        <w:t>Created personalized study plans and curricul</w:t>
-      </w:r>
-      <w:r>
-        <w:t>a</w:t>
-      </w:r>
-      <w:r>
-        <w:t xml:space="preserve"> tailored to each student's academic goals and artistic background</w:t>
-      </w:r>
-    </w:p>
-    <w:p>
-      <w:pPr>
-        <w:numPr>
-          <w:ilvl w:val="0"/>
-          <w:numId w:val="12"/>
-        </w:numPr>
-        <w:tabs>
-          <w:tab w:val="num" w:pos="720"/>
-        </w:tabs>
-        <w:spacing w:after="160"/>
-      </w:pPr>
-      <w:r>
-        <w:t>Supported students throughout the application process, fostering motivation and confidence in their study abroad journey</w:t>
-      </w:r>
-    </w:p>
-    <w:p>
-      <w:pPr>
-        <w:spacing w:after="160"/>
-      </w:pPr>
-      <w:r>
-        <w:rPr>
-          <w:noProof/>
-          <w:lang w:eastAsia="zh-TW"/>
-        </w:rPr>
-        <w:pict w14:anchorId="7B279449">
-          <v:rect id="_x0000_i1038" alt="" style="width:468pt;height:.05pt;mso-width-percent:0;mso-height-percent:0;mso-width-percent:0;mso-height-percent:0" o:hralign="center" o:hrstd="t" o:hr="t" fillcolor="#a0a0a0" stroked="f"/>
-        </w:pict>
-      </w:r>
-    </w:p>
-    <w:p>
-      <w:pPr>
-        <w:spacing w:after="160"/>
-      </w:pPr>
-      <w:r>
-        <w:t xml:space="preserve">China International Art Therapy Prospective Forum </w:t>
-      </w:r>
-      <w:r>
-        <w:rPr>
-          <w:rFonts w:hint="eastAsia"/>
-        </w:rPr>
         <w:t>中國國際藝術治療前瞻論壇</w:t>
       </w:r>
       <w:r>
@@ -3106,20 +2896,29 @@
     </w:p>
     <w:p>
       <w:pPr>
-        <w:spacing w:after="160"/>
-      </w:pPr>
-      <w:r>
-        <w:t xml:space="preserve">Art Therapist | Part-time (Remote) </w:t>
-      </w:r>
-      <w:r>
-        <w:tab/>
-      </w:r>
-      <w:r>
-        <w:tab/>
-      </w:r>
-      <w:r>
-        <w:tab/>
-        <w:t xml:space="preserve">                                   </w:t>
+        <w:spacing w:after="160" w:line="240" w:lineRule="auto"/>
+      </w:pPr>
+      <w:r>
+        <w:t>Workshop Facilitator</w:t>
+      </w:r>
+      <w:r>
+        <w:t xml:space="preserve"> | Part-time (Remote) </w:t>
+      </w:r>
+      <w:r>
+        <w:tab/>
+      </w:r>
+      <w:r>
+        <w:tab/>
+      </w:r>
+      <w:r>
+        <w:tab/>
+        <w:t xml:space="preserve">                  </w:t>
+      </w:r>
+      <w:r>
+        <w:t xml:space="preserve"> </w:t>
+      </w:r>
+      <w:r>
+        <w:t xml:space="preserve">   </w:t>
       </w:r>
       <w:r>
         <w:t xml:space="preserve">November 2023 - Present </w:t>
@@ -3131,7 +2930,7 @@
           <w:ilvl w:val="0"/>
           <w:numId w:val="16"/>
         </w:numPr>
-        <w:spacing w:after="160"/>
+        <w:spacing w:after="160" w:line="240" w:lineRule="auto"/>
       </w:pPr>
       <w:r>
         <w:t>Conduct online art-as-therapy workshops, public lectures, and curriculum development to promote understanding of art therapy in China</w:t>
@@ -3143,7 +2942,7 @@
           <w:ilvl w:val="0"/>
           <w:numId w:val="16"/>
         </w:numPr>
-        <w:spacing w:after="160"/>
+        <w:spacing w:after="160" w:line="240" w:lineRule="auto"/>
       </w:pPr>
       <w:r>
         <w:t>Share curated resources</w:t>
@@ -3167,7 +2966,7 @@
           <w:ilvl w:val="0"/>
           <w:numId w:val="16"/>
         </w:numPr>
-        <w:spacing w:after="160"/>
+        <w:spacing w:after="160" w:line="240" w:lineRule="auto"/>
       </w:pPr>
       <w:r>
         <w:t>Provide online group members with various resources and research materials related to art therapy, including articles, books, and case studies, to enhance their understanding of the field</w:t>
@@ -3175,440 +2974,12 @@
     </w:p>
     <w:p>
       <w:pPr>
-        <w:spacing w:after="160"/>
-        <w:ind w:left="720"/>
-      </w:pPr>
-    </w:p>
-    <w:p>
-      <w:pPr>
-        <w:spacing w:after="160"/>
-      </w:pPr>
-      <w:r>
-        <w:rPr>
-          <w:b/>
-          <w:bCs/>
-        </w:rPr>
-        <w:t>Creative &amp; Community Roles</w:t>
-      </w:r>
-    </w:p>
-    <w:p>
-      <w:pPr>
-        <w:spacing w:after="160"/>
-      </w:pPr>
-      <w:r>
-        <w:lastRenderedPageBreak/>
-        <w:t xml:space="preserve">Urantia Foundation, Chicago, USA </w:t>
-      </w:r>
-    </w:p>
-    <w:p>
-      <w:pPr>
-        <w:spacing w:after="160"/>
-      </w:pPr>
-      <w:r>
-        <w:t>Culture Advisor | Part-time (Remote)</w:t>
-      </w:r>
-      <w:r>
-        <w:tab/>
-      </w:r>
-      <w:r>
-        <w:tab/>
-      </w:r>
-      <w:r>
-        <w:tab/>
-      </w:r>
-      <w:r>
-        <w:tab/>
-      </w:r>
-      <w:r>
-        <w:tab/>
-        <w:t xml:space="preserve">             </w:t>
-      </w:r>
-      <w:r>
-        <w:t xml:space="preserve">January 2021 - Present </w:t>
-      </w:r>
-    </w:p>
-    <w:p>
-      <w:pPr>
-        <w:numPr>
-          <w:ilvl w:val="0"/>
-          <w:numId w:val="6"/>
-        </w:numPr>
-        <w:spacing w:after="160"/>
-      </w:pPr>
-      <w:r>
-        <w:t>Translated books, posters, and digital content into Mandarin to expand the foundation’s reach in Taiwanese and Chinese communities</w:t>
-      </w:r>
-    </w:p>
-    <w:p>
-      <w:pPr>
-        <w:numPr>
-          <w:ilvl w:val="0"/>
-          <w:numId w:val="6"/>
-        </w:numPr>
-        <w:spacing w:after="160"/>
-      </w:pPr>
-      <w:r>
-        <w:t>Designed and facilitated cultural workshops and events highlighting Taiwanese and Chinese traditions and perspectives</w:t>
-      </w:r>
-    </w:p>
-    <w:p>
-      <w:pPr>
-        <w:numPr>
-          <w:ilvl w:val="0"/>
-          <w:numId w:val="6"/>
-        </w:numPr>
-        <w:spacing w:after="160"/>
-      </w:pPr>
-      <w:r>
-        <w:t>Built partnerships and facilitated cross-cultural dialogue to support the foundation’s global mission and community engagement goals</w:t>
-      </w:r>
-    </w:p>
-    <w:p>
-      <w:pPr>
-        <w:spacing w:after="160"/>
-      </w:pPr>
-      <w:r>
-        <w:rPr>
-          <w:noProof/>
-          <w:lang w:eastAsia="zh-TW"/>
-        </w:rPr>
-        <w:pict w14:anchorId="127A23C1">
-          <v:rect id="_x0000_i1037" alt="" style="width:468pt;height:.05pt;mso-width-percent:0;mso-height-percent:0;mso-width-percent:0;mso-height-percent:0" o:hralign="center" o:hrstd="t" o:hr="t" fillcolor="#a0a0a0" stroked="f"/>
-        </w:pict>
-      </w:r>
-    </w:p>
-    <w:p>
-      <w:pPr>
-        <w:spacing w:after="160"/>
-      </w:pPr>
-      <w:r>
-        <w:t>Caroline Hu</w:t>
-      </w:r>
-      <w:r>
-        <w:t xml:space="preserve"> Fashion </w:t>
-      </w:r>
-      <w:r>
-        <w:t>Studio, New York, USA</w:t>
-      </w:r>
-    </w:p>
-    <w:p>
-      <w:pPr>
-        <w:spacing w:after="160"/>
-      </w:pPr>
-      <w:r>
-        <w:t xml:space="preserve">Secretary </w:t>
-      </w:r>
-      <w:r>
-        <w:tab/>
-      </w:r>
-      <w:r>
-        <w:tab/>
-      </w:r>
-      <w:r>
-        <w:tab/>
-      </w:r>
-      <w:r>
-        <w:tab/>
-      </w:r>
-      <w:r>
-        <w:tab/>
-      </w:r>
-      <w:r>
-        <w:tab/>
-      </w:r>
-      <w:r>
-        <w:tab/>
-        <w:t xml:space="preserve">              </w:t>
-      </w:r>
-      <w:r>
-        <w:t>February 2019</w:t>
-      </w:r>
-      <w:r>
-        <w:t xml:space="preserve"> </w:t>
-      </w:r>
-      <w:r>
-        <w:t>- February 2020</w:t>
-      </w:r>
-    </w:p>
-    <w:p>
-      <w:pPr>
-        <w:numPr>
-          <w:ilvl w:val="0"/>
-          <w:numId w:val="2"/>
-        </w:numPr>
-        <w:spacing w:after="160"/>
-      </w:pPr>
-      <w:r>
-        <w:t>Provided comprehensive administrative and organizational support to fashion designer Caroline Hu, including managing her calendar, coordinating travel, and handling communications</w:t>
-      </w:r>
-    </w:p>
-    <w:p>
-      <w:pPr>
-        <w:numPr>
-          <w:ilvl w:val="0"/>
-          <w:numId w:val="2"/>
-        </w:numPr>
-        <w:spacing w:after="160"/>
-      </w:pPr>
-      <w:r>
-        <w:t>Supported preparations for London Fashion Week by organizing logistics, overseeing material readiness, and assisting with backstage coordination</w:t>
-      </w:r>
-    </w:p>
-    <w:p>
-      <w:pPr>
-        <w:numPr>
-          <w:ilvl w:val="0"/>
-          <w:numId w:val="2"/>
-        </w:numPr>
-        <w:spacing w:after="160"/>
-      </w:pPr>
-      <w:r>
-        <w:t>Maintained communication with international clients and vendors, ensuring timely responses and strong professional relationships</w:t>
-      </w:r>
-    </w:p>
-    <w:p>
-      <w:pPr>
-        <w:numPr>
-          <w:ilvl w:val="0"/>
-          <w:numId w:val="2"/>
-        </w:numPr>
-        <w:spacing w:after="160"/>
-      </w:pPr>
-      <w:r>
-        <w:t>Conducted market and trend research to inform design direction and studio planning</w:t>
-      </w:r>
-    </w:p>
-    <w:p>
-      <w:pPr>
-        <w:spacing w:after="160"/>
-      </w:pPr>
-      <w:r>
-        <w:rPr>
-          <w:noProof/>
-          <w:lang w:eastAsia="zh-TW"/>
-        </w:rPr>
-        <w:pict w14:anchorId="74D9A217">
-          <v:rect id="_x0000_i1036" alt="" style="width:468pt;height:.05pt;mso-width-percent:0;mso-height-percent:0;mso-width-percent:0;mso-height-percent:0" o:hralign="center" o:hrstd="t" o:hr="t" fillcolor="#a0a0a0" stroked="f"/>
-        </w:pict>
-      </w:r>
-    </w:p>
-    <w:p>
-      <w:pPr>
-        <w:spacing w:after="160"/>
-      </w:pPr>
-      <w:r>
-        <w:t>The Artists Forum, New York, USA</w:t>
-      </w:r>
-    </w:p>
-    <w:p>
-      <w:pPr>
-        <w:spacing w:after="160"/>
-      </w:pPr>
-      <w:r>
-        <w:t>Graphic Designer</w:t>
-      </w:r>
-      <w:r>
-        <w:tab/>
-      </w:r>
-      <w:r>
-        <w:tab/>
-      </w:r>
-      <w:r>
-        <w:tab/>
-      </w:r>
-      <w:r>
-        <w:tab/>
-      </w:r>
-      <w:r>
-        <w:tab/>
-      </w:r>
-      <w:r>
-        <w:tab/>
-        <w:t xml:space="preserve">  </w:t>
-      </w:r>
-      <w:r>
-        <w:tab/>
-      </w:r>
-      <w:r>
-        <w:t xml:space="preserve"> October 2019</w:t>
-      </w:r>
-      <w:r>
-        <w:t xml:space="preserve"> </w:t>
-      </w:r>
-      <w:r>
-        <w:t>-</w:t>
-      </w:r>
-      <w:r>
-        <w:t xml:space="preserve"> </w:t>
-      </w:r>
-      <w:r>
-        <w:t>October 2020</w:t>
-      </w:r>
-    </w:p>
-    <w:p>
-      <w:pPr>
-        <w:numPr>
-          <w:ilvl w:val="0"/>
-          <w:numId w:val="3"/>
-        </w:numPr>
-        <w:spacing w:after="160"/>
-      </w:pPr>
-      <w:r>
-        <w:t>Assisted with other tasks as needed, including photo retouching, proofreading, and creating design presentations</w:t>
-      </w:r>
-    </w:p>
-    <w:p>
-      <w:pPr>
-        <w:numPr>
-          <w:ilvl w:val="0"/>
-          <w:numId w:val="3"/>
-        </w:numPr>
-        <w:spacing w:after="160"/>
-      </w:pPr>
-      <w:r>
-        <w:t>Designed digital and print materials, including promotional flyers, social media graphics, and web assets</w:t>
-      </w:r>
-    </w:p>
-    <w:p>
-      <w:pPr>
-        <w:numPr>
-          <w:ilvl w:val="0"/>
-          <w:numId w:val="3"/>
-        </w:numPr>
-        <w:spacing w:after="160"/>
-      </w:pPr>
-      <w:r>
-        <w:t>Assisted with photo retouching, layout design, and proofreading for visual campaigns</w:t>
-      </w:r>
-    </w:p>
-    <w:p>
-      <w:pPr>
-        <w:numPr>
-          <w:ilvl w:val="0"/>
-          <w:numId w:val="3"/>
-        </w:numPr>
-        <w:spacing w:after="160"/>
-      </w:pPr>
-      <w:r>
-        <w:t>Applied Adobe Creative Suite tools (Photoshop, Illustrator, InDesign) to support diverse creative projects</w:t>
-      </w:r>
-    </w:p>
-    <w:p>
-      <w:pPr>
-        <w:spacing w:after="160"/>
-      </w:pPr>
-      <w:r>
-        <w:rPr>
-          <w:noProof/>
-          <w:lang w:eastAsia="zh-TW"/>
-        </w:rPr>
-        <w:pict w14:anchorId="05D1C9BB">
-          <v:rect id="_x0000_i1035" alt="" style="width:468pt;height:.05pt;mso-width-percent:0;mso-height-percent:0;mso-width-percent:0;mso-height-percent:0" o:hralign="center" o:hrstd="t" o:hr="t" fillcolor="#a0a0a0" stroked="f"/>
-        </w:pict>
-      </w:r>
-    </w:p>
-    <w:p>
-      <w:pPr>
-        <w:spacing w:after="160"/>
-      </w:pPr>
-      <w:r>
-        <w:t>Mighty Mutts, New York, USA</w:t>
-      </w:r>
-    </w:p>
-    <w:p>
-      <w:pPr>
-        <w:spacing w:after="160"/>
-      </w:pPr>
-      <w:r>
-        <w:t xml:space="preserve">Volunteered </w:t>
-      </w:r>
-      <w:r>
-        <w:tab/>
-      </w:r>
-      <w:r>
-        <w:tab/>
-      </w:r>
-      <w:r>
-        <w:tab/>
-      </w:r>
-      <w:r>
-        <w:tab/>
-      </w:r>
-      <w:r>
-        <w:tab/>
-      </w:r>
-      <w:r>
-        <w:tab/>
-      </w:r>
-      <w:r>
-        <w:tab/>
-      </w:r>
-      <w:r>
-        <w:tab/>
-        <w:t xml:space="preserve">         </w:t>
-      </w:r>
-      <w:r>
-        <w:t>October 2019</w:t>
-      </w:r>
-      <w:r>
-        <w:t xml:space="preserve"> </w:t>
-      </w:r>
-      <w:r>
-        <w:t>-</w:t>
-      </w:r>
-      <w:r>
-        <w:t xml:space="preserve"> </w:t>
-      </w:r>
-      <w:r>
-        <w:t>April 2020</w:t>
-      </w:r>
-    </w:p>
-    <w:p>
-      <w:pPr>
-        <w:numPr>
-          <w:ilvl w:val="0"/>
-          <w:numId w:val="4"/>
-        </w:numPr>
-        <w:spacing w:after="160"/>
-      </w:pPr>
-      <w:r>
-        <w:lastRenderedPageBreak/>
-        <w:t>Promoted animal welfare and fundraising efforts during community outreach events in Union Square</w:t>
-      </w:r>
-    </w:p>
-    <w:p>
-      <w:pPr>
-        <w:numPr>
-          <w:ilvl w:val="0"/>
-          <w:numId w:val="4"/>
-        </w:numPr>
-        <w:spacing w:after="160"/>
-      </w:pPr>
-      <w:r>
-        <w:t>Educated the public on animal rescue initiatives, adoption, and volunteer opportunities</w:t>
-      </w:r>
-    </w:p>
-    <w:p>
-      <w:pPr>
-        <w:numPr>
-          <w:ilvl w:val="0"/>
-          <w:numId w:val="4"/>
-        </w:numPr>
-        <w:spacing w:after="160"/>
-      </w:pPr>
-      <w:r>
-        <w:t>Collaborated with fellow volunteers and staff to support event logistics and shelter operations</w:t>
-      </w:r>
-    </w:p>
-    <w:p>
-      <w:pPr>
-        <w:spacing w:after="160"/>
-        <w:ind w:left="720"/>
-      </w:pPr>
-    </w:p>
-    <w:p>
-      <w:pPr>
-        <w:spacing w:after="160"/>
+        <w:spacing w:after="160" w:line="240" w:lineRule="auto"/>
+      </w:pPr>
+    </w:p>
+    <w:p>
+      <w:pPr>
+        <w:spacing w:after="160" w:line="240" w:lineRule="auto"/>
         <w:rPr>
           <w:b/>
           <w:bCs/>
@@ -3648,43 +3019,235 @@
     </w:p>
     <w:p>
       <w:pPr>
-        <w:spacing w:after="160"/>
+        <w:spacing w:after="160" w:line="240" w:lineRule="auto"/>
+      </w:pPr>
+      <w:r>
+        <w:t>202</w:t>
+      </w:r>
+      <w:r>
+        <w:t>5</w:t>
+      </w:r>
+      <w:r>
+        <w:t> </w:t>
+      </w:r>
+      <w:r>
+        <w:t>COSCUP (Conference for Open-Source Coders, Users, and Promoters), Taipei, Taiwan,</w:t>
+      </w:r>
+    </w:p>
+    <w:p>
+      <w:pPr>
+        <w:spacing w:after="160" w:line="240" w:lineRule="auto"/>
+        <w:ind w:firstLine="720"/>
+      </w:pPr>
+      <w:r>
+        <w:t>Workshop: “Inner Debug: Using Art to Scan Your Emotional System”, August 4th</w:t>
+      </w:r>
+    </w:p>
+    <w:p>
+      <w:pPr>
+        <w:spacing w:after="160" w:line="240" w:lineRule="auto"/>
+      </w:pPr>
+      <w:r>
+        <w:t>2025</w:t>
+      </w:r>
+      <w:r>
+        <w:tab/>
+        <w:t xml:space="preserve">NYU Mood Psychology, Guest Speaker: Introduction to Psychology Field, April 1  </w:t>
+      </w:r>
+    </w:p>
+    <w:p>
+      <w:pPr>
+        <w:spacing w:after="160" w:line="240" w:lineRule="auto"/>
+      </w:pPr>
+      <w:r>
+        <w:t>2025</w:t>
+      </w:r>
+      <w:r>
+        <w:tab/>
+        <w:t xml:space="preserve">Online, Introduction to Music Therapy – Public Lecture, March 21  </w:t>
+      </w:r>
+    </w:p>
+    <w:p>
+      <w:pPr>
+        <w:spacing w:after="160" w:line="240" w:lineRule="auto"/>
+      </w:pPr>
+      <w:r>
+        <w:t>2025</w:t>
+      </w:r>
+      <w:r>
+        <w:tab/>
+        <w:t xml:space="preserve">UTOPIA, Art x Drama Healing Workshop (Art Therapy x Drama Therapy), March 1  </w:t>
+      </w:r>
+    </w:p>
+    <w:p>
+      <w:pPr>
+        <w:spacing w:after="160" w:line="240" w:lineRule="auto"/>
+      </w:pPr>
+      <w:r>
+        <w:t>2024</w:t>
+      </w:r>
+      <w:r>
+        <w:tab/>
+        <w:t xml:space="preserve">Yunnan Kunming, China, 3-Day In-Person Art Therapy Workshop, August 1–4  </w:t>
+      </w:r>
+    </w:p>
+    <w:p>
+      <w:pPr>
+        <w:spacing w:after="160" w:line="240" w:lineRule="auto"/>
+      </w:pPr>
+      <w:r>
+        <w:t>2024</w:t>
+      </w:r>
+      <w:r>
+        <w:tab/>
+        <w:t xml:space="preserve">Shanghai Jiao Tong University Confucius Institute Kunming Branch, China, Introductory </w:t>
+      </w:r>
+      <w:r>
+        <w:tab/>
+      </w:r>
+      <w:r>
+        <w:tab/>
+        <w:t xml:space="preserve">Art Therapy Lecture &amp; Workshop, August 5   </w:t>
+      </w:r>
+    </w:p>
+    <w:p>
+      <w:pPr>
+        <w:spacing w:after="160" w:line="240" w:lineRule="auto"/>
+      </w:pPr>
+      <w:r>
+        <w:t>2024</w:t>
+      </w:r>
+      <w:r>
+        <w:tab/>
+        <w:t>Not yet Art, Embracing Change and Uncertainty, Art as therapy workshop, May 24th</w:t>
+      </w:r>
+    </w:p>
+    <w:p>
+      <w:pPr>
+        <w:spacing w:after="160" w:line="240" w:lineRule="auto"/>
+      </w:pPr>
+      <w:r>
+        <w:t>2024</w:t>
+      </w:r>
+      <w:r>
+        <w:tab/>
+        <w:t>GAIC, New York, Impact and Sustainability, Art as therapy workshop, April 10th</w:t>
+      </w:r>
+    </w:p>
+    <w:p>
+      <w:pPr>
+        <w:spacing w:after="160" w:line="240" w:lineRule="auto"/>
+      </w:pPr>
+      <w:r>
+        <w:t>2024</w:t>
+      </w:r>
+      <w:r>
+        <w:tab/>
+        <w:t>VAGUS, China, How to become an art therapist, February 17th</w:t>
+      </w:r>
+    </w:p>
+    <w:p>
+      <w:pPr>
+        <w:spacing w:after="160" w:line="240" w:lineRule="auto"/>
+      </w:pPr>
+      <w:r>
+        <w:t xml:space="preserve">2024 </w:t>
+      </w:r>
+      <w:r>
+        <w:tab/>
+        <w:t>VAGUS, China, Ethics and Morals in Art Therapy, January 20</w:t>
+      </w:r>
+      <w:r>
+        <w:rPr>
+          <w:vertAlign w:val="superscript"/>
+        </w:rPr>
+        <w:t>th</w:t>
+      </w:r>
+    </w:p>
+    <w:p>
+      <w:pPr>
+        <w:spacing w:after="160" w:line="240" w:lineRule="auto"/>
       </w:pPr>
       <w:r>
         <w:t>2023</w:t>
       </w:r>
       <w:r>
-        <w:tab/>
-        <w:t>VAGUS, China, Art therapy intervention in Correctional settings, July 23rd</w:t>
-      </w:r>
-    </w:p>
-    <w:p>
-      <w:pPr>
-        <w:spacing w:after="160"/>
+        <w:t> </w:t>
+      </w:r>
+      <w:r>
+        <w:t xml:space="preserve"> </w:t>
+      </w:r>
+      <w:r>
+        <w:t>Washington Square News (NYU) — Featured artist, Spring Issue  </w:t>
+      </w:r>
+    </w:p>
+    <w:p>
+      <w:pPr>
+        <w:spacing w:after="160" w:line="240" w:lineRule="auto"/>
       </w:pPr>
       <w:r>
         <w:t>2023</w:t>
       </w:r>
       <w:r>
         <w:tab/>
-        <w:t>EPISODE, China, Art Therapy study abroad, August 12th</w:t>
-      </w:r>
-    </w:p>
-    <w:p>
-      <w:pPr>
-        <w:spacing w:after="160"/>
+        <w:t xml:space="preserve">China International Arts Therapy Prospective Forum, Art therapy intervention in </w:t>
+      </w:r>
+      <w:r>
+        <w:tab/>
+      </w:r>
+      <w:r>
+        <w:tab/>
+      </w:r>
+      <w:r>
+        <w:tab/>
+        <w:t xml:space="preserve">correctional settings, December 17th </w:t>
+      </w:r>
+    </w:p>
+    <w:p>
+      <w:pPr>
+        <w:spacing w:after="160" w:line="240" w:lineRule="auto"/>
+        <w:ind w:left="720" w:hanging="720"/>
       </w:pPr>
       <w:r>
         <w:t>2023</w:t>
       </w:r>
       <w:r>
         <w:tab/>
-        <w:t>VAGUS, China, Art Therapy introduction: Healing through art, September 17th</w:t>
-      </w:r>
-    </w:p>
-    <w:p>
-      <w:pPr>
-        <w:spacing w:after="160"/>
+        <w:t xml:space="preserve">Utopia </w:t>
+      </w:r>
+      <w:r>
+        <w:t xml:space="preserve">NYC Exhibition – The Shape of Things to Come: Exploring a Utopian Vision of Future Through Art and Technology, Panel Discussion: “AI an Technology” </w:t>
+      </w:r>
+      <w:r>
+        <w:t>October 29</w:t>
+      </w:r>
+      <w:r>
+        <w:rPr>
+          <w:vertAlign w:val="superscript"/>
+        </w:rPr>
+        <w:t>th</w:t>
+      </w:r>
+    </w:p>
+    <w:p>
+      <w:pPr>
+        <w:spacing w:after="160" w:line="240" w:lineRule="auto"/>
+        <w:ind w:left="720"/>
+      </w:pPr>
+      <w:hyperlink r:id="rId9" w:history="1">
+        <w:r>
+          <w:rPr>
+            <w:rStyle w:val="Hyperlink"/>
+          </w:rPr>
+          <w:t>https://www.theglobeandmail.com/investing/markets/markets-news/GetNews/21722681/utopia-nyc-exhibition-the-shape-of-things-to-come-exploring-a-utopian-vision-of-the-future-through-art-and-technology/</w:t>
+        </w:r>
+      </w:hyperlink>
+      <w:r>
+        <w:t xml:space="preserve"> </w:t>
+      </w:r>
+    </w:p>
+    <w:p>
+      <w:pPr>
+        <w:spacing w:after="160" w:line="240" w:lineRule="auto"/>
       </w:pPr>
       <w:r>
         <w:t>2023</w:t>
@@ -3702,7 +3265,7 @@
       <w:r>
         <w:tab/>
       </w:r>
-      <w:hyperlink r:id="rId9" w:history="1">
+      <w:hyperlink r:id="rId10" w:history="1">
         <w:r>
           <w:rPr>
             <w:rStyle w:val="Hyperlink"/>
@@ -3716,260 +3279,69 @@
     </w:p>
     <w:p>
       <w:pPr>
-        <w:spacing w:after="160"/>
+        <w:spacing w:after="160" w:line="240" w:lineRule="auto"/>
       </w:pPr>
       <w:r>
         <w:t>2023</w:t>
       </w:r>
       <w:r>
         <w:tab/>
-        <w:t>Utopia Art Exhibition Panel Discussion, AI and Technology, October 29th</w:t>
-      </w:r>
-    </w:p>
-    <w:p>
-      <w:pPr>
-        <w:spacing w:after="160"/>
+        <w:t>VAGUS, China, Art Therapy introduction: Healing through art, September 17th</w:t>
+      </w:r>
+    </w:p>
+    <w:p>
+      <w:pPr>
+        <w:spacing w:after="160" w:line="240" w:lineRule="auto"/>
       </w:pPr>
       <w:r>
         <w:t>2023</w:t>
       </w:r>
       <w:r>
         <w:tab/>
-        <w:t xml:space="preserve">China International Arts Therapy Prospective Forum, Art therapy intervention in </w:t>
-      </w:r>
-      <w:r>
-        <w:tab/>
-      </w:r>
-      <w:r>
-        <w:tab/>
-      </w:r>
-      <w:r>
-        <w:tab/>
-        <w:t xml:space="preserve">correctional settings, December 17th </w:t>
-      </w:r>
-    </w:p>
-    <w:p>
-      <w:pPr>
-        <w:spacing w:after="160"/>
-      </w:pPr>
-      <w:r>
-        <w:t xml:space="preserve">2024 </w:t>
-      </w:r>
-      <w:r>
-        <w:tab/>
-        <w:t>VAGUS, China, Ethics and Morals in Art Therapy, January 20th</w:t>
-      </w:r>
-    </w:p>
-    <w:p>
-      <w:pPr>
-        <w:spacing w:after="160"/>
-      </w:pPr>
-      <w:r>
-        <w:t>2024</w:t>
-      </w:r>
-      <w:r>
-        <w:tab/>
-        <w:t>VAGUS, China, How to become an art therapist, February 17th</w:t>
-      </w:r>
-    </w:p>
-    <w:p>
-      <w:pPr>
-        <w:spacing w:after="160"/>
-      </w:pPr>
-      <w:r>
-        <w:t>2024</w:t>
-      </w:r>
-      <w:r>
-        <w:tab/>
-        <w:t>GAIC, New York, Impact and Sustainability, Art as therapy workshop, April 10th</w:t>
-      </w:r>
-    </w:p>
-    <w:p>
-      <w:pPr>
-        <w:spacing w:after="160"/>
-      </w:pPr>
-      <w:r>
-        <w:t>2024</w:t>
-      </w:r>
-      <w:r>
-        <w:tab/>
-        <w:t>Not yet Art, Embracing Change and Uncertainty, Art as therapy workshop, May 24th</w:t>
-      </w:r>
-    </w:p>
-    <w:p>
-      <w:pPr>
-        <w:spacing w:after="160"/>
-      </w:pPr>
-      <w:r>
-        <w:t xml:space="preserve">2024 </w:t>
-      </w:r>
-      <w:r>
-        <w:tab/>
-        <w:t xml:space="preserve">Shanghai Jiao Tong University Confucius Institute, Kunming Branch, Intro to Art </w:t>
-      </w:r>
-      <w:r>
-        <w:tab/>
-      </w:r>
-      <w:r>
-        <w:tab/>
-      </w:r>
-      <w:r>
-        <w:tab/>
-        <w:t>therapy, Aug 5th</w:t>
-      </w:r>
-    </w:p>
-    <w:p>
-      <w:pPr>
-        <w:spacing w:after="160"/>
-      </w:pPr>
-      <w:r>
-        <w:t>2024</w:t>
-      </w:r>
-      <w:r>
-        <w:tab/>
-        <w:t xml:space="preserve">Yunnan Kunming, China, 3-Day In-Person Art Therapy Workshop, August 1–4  </w:t>
-      </w:r>
-    </w:p>
-    <w:p>
-      <w:pPr>
-        <w:spacing w:after="160"/>
-      </w:pPr>
-      <w:r>
-        <w:t>2024</w:t>
-      </w:r>
-      <w:r>
-        <w:tab/>
-        <w:t xml:space="preserve">Shanghai Jiao Tong University Confucius Institute Kunming Branch, China, Introductory </w:t>
-      </w:r>
-      <w:r>
-        <w:tab/>
-      </w:r>
-      <w:r>
-        <w:tab/>
-        <w:t xml:space="preserve">Art Therapy Lecture &amp; Workshop, August 5  </w:t>
-      </w:r>
-    </w:p>
-    <w:p>
-      <w:pPr>
-        <w:spacing w:after="160"/>
-      </w:pPr>
-      <w:r>
-        <w:t>2024</w:t>
-      </w:r>
-      <w:r>
-        <w:tab/>
-        <w:t xml:space="preserve">Kaohsiung, Taiwan, In-Person Art Therapy Workshop, August 26  </w:t>
-      </w:r>
-    </w:p>
-    <w:p>
-      <w:pPr>
-        <w:spacing w:after="160"/>
-      </w:pPr>
-      <w:r>
-        <w:t>2025</w:t>
-      </w:r>
-      <w:r>
-        <w:tab/>
-        <w:t xml:space="preserve">New York, USA, In-Person Art Therapy Workshop, January 11  </w:t>
-      </w:r>
-    </w:p>
-    <w:p>
-      <w:pPr>
-        <w:spacing w:after="160"/>
-      </w:pPr>
-      <w:r>
-        <w:t>2025</w:t>
-      </w:r>
-      <w:r>
-        <w:tab/>
-        <w:t xml:space="preserve">Online, Journey Through the Darkness: International Online Art Therapy Workshop, </w:t>
-      </w:r>
-      <w:r>
-        <w:tab/>
-      </w:r>
-      <w:r>
-        <w:tab/>
-      </w:r>
-      <w:r>
-        <w:tab/>
-        <w:t xml:space="preserve">March 2  </w:t>
-      </w:r>
-    </w:p>
-    <w:p>
-      <w:pPr>
-        <w:spacing w:after="160"/>
-      </w:pPr>
-      <w:r>
-        <w:t>2025</w:t>
-      </w:r>
-      <w:r>
-        <w:tab/>
-        <w:t xml:space="preserve">UTOPIA, Art x Drama Healing Workshop (Art Therapy x Drama Therapy), March 1  </w:t>
-      </w:r>
-    </w:p>
-    <w:p>
-      <w:pPr>
-        <w:spacing w:after="160"/>
-      </w:pPr>
-      <w:r>
-        <w:t>2025</w:t>
-      </w:r>
-      <w:r>
-        <w:tab/>
-        <w:t xml:space="preserve">Online, Introduction to Music Therapy – Public Lecture, March 21  </w:t>
-      </w:r>
-    </w:p>
-    <w:p>
-      <w:pPr>
-        <w:spacing w:after="160"/>
-      </w:pPr>
-      <w:r>
-        <w:t>2025</w:t>
-      </w:r>
-      <w:r>
-        <w:tab/>
-        <w:t xml:space="preserve">NYU Mood Psychology, Guest Speaker: Introduction to Psychology Field, April 1  </w:t>
-      </w:r>
-    </w:p>
-    <w:p>
-      <w:pPr>
-        <w:spacing w:after="160"/>
+        <w:t>EPISODE, China, Art Therapy study abroad, August 12th</w:t>
+      </w:r>
+    </w:p>
+    <w:p>
+      <w:pPr>
+        <w:spacing w:after="160" w:line="240" w:lineRule="auto"/>
+      </w:pPr>
+      <w:r>
+        <w:t>2023</w:t>
+      </w:r>
+      <w:r>
+        <w:tab/>
+        <w:t>VAGUS, China, Art therapy intervention in Correctional settings, July 23</w:t>
+      </w:r>
+      <w:r>
+        <w:rPr>
+          <w:vertAlign w:val="superscript"/>
+        </w:rPr>
+        <w:t>rd</w:t>
+      </w:r>
+    </w:p>
+    <w:p>
+      <w:pPr>
+        <w:spacing w:after="160" w:line="240" w:lineRule="auto"/>
+      </w:pPr>
+    </w:p>
+    <w:p>
+      <w:pPr>
+        <w:spacing w:after="160" w:line="240" w:lineRule="auto"/>
         <w:rPr>
           <w:b/>
           <w:bCs/>
           <w:sz w:val="24"/>
           <w:szCs w:val="24"/>
-        </w:rPr>
-      </w:pPr>
-      <w:r>
-        <w:rPr>
-          <w:noProof/>
-          <w:lang w:eastAsia="zh-TW"/>
-        </w:rPr>
-        <w:pict w14:anchorId="5E806A8E">
-          <v:rect id="_x0000_i1034" alt="" style="width:468pt;height:.05pt;mso-width-percent:0;mso-height-percent:0;mso-width-percent:0;mso-height-percent:0" o:hralign="center" o:hrstd="t" o:hr="t" fillcolor="#a0a0a0" stroked="f"/>
-        </w:pict>
-      </w:r>
-    </w:p>
-    <w:p>
-      <w:pPr>
-        <w:spacing w:after="160"/>
+          <w:lang w:eastAsia="zh-TW"/>
+        </w:rPr>
+      </w:pPr>
+      <w:r>
         <w:rPr>
           <w:b/>
           <w:bCs/>
           <w:sz w:val="24"/>
           <w:szCs w:val="24"/>
-          <w:lang w:eastAsia="zh-TW"/>
-        </w:rPr>
-      </w:pPr>
-      <w:r>
-        <w:rPr>
-          <w:b/>
-          <w:bCs/>
-          <w:sz w:val="24"/>
-          <w:szCs w:val="24"/>
-        </w:rPr>
-        <w:lastRenderedPageBreak/>
+        </w:rPr>
         <w:t>MAGAZINE PUBLICATION</w:t>
       </w:r>
       <w:r>
@@ -3986,7 +3358,7 @@
     </w:p>
     <w:p>
       <w:pPr>
-        <w:spacing w:after="160"/>
+        <w:spacing w:after="160" w:line="240" w:lineRule="auto"/>
         <w:ind w:left="720" w:hanging="720"/>
         <w:rPr>
           <w:lang w:eastAsia="zh-TW"/>
@@ -4023,7 +3395,7 @@
       <w:r>
         <w:tab/>
       </w:r>
-      <w:hyperlink r:id="rId10" w:history="1">
+      <w:hyperlink r:id="rId11" w:history="1">
         <w:r>
           <w:rPr>
             <w:rStyle w:val="Hyperlink"/>
@@ -4037,7 +3409,7 @@
     </w:p>
     <w:p>
       <w:pPr>
-        <w:spacing w:after="160"/>
+        <w:spacing w:after="160" w:line="240" w:lineRule="auto"/>
       </w:pPr>
       <w:r>
         <w:t>2024</w:t>
@@ -4056,7 +3428,7 @@
         <w:tab/>
         <w:t xml:space="preserve">Common Wealth Magazine, </w:t>
       </w:r>
-      <w:hyperlink r:id="rId11" w:history="1">
+      <w:hyperlink r:id="rId12" w:history="1">
         <w:r>
           <w:rPr>
             <w:rStyle w:val="Hyperlink"/>
@@ -4067,21 +3439,12 @@
     </w:p>
     <w:p>
       <w:pPr>
-        <w:spacing w:after="160"/>
-      </w:pPr>
-      <w:r>
-        <w:rPr>
-          <w:noProof/>
-          <w:lang w:eastAsia="zh-TW"/>
-        </w:rPr>
-        <w:pict w14:anchorId="280F7B17">
-          <v:rect id="_x0000_i1033" alt="" style="width:468pt;height:.05pt;mso-width-percent:0;mso-height-percent:0;mso-width-percent:0;mso-height-percent:0" o:hralign="center" o:hrstd="t" o:hr="t" fillcolor="#a0a0a0" stroked="f"/>
-        </w:pict>
-      </w:r>
-    </w:p>
-    <w:p>
-      <w:pPr>
-        <w:spacing w:after="160"/>
+        <w:spacing w:after="160" w:line="240" w:lineRule="auto"/>
+      </w:pPr>
+    </w:p>
+    <w:p>
+      <w:pPr>
+        <w:spacing w:after="160" w:line="240" w:lineRule="auto"/>
         <w:rPr>
           <w:b/>
           <w:bCs/>
@@ -4096,7 +3459,16 @@
           <w:sz w:val="24"/>
           <w:szCs w:val="24"/>
         </w:rPr>
-        <w:t>AWARD</w:t>
+        <w:t>LEADERSHIP</w:t>
+      </w:r>
+      <w:r>
+        <w:rPr>
+          <w:b/>
+          <w:bCs/>
+          <w:sz w:val="24"/>
+          <w:szCs w:val="24"/>
+        </w:rPr>
+        <w:t xml:space="preserve"> EXPERIENCE</w:t>
       </w:r>
       <w:r>
         <w:rPr>
@@ -4121,50 +3493,55 @@
     </w:p>
     <w:p>
       <w:pPr>
-        <w:spacing w:after="160"/>
-      </w:pPr>
-      <w:r>
-        <w:t>Gold Key Award - Scholastic Art Awards (Surrealism) 2017</w:t>
-      </w:r>
-    </w:p>
-    <w:p>
-      <w:pPr>
-        <w:spacing w:after="160"/>
-      </w:pPr>
-      <w:r>
-        <w:t>Silver Key Award - Scholastic Art Awards (Comics) 2017</w:t>
-      </w:r>
-    </w:p>
-    <w:p>
-      <w:pPr>
-        <w:spacing w:after="160"/>
-      </w:pPr>
-      <w:r>
-        <w:t xml:space="preserve">Art Student of the Year 2016 - EF International High School, New York </w:t>
-      </w:r>
-    </w:p>
-    <w:p>
-      <w:pPr>
-        <w:spacing w:after="160"/>
-      </w:pPr>
-      <w:r>
-        <w:t xml:space="preserve">Art Student of the Year 2017 - EF International High School, New York </w:t>
-      </w:r>
-    </w:p>
-    <w:p>
-      <w:pPr>
-        <w:spacing w:after="160"/>
-      </w:pPr>
-      <w:r>
-        <w:t xml:space="preserve">Portfolio Competition Second Place 2017 - Parsons The New School </w:t>
-      </w:r>
-    </w:p>
-    <w:p>
-      <w:pPr>
-        <w:spacing w:after="160"/>
-        <w:rPr>
-          <w:sz w:val="24"/>
-          <w:szCs w:val="24"/>
+        <w:spacing w:after="160" w:line="240" w:lineRule="auto"/>
+      </w:pPr>
+      <w:r>
+        <w:t xml:space="preserve">H-Bridge, Chinese Young Artists Club, New York, USA </w:t>
+      </w:r>
+      <w:r>
+        <w:t xml:space="preserve"> </w:t>
+      </w:r>
+      <w:r>
+        <w:tab/>
+      </w:r>
+      <w:r>
+        <w:tab/>
+        <w:t xml:space="preserve">            </w:t>
+      </w:r>
+      <w:r>
+        <w:t xml:space="preserve">October 2018 - Present </w:t>
+      </w:r>
+    </w:p>
+    <w:p>
+      <w:pPr>
+        <w:numPr>
+          <w:ilvl w:val="0"/>
+          <w:numId w:val="24"/>
+        </w:numPr>
+        <w:spacing w:after="160" w:line="240" w:lineRule="auto"/>
+      </w:pPr>
+      <w:r>
+        <w:t>Founded a student-led organization dedicated to connecting Chinese art students across NYC through portfolio sharing, exhibitions, and career development</w:t>
+      </w:r>
+    </w:p>
+    <w:p>
+      <w:pPr>
+        <w:numPr>
+          <w:ilvl w:val="0"/>
+          <w:numId w:val="24"/>
+        </w:numPr>
+        <w:spacing w:after="160" w:line="240" w:lineRule="auto"/>
+      </w:pPr>
+      <w:r>
+        <w:t>Organized and led exhibitions, networking events, and workshops that offered platforms for emerging artists to showcase work and expand professional networks</w:t>
+      </w:r>
+    </w:p>
+    <w:p>
+      <w:pPr>
+        <w:spacing w:after="160" w:line="240" w:lineRule="auto"/>
+        <w:rPr>
+          <w:b/>
+          <w:bCs/>
         </w:rPr>
       </w:pPr>
       <w:r>
@@ -4172,14 +3549,152 @@
           <w:noProof/>
           <w:lang w:eastAsia="zh-TW"/>
         </w:rPr>
-        <w:pict w14:anchorId="338E27D2">
-          <v:rect id="_x0000_i1032" alt="" style="width:468pt;height:.05pt;mso-width-percent:0;mso-height-percent:0;mso-width-percent:0;mso-height-percent:0" o:hralign="center" o:hrstd="t" o:hr="t" fillcolor="#a0a0a0" stroked="f"/>
+        <w:pict w14:anchorId="0394C071">
+          <v:rect id="_x0000_i1026" alt="" style="width:468pt;height:.05pt;mso-width-percent:0;mso-height-percent:0;mso-width-percent:0;mso-height-percent:0" o:hralign="center" o:hrstd="t" o:hr="t" fillcolor="#a0a0a0" stroked="f"/>
         </w:pict>
       </w:r>
     </w:p>
     <w:p>
       <w:pPr>
-        <w:spacing w:after="160"/>
+        <w:spacing w:after="160" w:line="240" w:lineRule="auto"/>
+      </w:pPr>
+      <w:r>
+        <w:t>Hope,</w:t>
+      </w:r>
+      <w:r>
+        <w:rPr>
+          <w:b/>
+          <w:bCs/>
+        </w:rPr>
+        <w:t xml:space="preserve"> </w:t>
+      </w:r>
+      <w:r>
+        <w:t>New York, USA</w:t>
+      </w:r>
+      <w:r>
+        <w:tab/>
+      </w:r>
+      <w:r>
+        <w:tab/>
+      </w:r>
+      <w:r>
+        <w:tab/>
+      </w:r>
+      <w:r>
+        <w:tab/>
+      </w:r>
+      <w:r>
+        <w:tab/>
+      </w:r>
+      <w:r>
+        <w:tab/>
+      </w:r>
+      <w:r>
+        <w:tab/>
+        <w:t xml:space="preserve">    </w:t>
+      </w:r>
+      <w:r>
+        <w:t xml:space="preserve">September 2019 - April 2020 </w:t>
+      </w:r>
+    </w:p>
+    <w:p>
+      <w:pPr>
+        <w:numPr>
+          <w:ilvl w:val="0"/>
+          <w:numId w:val="48"/>
+        </w:numPr>
+        <w:spacing w:after="160" w:line="240" w:lineRule="auto"/>
+      </w:pPr>
+      <w:r>
+        <w:t>Founded a grassroots art-based social advocacy group addressing homelessness, leading public art campaigns, community storytelling projects, and donation drives supporting local shelters and street outreach.</w:t>
+      </w:r>
+    </w:p>
+    <w:p>
+      <w:pPr>
+        <w:numPr>
+          <w:ilvl w:val="0"/>
+          <w:numId w:val="48"/>
+        </w:numPr>
+        <w:spacing w:after="160" w:line="240" w:lineRule="auto"/>
+      </w:pPr>
+      <w:r>
+        <w:t>Mobilized volunteers and community members to participate in creative advocacy, conducting interviews with unhoused individuals, amplifying their voices, and fostering public dialogue to reduce stigma.</w:t>
+      </w:r>
+    </w:p>
+    <w:p>
+      <w:pPr>
+        <w:spacing w:after="160" w:line="240" w:lineRule="auto"/>
+      </w:pPr>
+      <w:r>
+        <w:rPr>
+          <w:noProof/>
+          <w:lang w:eastAsia="zh-TW"/>
+        </w:rPr>
+        <w:pict w14:anchorId="255B4056">
+          <v:rect id="_x0000_i1025" alt="" style="width:468pt;height:.05pt;mso-width-percent:0;mso-height-percent:0;mso-width-percent:0;mso-height-percent:0" o:hralign="center" o:hrstd="t" o:hr="t" fillcolor="#a0a0a0" stroked="f"/>
+        </w:pict>
+      </w:r>
+    </w:p>
+    <w:p>
+      <w:pPr>
+        <w:spacing w:after="160" w:line="240" w:lineRule="auto"/>
+      </w:pPr>
+      <w:r>
+        <w:t xml:space="preserve">China Taiwan ACFTC Cultural Exchange, China </w:t>
+      </w:r>
+      <w:r>
+        <w:tab/>
+      </w:r>
+      <w:r>
+        <w:tab/>
+      </w:r>
+      <w:r>
+        <w:tab/>
+      </w:r>
+      <w:r>
+        <w:tab/>
+      </w:r>
+      <w:r>
+        <w:tab/>
+        <w:t xml:space="preserve">   </w:t>
+      </w:r>
+      <w:r>
+        <w:t xml:space="preserve">Summer 2019 </w:t>
+      </w:r>
+    </w:p>
+    <w:p>
+      <w:pPr>
+        <w:numPr>
+          <w:ilvl w:val="0"/>
+          <w:numId w:val="49"/>
+        </w:numPr>
+        <w:spacing w:after="160" w:line="240" w:lineRule="auto"/>
+      </w:pPr>
+      <w:r>
+        <w:t>Represented Taiwan in a cross-strait cultural exchange program, promoting Taiwanese heritage through cultural events, workshops, and performances while engaging with media and government officials to strengthen public diplomacy.</w:t>
+      </w:r>
+    </w:p>
+    <w:p>
+      <w:pPr>
+        <w:numPr>
+          <w:ilvl w:val="0"/>
+          <w:numId w:val="49"/>
+        </w:numPr>
+        <w:spacing w:after="160" w:line="240" w:lineRule="auto"/>
+      </w:pPr>
+      <w:r>
+        <w:t>Served as a cultural ambassador, fostering intercultural understanding, building collaborative relationships, and receiving media coverage that highlighted youth leadership in cultural diplomacy.</w:t>
+      </w:r>
+    </w:p>
+    <w:p>
+      <w:pPr>
+        <w:spacing w:after="160" w:line="240" w:lineRule="auto"/>
+        <w:ind w:left="720"/>
+      </w:pPr>
+    </w:p>
+    <w:p>
+      <w:pPr>
+        <w:spacing w:after="160" w:line="240" w:lineRule="auto"/>
         <w:rPr>
           <w:b/>
           <w:bCs/>
@@ -4194,7 +3709,533 @@
           <w:sz w:val="24"/>
           <w:szCs w:val="24"/>
         </w:rPr>
-        <w:t>ACADEMIC EXPERIENCE</w:t>
+        <w:t>CERTIFICATIONS</w:t>
+      </w:r>
+      <w:r>
+        <w:rPr>
+          <w:b/>
+          <w:bCs/>
+          <w:sz w:val="24"/>
+          <w:szCs w:val="24"/>
+        </w:rPr>
+        <w:t xml:space="preserve"> AND COURS</w:t>
+      </w:r>
+      <w:r>
+        <w:rPr>
+          <w:b/>
+          <w:bCs/>
+          <w:sz w:val="24"/>
+          <w:szCs w:val="24"/>
+        </w:rPr>
+        <w:t>E</w:t>
+      </w:r>
+      <w:r>
+        <w:rPr>
+          <w:b/>
+          <w:bCs/>
+          <w:sz w:val="24"/>
+          <w:szCs w:val="24"/>
+        </w:rPr>
+        <w:t>WORK</w:t>
+      </w:r>
+    </w:p>
+    <w:p>
+      <w:pPr>
+        <w:numPr>
+          <w:ilvl w:val="0"/>
+          <w:numId w:val="29"/>
+        </w:numPr>
+        <w:spacing w:after="160" w:line="240" w:lineRule="auto"/>
+      </w:pPr>
+      <w:r>
+        <w:rPr>
+          <w:rFonts w:hint="eastAsia"/>
+          <w:lang w:eastAsia="zh-TW"/>
+        </w:rPr>
+        <w:t>BCBH Traumatic Loss Facilitator Training (TLFT), (January, 24, 2026 )</w:t>
+      </w:r>
+    </w:p>
+    <w:p>
+      <w:pPr>
+        <w:numPr>
+          <w:ilvl w:val="0"/>
+          <w:numId w:val="29"/>
+        </w:numPr>
+        <w:spacing w:after="160" w:line="240" w:lineRule="auto"/>
+      </w:pPr>
+      <w:r>
+        <w:t>Indigenous Canada</w:t>
+      </w:r>
+      <w:r>
+        <w:t xml:space="preserve"> Certificate, University of Alberta (Coursera)</w:t>
+      </w:r>
+      <w:r>
+        <w:t>,</w:t>
+      </w:r>
+      <w:r>
+        <w:t xml:space="preserve"> </w:t>
+      </w:r>
+      <w:r>
+        <w:t>(</w:t>
+      </w:r>
+      <w:r>
+        <w:t xml:space="preserve">October 14, </w:t>
+      </w:r>
+      <w:r>
+        <w:t xml:space="preserve"> 202</w:t>
+      </w:r>
+      <w:r>
+        <w:t>5</w:t>
+      </w:r>
+      <w:r>
+        <w:t>)</w:t>
+      </w:r>
+    </w:p>
+    <w:p>
+      <w:pPr>
+        <w:numPr>
+          <w:ilvl w:val="0"/>
+          <w:numId w:val="29"/>
+        </w:numPr>
+        <w:spacing w:after="160" w:line="240" w:lineRule="auto"/>
+      </w:pPr>
+      <w:r>
+        <w:rPr>
+          <w:rFonts w:hint="eastAsia"/>
+          <w:lang w:eastAsia="zh-TW"/>
+        </w:rPr>
+        <w:t>B</w:t>
+      </w:r>
+      <w:r>
+        <w:t>uilding Productive Relationships with Social Intelligence (SQ)</w:t>
+      </w:r>
+      <w:r>
+        <w:rPr>
+          <w:rFonts w:hint="eastAsia"/>
+          <w:lang w:eastAsia="zh-TW"/>
+        </w:rPr>
+        <w:t xml:space="preserve">, </w:t>
+      </w:r>
+      <w:r>
+        <w:t>Teachers College, Columbia University</w:t>
+      </w:r>
+      <w:r>
+        <w:rPr>
+          <w:rFonts w:hint="eastAsia"/>
+          <w:lang w:eastAsia="zh-TW"/>
+        </w:rPr>
+        <w:t>, Dr. Terrence E. Maltbia, ORLD 5822</w:t>
+      </w:r>
+      <w:r>
+        <w:t xml:space="preserve"> (</w:t>
+      </w:r>
+      <w:r>
+        <w:rPr>
+          <w:rFonts w:hint="eastAsia"/>
+          <w:lang w:eastAsia="zh-TW"/>
+        </w:rPr>
+        <w:t xml:space="preserve">June </w:t>
+      </w:r>
+      <w:r>
+        <w:rPr>
+          <w:lang w:eastAsia="zh-TW"/>
+        </w:rPr>
+        <w:t>–</w:t>
+      </w:r>
+      <w:r>
+        <w:rPr>
+          <w:rFonts w:hint="eastAsia"/>
+          <w:lang w:eastAsia="zh-TW"/>
+        </w:rPr>
+        <w:t xml:space="preserve"> July </w:t>
+      </w:r>
+      <w:r>
+        <w:t>2025)</w:t>
+      </w:r>
+    </w:p>
+    <w:p>
+      <w:pPr>
+        <w:numPr>
+          <w:ilvl w:val="0"/>
+          <w:numId w:val="29"/>
+        </w:numPr>
+        <w:spacing w:after="160" w:line="240" w:lineRule="auto"/>
+      </w:pPr>
+      <w:r>
+        <w:t>Motivational Interviewing (MI)</w:t>
+      </w:r>
+      <w:r>
+        <w:rPr>
+          <w:rFonts w:hint="eastAsia"/>
+          <w:lang w:eastAsia="zh-TW"/>
+        </w:rPr>
+        <w:t>,</w:t>
+      </w:r>
+      <w:r>
+        <w:t xml:space="preserve"> Teachers College, Columbia University, </w:t>
+      </w:r>
+      <w:r>
+        <w:rPr>
+          <w:rFonts w:hint="eastAsia"/>
+          <w:lang w:eastAsia="zh-TW"/>
+        </w:rPr>
+        <w:t xml:space="preserve">Dr. Jennifer J.Chang, CCPJ 4199 (June - July </w:t>
+      </w:r>
+      <w:r>
+        <w:t>202</w:t>
+      </w:r>
+      <w:r>
+        <w:rPr>
+          <w:rFonts w:hint="eastAsia"/>
+          <w:lang w:eastAsia="zh-TW"/>
+        </w:rPr>
+        <w:t>5)</w:t>
+      </w:r>
+    </w:p>
+    <w:p>
+      <w:pPr>
+        <w:numPr>
+          <w:ilvl w:val="0"/>
+          <w:numId w:val="29"/>
+        </w:numPr>
+        <w:spacing w:after="160" w:line="240" w:lineRule="auto"/>
+      </w:pPr>
+      <w:r>
+        <w:rPr>
+          <w:i/>
+          <w:iCs/>
+        </w:rPr>
+        <w:t>Rational Emotive Behavior Therapy (REBT)</w:t>
+      </w:r>
+      <w:r>
+        <w:rPr>
+          <w:rFonts w:hint="eastAsia"/>
+          <w:lang w:eastAsia="zh-TW"/>
+        </w:rPr>
+        <w:t>,</w:t>
+      </w:r>
+      <w:r>
+        <w:t xml:space="preserve"> Teachers College, Columbia University,</w:t>
+      </w:r>
+      <w:r>
+        <w:rPr>
+          <w:rFonts w:hint="eastAsia"/>
+          <w:lang w:eastAsia="zh-TW"/>
+        </w:rPr>
+        <w:t xml:space="preserve"> </w:t>
+      </w:r>
+      <w:r>
+        <w:t>Dr. Debbie Joffe Ellis</w:t>
+      </w:r>
+      <w:r>
+        <w:rPr>
+          <w:rFonts w:hint="eastAsia"/>
+          <w:lang w:eastAsia="zh-TW"/>
+        </w:rPr>
+        <w:t xml:space="preserve">, </w:t>
+      </w:r>
+      <w:r>
+        <w:rPr>
+          <w:lang w:eastAsia="zh-TW"/>
+        </w:rPr>
+        <w:t>CCPX 5026</w:t>
+      </w:r>
+      <w:r>
+        <w:rPr>
+          <w:rFonts w:hint="eastAsia"/>
+          <w:lang w:eastAsia="zh-TW"/>
+        </w:rPr>
+        <w:t xml:space="preserve">, (Sep </w:t>
+      </w:r>
+      <w:r>
+        <w:rPr>
+          <w:lang w:eastAsia="zh-TW"/>
+        </w:rPr>
+        <w:t>–</w:t>
+      </w:r>
+      <w:r>
+        <w:rPr>
+          <w:rFonts w:hint="eastAsia"/>
+          <w:lang w:eastAsia="zh-TW"/>
+        </w:rPr>
+        <w:t xml:space="preserve"> Dec </w:t>
+      </w:r>
+      <w:r>
+        <w:t>202</w:t>
+      </w:r>
+      <w:r>
+        <w:rPr>
+          <w:rFonts w:hint="eastAsia"/>
+          <w:lang w:eastAsia="zh-TW"/>
+        </w:rPr>
+        <w:t>5)</w:t>
+      </w:r>
+    </w:p>
+    <w:p>
+      <w:pPr>
+        <w:numPr>
+          <w:ilvl w:val="0"/>
+          <w:numId w:val="29"/>
+        </w:numPr>
+        <w:spacing w:after="160" w:line="240" w:lineRule="auto"/>
+      </w:pPr>
+      <w:r>
+        <w:t>Practical Resources for Effective Postpartum Parenting Certificate, Columbia University Medical Center</w:t>
+      </w:r>
+      <w:r>
+        <w:t xml:space="preserve">, </w:t>
+      </w:r>
+      <w:r>
+        <w:t>(</w:t>
+      </w:r>
+      <w:r>
+        <w:t>December 22, 2023</w:t>
+      </w:r>
+      <w:r>
+        <w:t>)</w:t>
+      </w:r>
+    </w:p>
+    <w:p>
+      <w:pPr>
+        <w:numPr>
+          <w:ilvl w:val="0"/>
+          <w:numId w:val="29"/>
+        </w:numPr>
+        <w:spacing w:after="160" w:line="240" w:lineRule="auto"/>
+      </w:pPr>
+      <w:r>
+        <w:t>Bright Beginning Certificate, Martha E. Edward</w:t>
+      </w:r>
+      <w:r>
+        <w:rPr>
+          <w:rFonts w:hint="eastAsia"/>
+          <w:lang w:eastAsia="zh-TW"/>
+        </w:rPr>
+        <w:t>,</w:t>
+      </w:r>
+      <w:r>
+        <w:t xml:space="preserve"> Ph.D., Ackerman Institute</w:t>
+      </w:r>
+      <w:r>
+        <w:t>, (November 2023)</w:t>
+      </w:r>
+    </w:p>
+    <w:p>
+      <w:pPr>
+        <w:numPr>
+          <w:ilvl w:val="0"/>
+          <w:numId w:val="29"/>
+        </w:numPr>
+        <w:spacing w:after="160" w:line="240" w:lineRule="auto"/>
+      </w:pPr>
+      <w:r>
+        <w:t>Personal Best Certificate, Martha E. Edward</w:t>
+      </w:r>
+      <w:r>
+        <w:rPr>
+          <w:rFonts w:hint="eastAsia"/>
+          <w:lang w:eastAsia="zh-TW"/>
+        </w:rPr>
+        <w:t>,</w:t>
+      </w:r>
+      <w:r>
+        <w:t xml:space="preserve"> Ph.D., Ackerman Institute</w:t>
+      </w:r>
+      <w:r>
+        <w:t>, (November 2023)</w:t>
+      </w:r>
+    </w:p>
+    <w:p>
+      <w:pPr>
+        <w:numPr>
+          <w:ilvl w:val="0"/>
+          <w:numId w:val="29"/>
+        </w:numPr>
+        <w:spacing w:after="160" w:line="240" w:lineRule="auto"/>
+      </w:pPr>
+      <w:r>
+        <w:t>Certified Circle of Security Parenting Facilitator, Circle of Security International</w:t>
+      </w:r>
+      <w:r>
+        <w:t xml:space="preserve"> (Jan 27, 2023)</w:t>
+      </w:r>
+    </w:p>
+    <w:p>
+      <w:pPr>
+        <w:numPr>
+          <w:ilvl w:val="0"/>
+          <w:numId w:val="29"/>
+        </w:numPr>
+        <w:spacing w:after="160" w:line="240" w:lineRule="auto"/>
+      </w:pPr>
+      <w:r>
+        <w:t>Interpersonal Psychotherapy (IPT) LVL A Certificate</w:t>
+      </w:r>
+      <w:r>
+        <w:t xml:space="preserve">, </w:t>
+      </w:r>
+      <w:r>
+        <w:t>(</w:t>
+      </w:r>
+      <w:r>
+        <w:t>October 6, 2022</w:t>
+      </w:r>
+      <w:r>
+        <w:t>)</w:t>
+      </w:r>
+    </w:p>
+    <w:p>
+      <w:pPr>
+        <w:numPr>
+          <w:ilvl w:val="0"/>
+          <w:numId w:val="29"/>
+        </w:numPr>
+        <w:spacing w:after="160" w:line="240" w:lineRule="auto"/>
+      </w:pPr>
+      <w:r>
+        <w:t>Supervision of Children Certificate, Office of Children and Family Services</w:t>
+      </w:r>
+      <w:r>
+        <w:t>, (May 18, 2022)</w:t>
+      </w:r>
+    </w:p>
+    <w:p>
+      <w:pPr>
+        <w:numPr>
+          <w:ilvl w:val="0"/>
+          <w:numId w:val="29"/>
+        </w:numPr>
+        <w:spacing w:after="160" w:line="240" w:lineRule="auto"/>
+      </w:pPr>
+      <w:r>
+        <w:t>Family Engagement Certificate, Office of Children and Family Services</w:t>
+      </w:r>
+      <w:r>
+        <w:t>, (May 18, 2022)</w:t>
+      </w:r>
+    </w:p>
+    <w:p>
+      <w:pPr>
+        <w:numPr>
+          <w:ilvl w:val="0"/>
+          <w:numId w:val="29"/>
+        </w:numPr>
+        <w:spacing w:after="160" w:line="240" w:lineRule="auto"/>
+      </w:pPr>
+      <w:r>
+        <w:t>Foundations in Health and Safety Certificate, Office of Children and Family Services</w:t>
+      </w:r>
+      <w:r>
+        <w:t xml:space="preserve">, </w:t>
+      </w:r>
+      <w:r>
+        <w:t>(</w:t>
+      </w:r>
+      <w:r>
+        <w:t>May 17, 2022</w:t>
+      </w:r>
+      <w:r>
+        <w:t>)</w:t>
+      </w:r>
+    </w:p>
+    <w:p>
+      <w:pPr>
+        <w:numPr>
+          <w:ilvl w:val="0"/>
+          <w:numId w:val="29"/>
+        </w:numPr>
+        <w:spacing w:after="160" w:line="240" w:lineRule="auto"/>
+      </w:pPr>
+      <w:r>
+        <w:t>Emergency Preparedness Certificate, Office of Children and Family Services</w:t>
+      </w:r>
+      <w:r>
+        <w:t xml:space="preserve">, </w:t>
+      </w:r>
+      <w:r>
+        <w:t>(</w:t>
+      </w:r>
+      <w:r>
+        <w:t>May 17, 2022</w:t>
+      </w:r>
+      <w:r>
+        <w:t>)</w:t>
+      </w:r>
+    </w:p>
+    <w:p>
+      <w:pPr>
+        <w:numPr>
+          <w:ilvl w:val="0"/>
+          <w:numId w:val="29"/>
+        </w:numPr>
+        <w:spacing w:after="160" w:line="240" w:lineRule="auto"/>
+      </w:pPr>
+      <w:r>
+        <w:t>Preventing Sudden Infant Death Syndrome and Promoting Safe Sleeping Certificate, Office of Children and Family Services</w:t>
+      </w:r>
+      <w:r>
+        <w:t xml:space="preserve">, </w:t>
+      </w:r>
+      <w:r>
+        <w:t>(</w:t>
+      </w:r>
+      <w:r>
+        <w:t>May 17, 2022</w:t>
+      </w:r>
+      <w:r>
+        <w:t>)</w:t>
+      </w:r>
+    </w:p>
+    <w:p>
+      <w:pPr>
+        <w:numPr>
+          <w:ilvl w:val="0"/>
+          <w:numId w:val="29"/>
+        </w:numPr>
+        <w:spacing w:after="160" w:line="240" w:lineRule="auto"/>
+      </w:pPr>
+      <w:r>
+        <w:t>Prevention and Identification of Brain Injuries, including Abusive Head Trauma (AHT) Certificate, Office of Children and Family Services</w:t>
+      </w:r>
+      <w:r>
+        <w:t xml:space="preserve">, </w:t>
+      </w:r>
+      <w:r>
+        <w:t>(</w:t>
+      </w:r>
+      <w:r>
+        <w:t>May 17, 2022</w:t>
+      </w:r>
+      <w:r>
+        <w:t>)</w:t>
+      </w:r>
+    </w:p>
+    <w:p>
+      <w:pPr>
+        <w:spacing w:after="160" w:line="240" w:lineRule="auto"/>
+        <w:ind w:left="720"/>
+      </w:pPr>
+    </w:p>
+    <w:p>
+      <w:pPr>
+        <w:spacing w:after="160" w:line="240" w:lineRule="auto"/>
+        <w:rPr>
+          <w:b/>
+          <w:bCs/>
+          <w:sz w:val="24"/>
+          <w:szCs w:val="24"/>
+          <w:lang w:eastAsia="zh-TW"/>
+        </w:rPr>
+      </w:pPr>
+      <w:r>
+        <w:rPr>
+          <w:b/>
+          <w:bCs/>
+          <w:sz w:val="24"/>
+          <w:szCs w:val="24"/>
+          <w:lang w:eastAsia="zh-TW"/>
+        </w:rPr>
+        <w:t>SPECIAL</w:t>
       </w:r>
       <w:r>
         <w:rPr>
@@ -4205,819 +4246,16 @@
           <w:szCs w:val="24"/>
           <w:lang w:eastAsia="zh-TW"/>
         </w:rPr>
-        <w:t>S</w:t>
-      </w:r>
-      <w:r>
-        <w:rPr>
-          <w:b/>
-          <w:bCs/>
-          <w:sz w:val="24"/>
-          <w:szCs w:val="24"/>
-        </w:rPr>
-        <w:t xml:space="preserve"> </w:t>
-      </w:r>
-    </w:p>
-    <w:p>
-      <w:pPr>
-        <w:spacing w:after="160"/>
-      </w:pPr>
-      <w:r>
-        <w:t xml:space="preserve">Lunar New Year and Cultural Fair event planner </w:t>
-      </w:r>
-      <w:r>
-        <w:t xml:space="preserve">   </w:t>
-      </w:r>
-      <w:r>
-        <w:tab/>
-      </w:r>
-      <w:r>
-        <w:tab/>
-      </w:r>
-      <w:r>
-        <w:tab/>
-        <w:t xml:space="preserve">      </w:t>
-      </w:r>
-      <w:r>
-        <w:t>January 2014 - March 2017</w:t>
+        <w:t xml:space="preserve"> TRAINING </w:t>
       </w:r>
     </w:p>
     <w:p>
       <w:pPr>
         <w:numPr>
           <w:ilvl w:val="0"/>
-          <w:numId w:val="23"/>
+          <w:numId w:val="29"/>
         </w:numPr>
-        <w:spacing w:after="160"/>
-      </w:pPr>
-      <w:r>
-        <w:t>Organized and executed large-scale cultural events celebrating Lunar New Year, overseeing logistics, budgeting, and day-of coordination</w:t>
-      </w:r>
-    </w:p>
-    <w:p>
-      <w:pPr>
-        <w:numPr>
-          <w:ilvl w:val="0"/>
-          <w:numId w:val="23"/>
-        </w:numPr>
-        <w:tabs>
-          <w:tab w:val="num" w:pos="720"/>
-        </w:tabs>
-        <w:spacing w:after="160"/>
-      </w:pPr>
-      <w:r>
-        <w:t>Developed outreach strategies using social media, flyers, and community partnerships to promote events to diverse audiences</w:t>
-      </w:r>
-    </w:p>
-    <w:p>
-      <w:pPr>
-        <w:numPr>
-          <w:ilvl w:val="0"/>
-          <w:numId w:val="23"/>
-        </w:numPr>
-        <w:tabs>
-          <w:tab w:val="num" w:pos="720"/>
-        </w:tabs>
-        <w:spacing w:after="160"/>
-      </w:pPr>
-      <w:r>
-        <w:t>Designed immersive event spaces and cultural displays that blended traditional aesthetics with contemporary elements to enhance attendee engagement</w:t>
-      </w:r>
-    </w:p>
-    <w:p>
-      <w:pPr>
-        <w:spacing w:after="160"/>
-      </w:pPr>
-      <w:r>
-        <w:rPr>
-          <w:noProof/>
-          <w:lang w:eastAsia="zh-TW"/>
-        </w:rPr>
-        <w:pict w14:anchorId="0ECFEFAC">
-          <v:rect id="_x0000_i1031" alt="" style="width:468pt;height:.05pt;mso-width-percent:0;mso-height-percent:0;mso-width-percent:0;mso-height-percent:0" o:hralign="center" o:hrstd="t" o:hr="t" fillcolor="#a0a0a0" stroked="f"/>
-        </w:pict>
-      </w:r>
-    </w:p>
-    <w:p>
-      <w:pPr>
-        <w:spacing w:after="160"/>
-      </w:pPr>
-      <w:r>
-        <w:t xml:space="preserve">H-Bridge, Chinese Young Artists Club, New York, USA </w:t>
-      </w:r>
-      <w:r>
-        <w:t xml:space="preserve"> </w:t>
-      </w:r>
-      <w:r>
-        <w:tab/>
-      </w:r>
-      <w:r>
-        <w:tab/>
-        <w:t xml:space="preserve">            </w:t>
-      </w:r>
-      <w:r>
-        <w:t xml:space="preserve">October 2018 - Present </w:t>
-      </w:r>
-    </w:p>
-    <w:p>
-      <w:pPr>
-        <w:numPr>
-          <w:ilvl w:val="0"/>
-          <w:numId w:val="24"/>
-        </w:numPr>
-        <w:spacing w:after="160"/>
-      </w:pPr>
-      <w:r>
-        <w:t>Founded a student-led organization dedicated to connecting Chinese art students across NYC through portfolio sharing, exhibitions, and career development</w:t>
-      </w:r>
-    </w:p>
-    <w:p>
-      <w:pPr>
-        <w:numPr>
-          <w:ilvl w:val="0"/>
-          <w:numId w:val="24"/>
-        </w:numPr>
-        <w:spacing w:after="160"/>
-      </w:pPr>
-      <w:r>
-        <w:t>Organized and led exhibitions, networking events, and workshops that offered platforms for emerging artists to showcase work and expand professional networks</w:t>
-      </w:r>
-    </w:p>
-    <w:p>
-      <w:pPr>
-        <w:numPr>
-          <w:ilvl w:val="0"/>
-          <w:numId w:val="24"/>
-        </w:numPr>
-        <w:spacing w:after="160"/>
-      </w:pPr>
-      <w:r>
-        <w:t>Developed targeted outreach and marketing campaigns using social media and print materials to build membership and public engagement</w:t>
-      </w:r>
-    </w:p>
-    <w:p>
-      <w:pPr>
-        <w:numPr>
-          <w:ilvl w:val="0"/>
-          <w:numId w:val="24"/>
-        </w:numPr>
-        <w:spacing w:after="160"/>
-      </w:pPr>
-      <w:r>
-        <w:t>Established and maintained partnerships with art schools, galleries, and organizations to secure resources and opportunities for members</w:t>
-      </w:r>
-    </w:p>
-    <w:p>
-      <w:pPr>
-        <w:numPr>
-          <w:ilvl w:val="0"/>
-          <w:numId w:val="24"/>
-        </w:numPr>
-        <w:spacing w:after="160"/>
-      </w:pPr>
-      <w:r>
-        <w:lastRenderedPageBreak/>
-        <w:t>Led a team of volunteers, fostering collaboration and strategic planning to execute successful events and long-term initiatives</w:t>
-      </w:r>
-    </w:p>
-    <w:p>
-      <w:pPr>
-        <w:spacing w:after="160"/>
-        <w:rPr>
-          <w:b/>
-          <w:bCs/>
-        </w:rPr>
-      </w:pPr>
-      <w:r>
-        <w:rPr>
-          <w:noProof/>
-          <w:lang w:eastAsia="zh-TW"/>
-        </w:rPr>
-        <w:pict w14:anchorId="2A6DA5BE">
-          <v:rect id="_x0000_i1030" alt="" style="width:468pt;height:.05pt;mso-width-percent:0;mso-height-percent:0;mso-width-percent:0;mso-height-percent:0" o:hralign="center" o:hrstd="t" o:hr="t" fillcolor="#a0a0a0" stroked="f"/>
-        </w:pict>
-      </w:r>
-    </w:p>
-    <w:p>
-      <w:pPr>
-        <w:spacing w:after="160"/>
-      </w:pPr>
-      <w:r>
-        <w:t>Hope,</w:t>
-      </w:r>
-      <w:r>
-        <w:rPr>
-          <w:b/>
-          <w:bCs/>
-        </w:rPr>
-        <w:t xml:space="preserve"> </w:t>
-      </w:r>
-      <w:r>
-        <w:t>New York, USA</w:t>
-      </w:r>
-      <w:r>
-        <w:tab/>
-      </w:r>
-      <w:r>
-        <w:tab/>
-      </w:r>
-      <w:r>
-        <w:tab/>
-      </w:r>
-      <w:r>
-        <w:tab/>
-      </w:r>
-      <w:r>
-        <w:tab/>
-      </w:r>
-      <w:r>
-        <w:tab/>
-      </w:r>
-      <w:r>
-        <w:tab/>
-        <w:t xml:space="preserve">    </w:t>
-      </w:r>
-      <w:r>
-        <w:t xml:space="preserve">September 2019 - April 2020 </w:t>
-      </w:r>
-    </w:p>
-    <w:p>
-      <w:pPr>
-        <w:numPr>
-          <w:ilvl w:val="0"/>
-          <w:numId w:val="25"/>
-        </w:numPr>
-        <w:spacing w:after="160"/>
-      </w:pPr>
-      <w:r>
-        <w:t>Founded a grassroots social awareness group using public art and storytelling to spotlight homelessness and reduce stigma</w:t>
-      </w:r>
-    </w:p>
-    <w:p>
-      <w:pPr>
-        <w:numPr>
-          <w:ilvl w:val="0"/>
-          <w:numId w:val="25"/>
-        </w:numPr>
-        <w:spacing w:after="160"/>
-      </w:pPr>
-      <w:r>
-        <w:t>Designed and led art-based advocacy campaigns that invited community participation and fostered public dialogue</w:t>
-      </w:r>
-    </w:p>
-    <w:p>
-      <w:pPr>
-        <w:numPr>
-          <w:ilvl w:val="0"/>
-          <w:numId w:val="25"/>
-        </w:numPr>
-        <w:spacing w:after="160"/>
-      </w:pPr>
-      <w:r>
-        <w:t>Conducted interviews with unhoused individuals to share their voices and perspectives through creative platforms</w:t>
-      </w:r>
-    </w:p>
-    <w:p>
-      <w:pPr>
-        <w:numPr>
-          <w:ilvl w:val="0"/>
-          <w:numId w:val="25"/>
-        </w:numPr>
-        <w:spacing w:after="160"/>
-      </w:pPr>
-      <w:r>
-        <w:t>Organized donation drives collecting food, clothing, and hygiene supplies for local shelters and street outreach</w:t>
-      </w:r>
-    </w:p>
-    <w:p>
-      <w:pPr>
-        <w:numPr>
-          <w:ilvl w:val="0"/>
-          <w:numId w:val="25"/>
-        </w:numPr>
-        <w:spacing w:after="160"/>
-      </w:pPr>
-      <w:r>
-        <w:t>Mobilized volunteers and community members to support awareness, fundraising, and compassionate engagement efforts</w:t>
-      </w:r>
-    </w:p>
-    <w:p>
-      <w:pPr>
-        <w:spacing w:after="160"/>
-      </w:pPr>
-      <w:r>
-        <w:rPr>
-          <w:noProof/>
-          <w:lang w:eastAsia="zh-TW"/>
-        </w:rPr>
-        <w:pict w14:anchorId="7791DB44">
-          <v:rect id="_x0000_i1029" alt="" style="width:468pt;height:.05pt;mso-width-percent:0;mso-height-percent:0;mso-width-percent:0;mso-height-percent:0" o:hralign="center" o:hrstd="t" o:hr="t" fillcolor="#a0a0a0" stroked="f"/>
-        </w:pict>
-      </w:r>
-    </w:p>
-    <w:p>
-      <w:pPr>
-        <w:spacing w:after="160"/>
-      </w:pPr>
-      <w:r>
-        <w:t xml:space="preserve">China Taiwan ACFTC Cultural Exchange, China </w:t>
-      </w:r>
-      <w:r>
-        <w:tab/>
-      </w:r>
-      <w:r>
-        <w:tab/>
-      </w:r>
-      <w:r>
-        <w:tab/>
-      </w:r>
-      <w:r>
-        <w:tab/>
-      </w:r>
-      <w:r>
-        <w:tab/>
-        <w:t xml:space="preserve">   </w:t>
-      </w:r>
-      <w:r>
-        <w:t xml:space="preserve">Summer 2019 </w:t>
-      </w:r>
-    </w:p>
-    <w:p>
-      <w:pPr>
-        <w:numPr>
-          <w:ilvl w:val="0"/>
-          <w:numId w:val="26"/>
-        </w:numPr>
-        <w:spacing w:after="160"/>
-      </w:pPr>
-      <w:r>
-        <w:t>Represented Taiwan in a cross-strait cultural exchange program aimed at fostering mutual understanding and collaboration</w:t>
-      </w:r>
-    </w:p>
-    <w:p>
-      <w:pPr>
-        <w:numPr>
-          <w:ilvl w:val="0"/>
-          <w:numId w:val="26"/>
-        </w:numPr>
-        <w:spacing w:after="160"/>
-      </w:pPr>
-      <w:r>
-        <w:t>Participated in cultural events, educational workshops, and performances to promote Taiwanese heritage</w:t>
-      </w:r>
-    </w:p>
-    <w:p>
-      <w:pPr>
-        <w:numPr>
-          <w:ilvl w:val="0"/>
-          <w:numId w:val="26"/>
-        </w:numPr>
-        <w:spacing w:after="160"/>
-      </w:pPr>
-      <w:r>
-        <w:t>Engaged with Chinese media and government officials to support public diplomacy and build intercultural relationships</w:t>
-      </w:r>
-    </w:p>
-    <w:p>
-      <w:pPr>
-        <w:numPr>
-          <w:ilvl w:val="0"/>
-          <w:numId w:val="26"/>
-        </w:numPr>
-        <w:spacing w:after="160"/>
-      </w:pPr>
-      <w:r>
-        <w:t>Served as a cultural ambassador, communicating the values and traditions of Taiwan to diverse audiences with pride and respect</w:t>
-      </w:r>
-    </w:p>
-    <w:p>
-      <w:pPr>
-        <w:numPr>
-          <w:ilvl w:val="0"/>
-          <w:numId w:val="26"/>
-        </w:numPr>
-        <w:spacing w:after="160"/>
-      </w:pPr>
-      <w:r>
-        <w:t>Received media coverage for participation in the exchange program, highlighting the role of youth in cultural diplomacy</w:t>
-      </w:r>
-    </w:p>
-    <w:p>
-      <w:pPr>
-        <w:spacing w:after="160"/>
-      </w:pPr>
-      <w:r>
-        <w:rPr>
-          <w:noProof/>
-          <w:lang w:eastAsia="zh-TW"/>
-        </w:rPr>
-        <w:pict w14:anchorId="0D7AB9AC">
-          <v:rect id="_x0000_i1028" alt="" style="width:468pt;height:.05pt;mso-width-percent:0;mso-height-percent:0;mso-width-percent:0;mso-height-percent:0" o:hralign="center" o:hrstd="t" o:hr="t" fillcolor="#a0a0a0" stroked="f"/>
-        </w:pict>
-      </w:r>
-    </w:p>
-    <w:p>
-      <w:pPr>
-        <w:spacing w:after="160"/>
-      </w:pPr>
-      <w:r>
-        <w:t xml:space="preserve">Washington Square News </w:t>
-      </w:r>
-      <w:r>
-        <w:t xml:space="preserve">     </w:t>
-      </w:r>
-      <w:r>
-        <w:tab/>
-      </w:r>
-      <w:r>
-        <w:tab/>
-      </w:r>
-      <w:r>
-        <w:tab/>
-      </w:r>
-      <w:r>
-        <w:tab/>
-      </w:r>
-      <w:r>
-        <w:tab/>
-      </w:r>
-      <w:r>
-        <w:tab/>
-      </w:r>
-      <w:r>
-        <w:tab/>
-      </w:r>
-      <w:r>
-        <w:tab/>
-        <w:t xml:space="preserve">      </w:t>
-      </w:r>
-      <w:r>
-        <w:t>Spring 2023</w:t>
-      </w:r>
-    </w:p>
-    <w:p>
-      <w:pPr>
-        <w:numPr>
-          <w:ilvl w:val="0"/>
-          <w:numId w:val="27"/>
-        </w:numPr>
-        <w:spacing w:after="160"/>
-      </w:pPr>
-      <w:r>
-        <w:t>Published original artwork in NYU’s campus newspaper, demonstrating visual storytelling and design skills</w:t>
-      </w:r>
-    </w:p>
-    <w:p>
-      <w:pPr>
-        <w:numPr>
-          <w:ilvl w:val="0"/>
-          <w:numId w:val="27"/>
-        </w:numPr>
-        <w:tabs>
-          <w:tab w:val="num" w:pos="720"/>
-        </w:tabs>
-        <w:spacing w:after="160"/>
-      </w:pPr>
-      <w:r>
-        <w:t>Collaborated with editorial staff to deliver high-quality visual content for publication</w:t>
-      </w:r>
-    </w:p>
-    <w:p>
-      <w:pPr>
-        <w:numPr>
-          <w:ilvl w:val="0"/>
-          <w:numId w:val="27"/>
-        </w:numPr>
-        <w:tabs>
-          <w:tab w:val="num" w:pos="720"/>
-        </w:tabs>
-        <w:spacing w:after="160"/>
-      </w:pPr>
-      <w:r>
-        <w:t>Contributed to NYU’s creative community through art that reflected cultural identity and personal expression</w:t>
-      </w:r>
-    </w:p>
-    <w:p>
-      <w:pPr>
-        <w:spacing w:after="160"/>
-      </w:pPr>
-      <w:r>
-        <w:rPr>
-          <w:noProof/>
-          <w:lang w:eastAsia="zh-TW"/>
-        </w:rPr>
-        <w:pict w14:anchorId="06CE7044">
-          <v:rect id="_x0000_i1027" alt="" style="width:468pt;height:.05pt;mso-width-percent:0;mso-height-percent:0;mso-width-percent:0;mso-height-percent:0" o:hralign="center" o:hrstd="t" o:hr="t" fillcolor="#a0a0a0" stroked="f"/>
-        </w:pict>
-      </w:r>
-    </w:p>
-    <w:p>
-      <w:pPr>
-        <w:spacing w:after="160"/>
-      </w:pPr>
-      <w:r>
-        <w:lastRenderedPageBreak/>
-        <w:t xml:space="preserve">Art for Wellness </w:t>
-      </w:r>
-      <w:r>
-        <w:t xml:space="preserve"> </w:t>
-      </w:r>
-      <w:r>
-        <w:tab/>
-      </w:r>
-      <w:r>
-        <w:tab/>
-      </w:r>
-      <w:r>
-        <w:tab/>
-      </w:r>
-      <w:r>
-        <w:tab/>
-      </w:r>
-      <w:r>
-        <w:tab/>
-      </w:r>
-      <w:r>
-        <w:tab/>
-      </w:r>
-      <w:r>
-        <w:tab/>
-      </w:r>
-      <w:r>
-        <w:tab/>
-      </w:r>
-      <w:r>
-        <w:tab/>
-        <w:t xml:space="preserve">      </w:t>
-      </w:r>
-      <w:r>
-        <w:t xml:space="preserve">Spring 2023 </w:t>
-      </w:r>
-    </w:p>
-    <w:p>
-      <w:pPr>
-        <w:numPr>
-          <w:ilvl w:val="0"/>
-          <w:numId w:val="28"/>
-        </w:numPr>
-        <w:spacing w:after="160"/>
-      </w:pPr>
-      <w:r>
-        <w:t>Co-led art therapy groups for NYU students and community members with chronic illnesses (e.g., respiratory conditions, Parkinson’s disease)</w:t>
-      </w:r>
-    </w:p>
-    <w:p>
-      <w:pPr>
-        <w:numPr>
-          <w:ilvl w:val="0"/>
-          <w:numId w:val="28"/>
-        </w:numPr>
-        <w:spacing w:after="160"/>
-      </w:pPr>
-      <w:r>
-        <w:t>Facilitated art-making sessions that supported stress relief, emotional expression, and social connection</w:t>
-      </w:r>
-    </w:p>
-    <w:p>
-      <w:pPr>
-        <w:numPr>
-          <w:ilvl w:val="0"/>
-          <w:numId w:val="28"/>
-        </w:numPr>
-        <w:spacing w:after="160"/>
-      </w:pPr>
-      <w:r>
-        <w:t>Collaborated with the Program Director to implement trauma-informed, client-centered group activities</w:t>
-      </w:r>
-    </w:p>
-    <w:p>
-      <w:pPr>
-        <w:numPr>
-          <w:ilvl w:val="0"/>
-          <w:numId w:val="28"/>
-        </w:numPr>
-        <w:spacing w:after="160"/>
-      </w:pPr>
-      <w:r>
-        <w:t>Introduced participants to the foundations of art therapy and its applications for mental health and holistic wellness</w:t>
-      </w:r>
-    </w:p>
-    <w:p>
-      <w:pPr>
-        <w:numPr>
-          <w:ilvl w:val="0"/>
-          <w:numId w:val="28"/>
-        </w:numPr>
-        <w:spacing w:after="160"/>
-      </w:pPr>
-      <w:r>
-        <w:t>Cultivated a safe, inclusive, and creative environment that promoted healing through the arts</w:t>
-      </w:r>
-    </w:p>
-    <w:p>
-      <w:pPr>
-        <w:spacing w:after="160"/>
-      </w:pPr>
-      <w:r>
-        <w:rPr>
-          <w:noProof/>
-          <w:lang w:eastAsia="zh-TW"/>
-        </w:rPr>
-        <w:pict w14:anchorId="5C8C1E54">
-          <v:rect id="_x0000_i1026" alt="" style="width:468pt;height:.05pt;mso-width-percent:0;mso-height-percent:0;mso-width-percent:0;mso-height-percent:0" o:hralign="center" o:hrstd="t" o:hr="t" fillcolor="#a0a0a0" stroked="f"/>
-        </w:pict>
-      </w:r>
-    </w:p>
-    <w:p>
-      <w:pPr>
-        <w:spacing w:after="160"/>
-        <w:rPr>
-          <w:b/>
-          <w:bCs/>
-          <w:sz w:val="24"/>
-          <w:szCs w:val="24"/>
-        </w:rPr>
-      </w:pPr>
-      <w:r>
-        <w:rPr>
-          <w:b/>
-          <w:bCs/>
-          <w:sz w:val="24"/>
-          <w:szCs w:val="24"/>
-        </w:rPr>
-        <w:t>EXHIBITION</w:t>
-      </w:r>
-      <w:r>
-        <w:rPr>
-          <w:rFonts w:hint="eastAsia"/>
-          <w:b/>
-          <w:bCs/>
-          <w:sz w:val="24"/>
-          <w:szCs w:val="24"/>
-          <w:lang w:eastAsia="zh-TW"/>
-        </w:rPr>
-        <w:t>S</w:t>
-      </w:r>
-      <w:r>
-        <w:rPr>
-          <w:b/>
-          <w:bCs/>
-          <w:sz w:val="24"/>
-          <w:szCs w:val="24"/>
-        </w:rPr>
-        <w:t xml:space="preserve"> </w:t>
-      </w:r>
-    </w:p>
-    <w:p>
-      <w:pPr>
-        <w:numPr>
-          <w:ilvl w:val="0"/>
-          <w:numId w:val="30"/>
-        </w:numPr>
-        <w:spacing w:after="160"/>
-      </w:pPr>
-      <w:r>
-        <w:t xml:space="preserve">Reveal, Personal Exhibition, EF International High School, New York, April 2017 </w:t>
-      </w:r>
-    </w:p>
-    <w:p>
-      <w:pPr>
-        <w:numPr>
-          <w:ilvl w:val="0"/>
-          <w:numId w:val="30"/>
-        </w:numPr>
-        <w:spacing w:after="160"/>
-      </w:pPr>
-      <w:r>
-        <w:t xml:space="preserve">Small Work Exhibition, Limner Gallery, New York, October 2019 </w:t>
-      </w:r>
-    </w:p>
-    <w:p>
-      <w:pPr>
-        <w:numPr>
-          <w:ilvl w:val="0"/>
-          <w:numId w:val="30"/>
-        </w:numPr>
-        <w:spacing w:after="160"/>
-      </w:pPr>
-      <w:r>
-        <w:t xml:space="preserve">Systems Unfolding, Parsons The New School, New York, December 2019 </w:t>
-      </w:r>
-    </w:p>
-    <w:p>
-      <w:pPr>
-        <w:numPr>
-          <w:ilvl w:val="0"/>
-          <w:numId w:val="30"/>
-        </w:numPr>
-        <w:spacing w:after="160"/>
-      </w:pPr>
-      <w:r>
-        <w:t>BFA Fine Arts Exhibition, Parsons SJDC Window Gallery, New York, May 2020</w:t>
-      </w:r>
-    </w:p>
-    <w:p>
-      <w:pPr>
-        <w:numPr>
-          <w:ilvl w:val="0"/>
-          <w:numId w:val="30"/>
-        </w:numPr>
-        <w:spacing w:after="160"/>
-      </w:pPr>
-      <w:r>
-        <w:t>Liminality Visual Art Exhibition, Wukong Media, New York &amp; Los Angeles, April - June 2022</w:t>
-      </w:r>
-    </w:p>
-    <w:p>
-      <w:pPr>
-        <w:numPr>
-          <w:ilvl w:val="0"/>
-          <w:numId w:val="30"/>
-        </w:numPr>
-        <w:spacing w:after="160"/>
-      </w:pPr>
-      <w:r>
-        <w:t>FATA Organa Art Exhibition, New York, 2022</w:t>
-      </w:r>
-    </w:p>
-    <w:p>
-      <w:pPr>
-        <w:numPr>
-          <w:ilvl w:val="0"/>
-          <w:numId w:val="30"/>
-        </w:numPr>
-        <w:spacing w:after="160"/>
-      </w:pPr>
-      <w:r>
-        <w:t>Art Affect, NYU Barney Building, 2023</w:t>
-      </w:r>
-    </w:p>
-    <w:p>
-      <w:pPr>
-        <w:numPr>
-          <w:ilvl w:val="0"/>
-          <w:numId w:val="30"/>
-        </w:numPr>
-        <w:spacing w:after="160"/>
-        <w:rPr>
-          <w:lang w:eastAsia="zh-TW"/>
-        </w:rPr>
-      </w:pPr>
-      <w:r>
-        <w:t xml:space="preserve">How Carbon Is Forgotten, Shang Art Museum, </w:t>
-      </w:r>
-      <w:r>
-        <w:rPr>
-          <w:rFonts w:hint="eastAsia"/>
-          <w:lang w:eastAsia="zh-TW"/>
-        </w:rPr>
-        <w:t>Hangzhou, China, 2025</w:t>
-      </w:r>
-    </w:p>
-    <w:p>
-      <w:pPr>
-        <w:spacing w:after="160"/>
-        <w:rPr>
-          <w:b/>
-          <w:bCs/>
-        </w:rPr>
-      </w:pPr>
-      <w:r>
-        <w:rPr>
-          <w:noProof/>
-          <w:lang w:eastAsia="zh-TW"/>
-        </w:rPr>
-        <w:pict w14:anchorId="10E2BC7C">
-          <v:rect id="_x0000_i1025" alt="" style="width:468pt;height:.05pt;mso-width-percent:0;mso-height-percent:0;mso-width-percent:0;mso-height-percent:0" o:hralign="center" o:hrstd="t" o:hr="t" fillcolor="#a0a0a0" stroked="f"/>
-        </w:pict>
-      </w:r>
-    </w:p>
-    <w:p>
-      <w:pPr>
-        <w:spacing w:after="160"/>
-        <w:rPr>
-          <w:b/>
-          <w:bCs/>
-          <w:sz w:val="24"/>
-          <w:szCs w:val="24"/>
-        </w:rPr>
-      </w:pPr>
-      <w:r>
-        <w:rPr>
-          <w:b/>
-          <w:bCs/>
-          <w:sz w:val="24"/>
-          <w:szCs w:val="24"/>
-        </w:rPr>
-        <w:t xml:space="preserve">TRAINING &amp; PROFESSIONAL DEVELOPMENT </w:t>
-      </w:r>
-    </w:p>
-    <w:p>
-      <w:pPr>
-        <w:numPr>
-          <w:ilvl w:val="0"/>
-          <w:numId w:val="31"/>
-        </w:numPr>
-        <w:spacing w:after="160"/>
+        <w:spacing w:after="160" w:line="240" w:lineRule="auto"/>
       </w:pPr>
       <w:r>
         <w:rPr>
@@ -5029,15 +4267,9 @@
       <w:r>
         <w:t>, Dr. Ho (September 2021)</w:t>
       </w:r>
-    </w:p>
-    <w:p>
-      <w:pPr>
-        <w:numPr>
-          <w:ilvl w:val="0"/>
-          <w:numId w:val="31"/>
-        </w:numPr>
-        <w:spacing w:after="160"/>
-      </w:pPr>
+      <w:r>
+        <w:t xml:space="preserve">, </w:t>
+      </w:r>
       <w:r>
         <w:rPr>
           <w:i/>
@@ -5048,15 +4280,9 @@
       <w:r>
         <w:t>, Dr. Maslovskiy (September 2021)</w:t>
       </w:r>
-    </w:p>
-    <w:p>
-      <w:pPr>
-        <w:numPr>
-          <w:ilvl w:val="0"/>
-          <w:numId w:val="31"/>
-        </w:numPr>
-        <w:spacing w:after="160"/>
-      </w:pPr>
+      <w:r>
+        <w:t xml:space="preserve">, </w:t>
+      </w:r>
       <w:r>
         <w:rPr>
           <w:i/>
@@ -5067,15 +4293,9 @@
       <w:r>
         <w:t>, Dr. Captain Gustave (September 2021)</w:t>
       </w:r>
-    </w:p>
-    <w:p>
-      <w:pPr>
-        <w:numPr>
-          <w:ilvl w:val="0"/>
-          <w:numId w:val="31"/>
-        </w:numPr>
-        <w:spacing w:after="160"/>
-      </w:pPr>
+      <w:r>
+        <w:t xml:space="preserve">, </w:t>
+      </w:r>
       <w:r>
         <w:rPr>
           <w:i/>
@@ -5086,15 +4306,9 @@
       <w:r>
         <w:t>, Mr. Collins (September 2021)</w:t>
       </w:r>
-    </w:p>
-    <w:p>
-      <w:pPr>
-        <w:numPr>
-          <w:ilvl w:val="0"/>
-          <w:numId w:val="31"/>
-        </w:numPr>
-        <w:spacing w:after="160"/>
-      </w:pPr>
+      <w:r>
+        <w:t xml:space="preserve">, </w:t>
+      </w:r>
       <w:r>
         <w:rPr>
           <w:i/>
@@ -5105,15 +4319,9 @@
       <w:r>
         <w:t>, Dr. Rivera (September 2021)</w:t>
       </w:r>
-    </w:p>
-    <w:p>
-      <w:pPr>
-        <w:numPr>
-          <w:ilvl w:val="0"/>
-          <w:numId w:val="31"/>
-        </w:numPr>
-        <w:spacing w:after="160"/>
-      </w:pPr>
+      <w:r>
+        <w:t xml:space="preserve">, </w:t>
+      </w:r>
       <w:r>
         <w:rPr>
           <w:i/>
@@ -5124,15 +4332,9 @@
       <w:r>
         <w:t>, Dr. Kushner (October 2021)</w:t>
       </w:r>
-    </w:p>
-    <w:p>
-      <w:pPr>
-        <w:numPr>
-          <w:ilvl w:val="0"/>
-          <w:numId w:val="31"/>
-        </w:numPr>
-        <w:spacing w:after="160"/>
-      </w:pPr>
+      <w:r>
+        <w:t xml:space="preserve">, </w:t>
+      </w:r>
       <w:r>
         <w:rPr>
           <w:i/>
@@ -5143,35 +4345,22 @@
       <w:r>
         <w:t>, Ms. Solimo (October 2021)</w:t>
       </w:r>
-    </w:p>
-    <w:p>
-      <w:pPr>
-        <w:numPr>
-          <w:ilvl w:val="0"/>
-          <w:numId w:val="31"/>
-        </w:numPr>
-        <w:spacing w:after="160"/>
-      </w:pPr>
+      <w:r>
+        <w:t xml:space="preserve">, </w:t>
+      </w:r>
       <w:r>
         <w:rPr>
           <w:i/>
           <w:iCs/>
         </w:rPr>
-        <w:lastRenderedPageBreak/>
         <w:t>PACE units at Riker’s Island</w:t>
       </w:r>
       <w:r>
         <w:t>, Dr. Stancato (October 2021)</w:t>
       </w:r>
-    </w:p>
-    <w:p>
-      <w:pPr>
-        <w:numPr>
-          <w:ilvl w:val="0"/>
-          <w:numId w:val="31"/>
-        </w:numPr>
-        <w:spacing w:after="160"/>
-      </w:pPr>
+      <w:r>
+        <w:t xml:space="preserve">, </w:t>
+      </w:r>
       <w:r>
         <w:rPr>
           <w:i/>
@@ -5182,15 +4371,9 @@
       <w:r>
         <w:t>, Dr. Garcia-Mansilla (November 2021)</w:t>
       </w:r>
-    </w:p>
-    <w:p>
-      <w:pPr>
-        <w:numPr>
-          <w:ilvl w:val="0"/>
-          <w:numId w:val="31"/>
-        </w:numPr>
-        <w:spacing w:after="160"/>
-      </w:pPr>
+      <w:r>
+        <w:t xml:space="preserve">, </w:t>
+      </w:r>
       <w:r>
         <w:rPr>
           <w:i/>
@@ -5201,15 +4384,9 @@
       <w:r>
         <w:t>, Mr. Kemali Green (November 2021)</w:t>
       </w:r>
-    </w:p>
-    <w:p>
-      <w:pPr>
-        <w:numPr>
-          <w:ilvl w:val="0"/>
-          <w:numId w:val="31"/>
-        </w:numPr>
-        <w:spacing w:after="160"/>
-      </w:pPr>
+      <w:r>
+        <w:t xml:space="preserve">, </w:t>
+      </w:r>
       <w:r>
         <w:rPr>
           <w:i/>
@@ -5220,15 +4397,9 @@
       <w:r>
         <w:t xml:space="preserve"> Mr. Justine Butler &amp; Ms. Kate Axelrod (November 2021)</w:t>
       </w:r>
-    </w:p>
-    <w:p>
-      <w:pPr>
-        <w:numPr>
-          <w:ilvl w:val="0"/>
-          <w:numId w:val="31"/>
-        </w:numPr>
-        <w:spacing w:after="160"/>
-      </w:pPr>
+      <w:r>
+        <w:t xml:space="preserve">, </w:t>
+      </w:r>
       <w:r>
         <w:rPr>
           <w:i/>
@@ -5239,15 +4410,9 @@
       <w:r>
         <w:t>, Mr. Schwartz (November 2021)</w:t>
       </w:r>
-    </w:p>
-    <w:p>
-      <w:pPr>
-        <w:numPr>
-          <w:ilvl w:val="0"/>
-          <w:numId w:val="31"/>
-        </w:numPr>
-        <w:spacing w:after="160"/>
-      </w:pPr>
+      <w:r>
+        <w:t xml:space="preserve">, </w:t>
+      </w:r>
       <w:r>
         <w:rPr>
           <w:i/>
@@ -5258,15 +4423,9 @@
       <w:r>
         <w:t>, Dr. Weissman (November 2021)</w:t>
       </w:r>
-    </w:p>
-    <w:p>
-      <w:pPr>
-        <w:numPr>
-          <w:ilvl w:val="0"/>
-          <w:numId w:val="31"/>
-        </w:numPr>
-        <w:spacing w:after="160"/>
-      </w:pPr>
+      <w:r>
+        <w:t xml:space="preserve">, </w:t>
+      </w:r>
       <w:r>
         <w:rPr>
           <w:i/>
@@ -5277,15 +4436,9 @@
       <w:r>
         <w:t>, Dr. Maslovskiy (November 2021)</w:t>
       </w:r>
-    </w:p>
-    <w:p>
-      <w:pPr>
-        <w:numPr>
-          <w:ilvl w:val="0"/>
-          <w:numId w:val="31"/>
-        </w:numPr>
-        <w:spacing w:after="160"/>
-      </w:pPr>
+      <w:r>
+        <w:t xml:space="preserve">, </w:t>
+      </w:r>
       <w:r>
         <w:rPr>
           <w:i/>
@@ -5294,17 +4447,15 @@
         <w:t>Hospitalization Assessment &amp; BHPW</w:t>
       </w:r>
       <w:r>
-        <w:t>, Dr. Chen (November 2021)</w:t>
-      </w:r>
-    </w:p>
-    <w:p>
-      <w:pPr>
-        <w:numPr>
-          <w:ilvl w:val="0"/>
-          <w:numId w:val="31"/>
-        </w:numPr>
-        <w:spacing w:after="160"/>
-      </w:pPr>
+        <w:t xml:space="preserve">, Dr. Chen </w:t>
+      </w:r>
+      <w:r>
+        <w:lastRenderedPageBreak/>
+        <w:t>(November 2021)</w:t>
+      </w:r>
+      <w:r>
+        <w:t xml:space="preserve">, </w:t>
+      </w:r>
       <w:r>
         <w:rPr>
           <w:i/>
@@ -5315,34 +4466,22 @@
       <w:r>
         <w:t>, Dr. Barber-Rioja (November 2021)</w:t>
       </w:r>
-    </w:p>
-    <w:p>
-      <w:pPr>
-        <w:numPr>
-          <w:ilvl w:val="0"/>
-          <w:numId w:val="31"/>
-        </w:numPr>
-        <w:spacing w:after="160"/>
-      </w:pPr>
+      <w:r>
+        <w:t xml:space="preserve">, </w:t>
+      </w:r>
       <w:r>
         <w:rPr>
           <w:i/>
           <w:iCs/>
         </w:rPr>
-        <w:t>Working with Transgendered Populations on Riker Island</w:t>
+        <w:t>Working with Transgender Populations on Riker Island</w:t>
       </w:r>
       <w:r>
         <w:t>, Dr. Harrison (November 2021)</w:t>
       </w:r>
-    </w:p>
-    <w:p>
-      <w:pPr>
-        <w:numPr>
-          <w:ilvl w:val="0"/>
-          <w:numId w:val="31"/>
-        </w:numPr>
-        <w:spacing w:after="160"/>
-      </w:pPr>
+      <w:r>
+        <w:t xml:space="preserve">, </w:t>
+      </w:r>
       <w:r>
         <w:rPr>
           <w:i/>
@@ -5353,15 +4492,9 @@
       <w:r>
         <w:t>, Dr. Gallagher  (December 2021)</w:t>
       </w:r>
-    </w:p>
-    <w:p>
-      <w:pPr>
-        <w:numPr>
-          <w:ilvl w:val="0"/>
-          <w:numId w:val="31"/>
-        </w:numPr>
-        <w:spacing w:after="160"/>
-      </w:pPr>
+      <w:r>
+        <w:t xml:space="preserve">, </w:t>
+      </w:r>
       <w:r>
         <w:rPr>
           <w:i/>
@@ -5372,15 +4505,9 @@
       <w:r>
         <w:t>, Dr. Fiona Radcliffe (December 2021)</w:t>
       </w:r>
-    </w:p>
-    <w:p>
-      <w:pPr>
-        <w:numPr>
-          <w:ilvl w:val="0"/>
-          <w:numId w:val="31"/>
-        </w:numPr>
-        <w:spacing w:after="160"/>
-      </w:pPr>
+      <w:r>
+        <w:t xml:space="preserve">, </w:t>
+      </w:r>
       <w:r>
         <w:rPr>
           <w:i/>
@@ -5391,15 +4518,9 @@
       <w:r>
         <w:t>, Ms. Solimo, (December 2021)</w:t>
       </w:r>
-    </w:p>
-    <w:p>
-      <w:pPr>
-        <w:numPr>
-          <w:ilvl w:val="0"/>
-          <w:numId w:val="31"/>
-        </w:numPr>
-        <w:spacing w:after="160"/>
-      </w:pPr>
+      <w:r>
+        <w:t xml:space="preserve">, </w:t>
+      </w:r>
       <w:r>
         <w:rPr>
           <w:i/>
@@ -5410,15 +4531,9 @@
       <w:r>
         <w:t>, Dr. Chen, (January 2022)</w:t>
       </w:r>
-    </w:p>
-    <w:p>
-      <w:pPr>
-        <w:numPr>
-          <w:ilvl w:val="0"/>
-          <w:numId w:val="31"/>
-        </w:numPr>
-        <w:spacing w:after="160"/>
-      </w:pPr>
+      <w:r>
+        <w:t xml:space="preserve">, </w:t>
+      </w:r>
       <w:r>
         <w:rPr>
           <w:i/>
@@ -5429,15 +4544,9 @@
       <w:r>
         <w:t>, Dr. Subedi, (January 2022)</w:t>
       </w:r>
-    </w:p>
-    <w:p>
-      <w:pPr>
-        <w:numPr>
-          <w:ilvl w:val="0"/>
-          <w:numId w:val="31"/>
-        </w:numPr>
-        <w:spacing w:after="160"/>
-      </w:pPr>
+      <w:r>
+        <w:t xml:space="preserve">, </w:t>
+      </w:r>
       <w:r>
         <w:rPr>
           <w:i/>
@@ -5448,15 +4557,9 @@
       <w:r>
         <w:t>, Dr. Ho, (January 2022)</w:t>
       </w:r>
-    </w:p>
-    <w:p>
-      <w:pPr>
-        <w:numPr>
-          <w:ilvl w:val="0"/>
-          <w:numId w:val="31"/>
-        </w:numPr>
-        <w:spacing w:after="160"/>
-      </w:pPr>
+      <w:r>
+        <w:t xml:space="preserve">, </w:t>
+      </w:r>
       <w:r>
         <w:rPr>
           <w:i/>
@@ -5467,15 +4570,9 @@
       <w:r>
         <w:t>, Dr. Jennifer Mathur, (January 2022)</w:t>
       </w:r>
-    </w:p>
-    <w:p>
-      <w:pPr>
-        <w:numPr>
-          <w:ilvl w:val="0"/>
-          <w:numId w:val="31"/>
-        </w:numPr>
-        <w:spacing w:after="160"/>
-      </w:pPr>
+      <w:r>
+        <w:t xml:space="preserve">, </w:t>
+      </w:r>
       <w:r>
         <w:rPr>
           <w:i/>
@@ -5486,15 +4583,9 @@
       <w:r>
         <w:t>, Dr. Otonichar (February 2022)</w:t>
       </w:r>
-    </w:p>
-    <w:p>
-      <w:pPr>
-        <w:numPr>
-          <w:ilvl w:val="0"/>
-          <w:numId w:val="31"/>
-        </w:numPr>
-        <w:spacing w:after="160"/>
-      </w:pPr>
+      <w:r>
+        <w:t xml:space="preserve">, </w:t>
+      </w:r>
       <w:r>
         <w:rPr>
           <w:i/>
@@ -5505,15 +4596,9 @@
       <w:r>
         <w:t>, Dr. Poggioli, (February 2022)</w:t>
       </w:r>
-    </w:p>
-    <w:p>
-      <w:pPr>
-        <w:numPr>
-          <w:ilvl w:val="0"/>
-          <w:numId w:val="31"/>
-        </w:numPr>
-        <w:spacing w:after="160"/>
-      </w:pPr>
+      <w:r>
+        <w:t xml:space="preserve">, </w:t>
+      </w:r>
       <w:r>
         <w:rPr>
           <w:i/>
@@ -5524,15 +4609,9 @@
       <w:r>
         <w:t>, Dr. Ho, (February 2022)</w:t>
       </w:r>
-    </w:p>
-    <w:p>
-      <w:pPr>
-        <w:numPr>
-          <w:ilvl w:val="0"/>
-          <w:numId w:val="31"/>
-        </w:numPr>
-        <w:spacing w:after="160"/>
-      </w:pPr>
+      <w:r>
+        <w:t xml:space="preserve">, </w:t>
+      </w:r>
       <w:r>
         <w:rPr>
           <w:i/>
@@ -5543,15 +4622,9 @@
       <w:r>
         <w:t>, Dr. Carambot, (March 2022)</w:t>
       </w:r>
-    </w:p>
-    <w:p>
-      <w:pPr>
-        <w:numPr>
-          <w:ilvl w:val="0"/>
-          <w:numId w:val="31"/>
-        </w:numPr>
-        <w:spacing w:after="160"/>
-      </w:pPr>
+      <w:r>
+        <w:t xml:space="preserve">, </w:t>
+      </w:r>
       <w:r>
         <w:rPr>
           <w:i/>
@@ -5562,238 +4635,156 @@
       <w:r>
         <w:t>, Dr. LaGrange (March 2022)</w:t>
       </w:r>
-    </w:p>
-    <w:p>
-      <w:pPr>
-        <w:numPr>
-          <w:ilvl w:val="0"/>
-          <w:numId w:val="31"/>
-        </w:numPr>
-        <w:spacing w:after="160"/>
-      </w:pPr>
+      <w:r>
+        <w:t xml:space="preserve">, </w:t>
+      </w:r>
       <w:r>
         <w:rPr>
           <w:i/>
           <w:iCs/>
         </w:rPr>
-        <w:t>IPT Level A Training</w:t>
-      </w:r>
-      <w:r>
-        <w:t>, TTAC (November 2022)</w:t>
-      </w:r>
-    </w:p>
-    <w:p>
-      <w:pPr>
-        <w:numPr>
-          <w:ilvl w:val="0"/>
-          <w:numId w:val="31"/>
-        </w:numPr>
-        <w:spacing w:after="160"/>
-      </w:pPr>
+        <w:t>Play Therapy 101</w:t>
+      </w:r>
+      <w:r>
+        <w:t>, Dr. Anderson Sungmin Yoon (February 2023)</w:t>
+      </w:r>
+      <w:r>
+        <w:t xml:space="preserve">, </w:t>
+      </w:r>
       <w:r>
         <w:rPr>
           <w:i/>
           <w:iCs/>
         </w:rPr>
-        <w:t>Play Therapy 101</w:t>
-      </w:r>
-      <w:r>
-        <w:t>, Dr. Anderson Sungmin Yoon (February 2023)</w:t>
-      </w:r>
-    </w:p>
-    <w:p>
-      <w:pPr>
-        <w:numPr>
-          <w:ilvl w:val="0"/>
-          <w:numId w:val="31"/>
-        </w:numPr>
-        <w:spacing w:after="160"/>
-      </w:pPr>
+        <w:t>The Impact of Sexual Abuse on Young Children</w:t>
+      </w:r>
+      <w:r>
+        <w:t>, Donna Potter, (March 2023)</w:t>
+      </w:r>
+      <w:r>
+        <w:t xml:space="preserve">, </w:t>
+      </w:r>
       <w:r>
         <w:rPr>
           <w:i/>
           <w:iCs/>
         </w:rPr>
-        <w:t>The Impact of Sexual Abuse on Young Children</w:t>
-      </w:r>
-      <w:r>
-        <w:t>, Donna Potter, (March 2023)</w:t>
-      </w:r>
-    </w:p>
-    <w:p>
-      <w:pPr>
-        <w:numPr>
-          <w:ilvl w:val="0"/>
-          <w:numId w:val="31"/>
-        </w:numPr>
-        <w:spacing w:after="160"/>
-      </w:pPr>
+        <w:t>Transcending Trauma: Treating Complex PTSD with Internal Family Systems (IFS)</w:t>
+      </w:r>
+      <w:r>
+        <w:t>, Frank Anderson, MD (June 2023)</w:t>
+      </w:r>
+      <w:r>
+        <w:t xml:space="preserve">, </w:t>
+      </w:r>
       <w:r>
         <w:rPr>
           <w:i/>
           <w:iCs/>
         </w:rPr>
-        <w:t>Transcending Trauma: Treating Complex PTSD with Internal Family Systems (IFS)</w:t>
-      </w:r>
-      <w:r>
-        <w:t>, Frank Anderson, MD (June 2023)</w:t>
-      </w:r>
-    </w:p>
-    <w:p>
-      <w:pPr>
-        <w:numPr>
-          <w:ilvl w:val="0"/>
-          <w:numId w:val="31"/>
-        </w:numPr>
-        <w:spacing w:after="160"/>
-      </w:pPr>
+        <w:t>Postpartum Psychosis: Approach to Diagnosis and Clinical Management</w:t>
+      </w:r>
+      <w:r>
+        <w:t>, Dr. Hart (June 2023)</w:t>
+      </w:r>
+      <w:r>
+        <w:t xml:space="preserve">, </w:t>
+      </w:r>
       <w:r>
         <w:rPr>
           <w:i/>
           <w:iCs/>
         </w:rPr>
-        <w:t>Postpartum Psychosis: Approach to Diagnosis and Clinical Management</w:t>
-      </w:r>
-      <w:r>
-        <w:t>, Dr. Hart (June 2023)</w:t>
-      </w:r>
-    </w:p>
-    <w:p>
-      <w:pPr>
-        <w:numPr>
-          <w:ilvl w:val="0"/>
-          <w:numId w:val="31"/>
-        </w:numPr>
-        <w:spacing w:after="160"/>
-      </w:pPr>
+        <w:t>Anxiety Summit: Integrate CBT and Exposure &amp; Response Prevention for Treatment of GAD, Panic Disorder, OCD, Social Anxiety, &amp; Phobias</w:t>
+      </w:r>
+      <w:r>
+        <w:t>, Kimberly Morrow and Elizabeth DuPont Spencer, (September 2023)</w:t>
+      </w:r>
+      <w:r>
+        <w:t>,</w:t>
+      </w:r>
       <w:r>
         <w:rPr>
           <w:i/>
           <w:iCs/>
         </w:rPr>
-        <w:lastRenderedPageBreak/>
-        <w:t>Bright Beginning</w:t>
-      </w:r>
-      <w:r>
-        <w:t>, Martha E. Edward Ph.D., Ackerman Institute (June 2023)</w:t>
-      </w:r>
-    </w:p>
-    <w:p>
-      <w:pPr>
-        <w:numPr>
-          <w:ilvl w:val="0"/>
-          <w:numId w:val="31"/>
-        </w:numPr>
-        <w:spacing w:after="160"/>
-      </w:pPr>
+        <w:t xml:space="preserve"> </w:t>
+      </w:r>
       <w:r>
         <w:rPr>
           <w:i/>
           <w:iCs/>
         </w:rPr>
-        <w:t>Transcending Trauma: Treating Complex PTSD with Internal Family System (IFS)</w:t>
-      </w:r>
-      <w:r>
-        <w:t>, Frank Anderson, MD (June 2023)</w:t>
-      </w:r>
-    </w:p>
-    <w:p>
-      <w:pPr>
-        <w:numPr>
-          <w:ilvl w:val="0"/>
-          <w:numId w:val="31"/>
-        </w:numPr>
-        <w:spacing w:after="160"/>
-      </w:pPr>
+        <w:t>Dialectical Behavior Therapy Certification Training</w:t>
+      </w:r>
+      <w:r>
+        <w:t>, Lane Pederson, PsyD, LP, C-DBT (September 2023)</w:t>
+      </w:r>
+      <w:r>
+        <w:t xml:space="preserve">, </w:t>
+      </w:r>
       <w:r>
         <w:rPr>
           <w:i/>
           <w:iCs/>
         </w:rPr>
-        <w:t>Anxiety Summit: Integrate CBT and Exposure &amp; Response Prevention for Treatment of GAD, Panic Disorder, OCD, Social Anxiety, &amp; Phobias</w:t>
-      </w:r>
-      <w:r>
-        <w:t>, Kimberly Morrow and Elizabeth DuPont Spencer, (September 2023)</w:t>
-      </w:r>
-    </w:p>
-    <w:p>
-      <w:pPr>
-        <w:numPr>
-          <w:ilvl w:val="0"/>
-          <w:numId w:val="31"/>
-        </w:numPr>
-        <w:spacing w:after="160"/>
-      </w:pPr>
+        <w:t>Clinical Interviewing</w:t>
+      </w:r>
+      <w:r>
+        <w:t>, Assessment, and Diagnosis. TCCNY. Diane Valente (October 2023)</w:t>
+      </w:r>
+      <w:r>
+        <w:t xml:space="preserve">, </w:t>
+      </w:r>
       <w:r>
         <w:rPr>
           <w:i/>
           <w:iCs/>
         </w:rPr>
-        <w:t>Dialectical Behavior Therapy Certification Training</w:t>
-      </w:r>
-      <w:r>
-        <w:t>, Lane Pederson, PsyD, LP, C-DBT (September 2023)</w:t>
-      </w:r>
-    </w:p>
-    <w:p>
-      <w:pPr>
-        <w:numPr>
-          <w:ilvl w:val="0"/>
-          <w:numId w:val="31"/>
-        </w:numPr>
-        <w:spacing w:after="160"/>
-      </w:pPr>
-      <w:r>
-        <w:rPr>
-          <w:i/>
-          <w:iCs/>
-        </w:rPr>
-        <w:t>Clinical Interviewing</w:t>
-      </w:r>
-      <w:r>
-        <w:t>, Assessment, and Diagnosis. TCCNY. Diane Valente (October 2023)</w:t>
-      </w:r>
-    </w:p>
-    <w:p>
-      <w:pPr>
-        <w:numPr>
-          <w:ilvl w:val="0"/>
-          <w:numId w:val="31"/>
-        </w:numPr>
-        <w:spacing w:after="160"/>
-      </w:pPr>
-      <w:r>
-        <w:rPr>
-          <w:i/>
-          <w:iCs/>
-        </w:rPr>
-        <w:t>Personal Best</w:t>
-      </w:r>
-      <w:r>
-        <w:t>, Martha E. Edward</w:t>
-      </w:r>
-      <w:r>
-        <w:rPr>
-          <w:rFonts w:hint="eastAsia"/>
-          <w:lang w:eastAsia="zh-TW"/>
-        </w:rPr>
-        <w:t>,</w:t>
-      </w:r>
-      <w:r>
-        <w:t xml:space="preserve"> Ph.D., Ackerman Institute (November 2023)</w:t>
-      </w:r>
-    </w:p>
-    <w:p>
-      <w:pPr>
-        <w:numPr>
-          <w:ilvl w:val="0"/>
-          <w:numId w:val="31"/>
-        </w:numPr>
-        <w:spacing w:after="160"/>
-      </w:pPr>
-      <w:r>
-        <w:t>Postpartum Depression Prevention, Columbia University Medical Center, Elizabeth Werner, Ph.D. (November 2023)</w:t>
-      </w:r>
+        <w:t>Postpartum Depression Prevention</w:t>
+      </w:r>
+      <w:r>
+        <w:t>, Columbia University Medical Center, Elizabeth Werner, Ph.D. (November 2023)</w:t>
+      </w:r>
+    </w:p>
+    <w:p>
+      <w:pPr>
+        <w:spacing w:after="160" w:line="240" w:lineRule="auto"/>
+        <w:ind w:left="720"/>
+      </w:pPr>
+    </w:p>
+    <w:p>
+      <w:pPr>
+        <w:spacing w:after="160" w:line="240" w:lineRule="auto"/>
+        <w:ind w:left="720"/>
+      </w:pPr>
+    </w:p>
+    <w:p>
+      <w:pPr>
+        <w:spacing w:after="160" w:line="240" w:lineRule="auto"/>
+      </w:pPr>
+    </w:p>
+    <w:p>
+      <w:pPr>
+        <w:spacing w:after="160" w:line="240" w:lineRule="auto"/>
+      </w:pPr>
+    </w:p>
+    <w:p>
+      <w:pPr>
+        <w:spacing w:after="160" w:line="240" w:lineRule="auto"/>
+      </w:pPr>
+    </w:p>
+    <w:p>
+      <w:pPr>
+        <w:spacing w:after="160" w:line="240" w:lineRule="auto"/>
+        <w:ind w:left="720"/>
+      </w:pPr>
+    </w:p>
+    <w:p>
+      <w:pPr>
+        <w:spacing w:after="160" w:line="240" w:lineRule="auto"/>
+        <w:ind w:left="720"/>
+      </w:pPr>
     </w:p>
     <w:sectPr>
       <w:pgSz w:w="12240" w:h="15840"/>
@@ -7482,6 +6473,155 @@
     </w:lvl>
   </w:abstractNum>
   <w:abstractNum w:abstractNumId="31" w15:restartNumberingAfterBreak="0">
+    <w:nsid w:val="024D6681"/>
+    <w:multiLevelType w:val="multilevel"/>
+    <w:tmpl w:val="44281EB2"/>
+    <w:lvl w:ilvl="0">
+      <w:start w:val="1"/>
+      <w:numFmt w:val="bullet"/>
+      <w:lvlText w:val=""/>
+      <w:lvlJc w:val="left"/>
+      <w:pPr>
+        <w:tabs>
+          <w:tab w:val="num" w:pos="720"/>
+        </w:tabs>
+        <w:ind w:left="720" w:hanging="360"/>
+      </w:pPr>
+      <w:rPr>
+        <w:rFonts w:ascii="Symbol" w:hAnsi="Symbol" w:hint="default"/>
+        <w:sz w:val="20"/>
+      </w:rPr>
+    </w:lvl>
+    <w:lvl w:ilvl="1" w:tentative="1">
+      <w:start w:val="1"/>
+      <w:numFmt w:val="bullet"/>
+      <w:lvlText w:val="o"/>
+      <w:lvlJc w:val="left"/>
+      <w:pPr>
+        <w:tabs>
+          <w:tab w:val="num" w:pos="1440"/>
+        </w:tabs>
+        <w:ind w:left="1440" w:hanging="360"/>
+      </w:pPr>
+      <w:rPr>
+        <w:rFonts w:ascii="Courier New" w:hAnsi="Courier New" w:hint="default"/>
+        <w:sz w:val="20"/>
+      </w:rPr>
+    </w:lvl>
+    <w:lvl w:ilvl="2" w:tentative="1">
+      <w:start w:val="1"/>
+      <w:numFmt w:val="bullet"/>
+      <w:lvlText w:val=""/>
+      <w:lvlJc w:val="left"/>
+      <w:pPr>
+        <w:tabs>
+          <w:tab w:val="num" w:pos="2160"/>
+        </w:tabs>
+        <w:ind w:left="2160" w:hanging="360"/>
+      </w:pPr>
+      <w:rPr>
+        <w:rFonts w:ascii="Wingdings" w:hAnsi="Wingdings" w:hint="default"/>
+        <w:sz w:val="20"/>
+      </w:rPr>
+    </w:lvl>
+    <w:lvl w:ilvl="3" w:tentative="1">
+      <w:start w:val="1"/>
+      <w:numFmt w:val="bullet"/>
+      <w:lvlText w:val=""/>
+      <w:lvlJc w:val="left"/>
+      <w:pPr>
+        <w:tabs>
+          <w:tab w:val="num" w:pos="2880"/>
+        </w:tabs>
+        <w:ind w:left="2880" w:hanging="360"/>
+      </w:pPr>
+      <w:rPr>
+        <w:rFonts w:ascii="Wingdings" w:hAnsi="Wingdings" w:hint="default"/>
+        <w:sz w:val="20"/>
+      </w:rPr>
+    </w:lvl>
+    <w:lvl w:ilvl="4" w:tentative="1">
+      <w:start w:val="1"/>
+      <w:numFmt w:val="bullet"/>
+      <w:lvlText w:val=""/>
+      <w:lvlJc w:val="left"/>
+      <w:pPr>
+        <w:tabs>
+          <w:tab w:val="num" w:pos="3600"/>
+        </w:tabs>
+        <w:ind w:left="3600" w:hanging="360"/>
+      </w:pPr>
+      <w:rPr>
+        <w:rFonts w:ascii="Wingdings" w:hAnsi="Wingdings" w:hint="default"/>
+        <w:sz w:val="20"/>
+      </w:rPr>
+    </w:lvl>
+    <w:lvl w:ilvl="5" w:tentative="1">
+      <w:start w:val="1"/>
+      <w:numFmt w:val="bullet"/>
+      <w:lvlText w:val=""/>
+      <w:lvlJc w:val="left"/>
+      <w:pPr>
+        <w:tabs>
+          <w:tab w:val="num" w:pos="4320"/>
+        </w:tabs>
+        <w:ind w:left="4320" w:hanging="360"/>
+      </w:pPr>
+      <w:rPr>
+        <w:rFonts w:ascii="Wingdings" w:hAnsi="Wingdings" w:hint="default"/>
+        <w:sz w:val="20"/>
+      </w:rPr>
+    </w:lvl>
+    <w:lvl w:ilvl="6" w:tentative="1">
+      <w:start w:val="1"/>
+      <w:numFmt w:val="bullet"/>
+      <w:lvlText w:val=""/>
+      <w:lvlJc w:val="left"/>
+      <w:pPr>
+        <w:tabs>
+          <w:tab w:val="num" w:pos="5040"/>
+        </w:tabs>
+        <w:ind w:left="5040" w:hanging="360"/>
+      </w:pPr>
+      <w:rPr>
+        <w:rFonts w:ascii="Wingdings" w:hAnsi="Wingdings" w:hint="default"/>
+        <w:sz w:val="20"/>
+      </w:rPr>
+    </w:lvl>
+    <w:lvl w:ilvl="7" w:tentative="1">
+      <w:start w:val="1"/>
+      <w:numFmt w:val="bullet"/>
+      <w:lvlText w:val=""/>
+      <w:lvlJc w:val="left"/>
+      <w:pPr>
+        <w:tabs>
+          <w:tab w:val="num" w:pos="5760"/>
+        </w:tabs>
+        <w:ind w:left="5760" w:hanging="360"/>
+      </w:pPr>
+      <w:rPr>
+        <w:rFonts w:ascii="Wingdings" w:hAnsi="Wingdings" w:hint="default"/>
+        <w:sz w:val="20"/>
+      </w:rPr>
+    </w:lvl>
+    <w:lvl w:ilvl="8" w:tentative="1">
+      <w:start w:val="1"/>
+      <w:numFmt w:val="bullet"/>
+      <w:lvlText w:val=""/>
+      <w:lvlJc w:val="left"/>
+      <w:pPr>
+        <w:tabs>
+          <w:tab w:val="num" w:pos="6480"/>
+        </w:tabs>
+        <w:ind w:left="6480" w:hanging="360"/>
+      </w:pPr>
+      <w:rPr>
+        <w:rFonts w:ascii="Wingdings" w:hAnsi="Wingdings" w:hint="default"/>
+        <w:sz w:val="20"/>
+      </w:rPr>
+    </w:lvl>
+  </w:abstractNum>
+  <w:abstractNum w:abstractNumId="32" w15:restartNumberingAfterBreak="0">
     <w:nsid w:val="025348D8"/>
     <w:multiLevelType w:val="hybridMultilevel"/>
     <w:tmpl w:val="91A27DBC"/>
@@ -7591,7 +6731,7 @@
       </w:rPr>
     </w:lvl>
   </w:abstractNum>
-  <w:abstractNum w:abstractNumId="32" w15:restartNumberingAfterBreak="0">
+  <w:abstractNum w:abstractNumId="33" w15:restartNumberingAfterBreak="0">
     <w:nsid w:val="0AD8374D"/>
     <w:multiLevelType w:val="hybridMultilevel"/>
     <w:tmpl w:val="A2D4173E"/>
@@ -7704,10 +6844,10 @@
       </w:rPr>
     </w:lvl>
   </w:abstractNum>
-  <w:abstractNum w:abstractNumId="33" w15:restartNumberingAfterBreak="0">
+  <w:abstractNum w:abstractNumId="34" w15:restartNumberingAfterBreak="0">
     <w:nsid w:val="0CB52577"/>
     <w:multiLevelType w:val="hybridMultilevel"/>
-    <w:tmpl w:val="5470C066"/>
+    <w:tmpl w:val="2DB85E96"/>
     <w:lvl w:ilvl="0" w:tplc="04090001">
       <w:start w:val="1"/>
       <w:numFmt w:val="bullet"/>
@@ -7817,7 +6957,7 @@
       </w:rPr>
     </w:lvl>
   </w:abstractNum>
-  <w:abstractNum w:abstractNumId="34" w15:restartNumberingAfterBreak="0">
+  <w:abstractNum w:abstractNumId="35" w15:restartNumberingAfterBreak="0">
     <w:nsid w:val="122B3076"/>
     <w:multiLevelType w:val="multilevel"/>
     <w:tmpl w:val="93743932"/>
@@ -7966,7 +7106,7 @@
       </w:rPr>
     </w:lvl>
   </w:abstractNum>
-  <w:abstractNum w:abstractNumId="35" w15:restartNumberingAfterBreak="0">
+  <w:abstractNum w:abstractNumId="36" w15:restartNumberingAfterBreak="0">
     <w:nsid w:val="1D015BA4"/>
     <w:multiLevelType w:val="multilevel"/>
     <w:tmpl w:val="C42C4202"/>
@@ -8115,7 +7255,7 @@
       </w:rPr>
     </w:lvl>
   </w:abstractNum>
-  <w:abstractNum w:abstractNumId="36" w15:restartNumberingAfterBreak="0">
+  <w:abstractNum w:abstractNumId="37" w15:restartNumberingAfterBreak="0">
     <w:nsid w:val="22316350"/>
     <w:multiLevelType w:val="multilevel"/>
     <w:tmpl w:val="94283AC0"/>
@@ -8264,7 +7404,7 @@
       </w:rPr>
     </w:lvl>
   </w:abstractNum>
-  <w:abstractNum w:abstractNumId="37" w15:restartNumberingAfterBreak="0">
+  <w:abstractNum w:abstractNumId="38" w15:restartNumberingAfterBreak="0">
     <w:nsid w:val="33E76A41"/>
     <w:multiLevelType w:val="hybridMultilevel"/>
     <w:tmpl w:val="F7D44D0E"/>
@@ -8374,7 +7514,7 @@
       </w:rPr>
     </w:lvl>
   </w:abstractNum>
-  <w:abstractNum w:abstractNumId="38" w15:restartNumberingAfterBreak="0">
+  <w:abstractNum w:abstractNumId="39" w15:restartNumberingAfterBreak="0">
     <w:nsid w:val="34CF36F6"/>
     <w:multiLevelType w:val="multilevel"/>
     <w:tmpl w:val="8116A99C"/>
@@ -8523,7 +7663,7 @@
       </w:rPr>
     </w:lvl>
   </w:abstractNum>
-  <w:abstractNum w:abstractNumId="39" w15:restartNumberingAfterBreak="0">
+  <w:abstractNum w:abstractNumId="40" w15:restartNumberingAfterBreak="0">
     <w:nsid w:val="4405238B"/>
     <w:multiLevelType w:val="hybridMultilevel"/>
     <w:tmpl w:val="A4DE7D9C"/>
@@ -8633,7 +7773,7 @@
       </w:rPr>
     </w:lvl>
   </w:abstractNum>
-  <w:abstractNum w:abstractNumId="40" w15:restartNumberingAfterBreak="0">
+  <w:abstractNum w:abstractNumId="41" w15:restartNumberingAfterBreak="0">
     <w:nsid w:val="45E93D38"/>
     <w:multiLevelType w:val="multilevel"/>
     <w:tmpl w:val="01A2E854"/>
@@ -8779,7 +7919,7 @@
       </w:rPr>
     </w:lvl>
   </w:abstractNum>
-  <w:abstractNum w:abstractNumId="41" w15:restartNumberingAfterBreak="0">
+  <w:abstractNum w:abstractNumId="42" w15:restartNumberingAfterBreak="0">
     <w:nsid w:val="50714FB2"/>
     <w:multiLevelType w:val="multilevel"/>
     <w:tmpl w:val="3D1A9888"/>
@@ -8928,7 +8068,7 @@
       </w:rPr>
     </w:lvl>
   </w:abstractNum>
-  <w:abstractNum w:abstractNumId="42" w15:restartNumberingAfterBreak="0">
+  <w:abstractNum w:abstractNumId="43" w15:restartNumberingAfterBreak="0">
     <w:nsid w:val="58033B49"/>
     <w:multiLevelType w:val="multilevel"/>
     <w:tmpl w:val="264A6EAC"/>
@@ -9077,7 +8217,156 @@
       </w:rPr>
     </w:lvl>
   </w:abstractNum>
-  <w:abstractNum w:abstractNumId="43" w15:restartNumberingAfterBreak="0">
+  <w:abstractNum w:abstractNumId="44" w15:restartNumberingAfterBreak="0">
+    <w:nsid w:val="5DBA6186"/>
+    <w:multiLevelType w:val="multilevel"/>
+    <w:tmpl w:val="5C9A061C"/>
+    <w:lvl w:ilvl="0">
+      <w:start w:val="1"/>
+      <w:numFmt w:val="bullet"/>
+      <w:lvlText w:val=""/>
+      <w:lvlJc w:val="left"/>
+      <w:pPr>
+        <w:tabs>
+          <w:tab w:val="num" w:pos="720"/>
+        </w:tabs>
+        <w:ind w:left="720" w:hanging="360"/>
+      </w:pPr>
+      <w:rPr>
+        <w:rFonts w:ascii="Symbol" w:hAnsi="Symbol" w:hint="default"/>
+        <w:sz w:val="20"/>
+      </w:rPr>
+    </w:lvl>
+    <w:lvl w:ilvl="1" w:tentative="1">
+      <w:start w:val="1"/>
+      <w:numFmt w:val="bullet"/>
+      <w:lvlText w:val="o"/>
+      <w:lvlJc w:val="left"/>
+      <w:pPr>
+        <w:tabs>
+          <w:tab w:val="num" w:pos="1440"/>
+        </w:tabs>
+        <w:ind w:left="1440" w:hanging="360"/>
+      </w:pPr>
+      <w:rPr>
+        <w:rFonts w:ascii="Courier New" w:hAnsi="Courier New" w:hint="default"/>
+        <w:sz w:val="20"/>
+      </w:rPr>
+    </w:lvl>
+    <w:lvl w:ilvl="2" w:tentative="1">
+      <w:start w:val="1"/>
+      <w:numFmt w:val="bullet"/>
+      <w:lvlText w:val=""/>
+      <w:lvlJc w:val="left"/>
+      <w:pPr>
+        <w:tabs>
+          <w:tab w:val="num" w:pos="2160"/>
+        </w:tabs>
+        <w:ind w:left="2160" w:hanging="360"/>
+      </w:pPr>
+      <w:rPr>
+        <w:rFonts w:ascii="Wingdings" w:hAnsi="Wingdings" w:hint="default"/>
+        <w:sz w:val="20"/>
+      </w:rPr>
+    </w:lvl>
+    <w:lvl w:ilvl="3" w:tentative="1">
+      <w:start w:val="1"/>
+      <w:numFmt w:val="bullet"/>
+      <w:lvlText w:val=""/>
+      <w:lvlJc w:val="left"/>
+      <w:pPr>
+        <w:tabs>
+          <w:tab w:val="num" w:pos="2880"/>
+        </w:tabs>
+        <w:ind w:left="2880" w:hanging="360"/>
+      </w:pPr>
+      <w:rPr>
+        <w:rFonts w:ascii="Wingdings" w:hAnsi="Wingdings" w:hint="default"/>
+        <w:sz w:val="20"/>
+      </w:rPr>
+    </w:lvl>
+    <w:lvl w:ilvl="4" w:tentative="1">
+      <w:start w:val="1"/>
+      <w:numFmt w:val="bullet"/>
+      <w:lvlText w:val=""/>
+      <w:lvlJc w:val="left"/>
+      <w:pPr>
+        <w:tabs>
+          <w:tab w:val="num" w:pos="3600"/>
+        </w:tabs>
+        <w:ind w:left="3600" w:hanging="360"/>
+      </w:pPr>
+      <w:rPr>
+        <w:rFonts w:ascii="Wingdings" w:hAnsi="Wingdings" w:hint="default"/>
+        <w:sz w:val="20"/>
+      </w:rPr>
+    </w:lvl>
+    <w:lvl w:ilvl="5" w:tentative="1">
+      <w:start w:val="1"/>
+      <w:numFmt w:val="bullet"/>
+      <w:lvlText w:val=""/>
+      <w:lvlJc w:val="left"/>
+      <w:pPr>
+        <w:tabs>
+          <w:tab w:val="num" w:pos="4320"/>
+        </w:tabs>
+        <w:ind w:left="4320" w:hanging="360"/>
+      </w:pPr>
+      <w:rPr>
+        <w:rFonts w:ascii="Wingdings" w:hAnsi="Wingdings" w:hint="default"/>
+        <w:sz w:val="20"/>
+      </w:rPr>
+    </w:lvl>
+    <w:lvl w:ilvl="6" w:tentative="1">
+      <w:start w:val="1"/>
+      <w:numFmt w:val="bullet"/>
+      <w:lvlText w:val=""/>
+      <w:lvlJc w:val="left"/>
+      <w:pPr>
+        <w:tabs>
+          <w:tab w:val="num" w:pos="5040"/>
+        </w:tabs>
+        <w:ind w:left="5040" w:hanging="360"/>
+      </w:pPr>
+      <w:rPr>
+        <w:rFonts w:ascii="Wingdings" w:hAnsi="Wingdings" w:hint="default"/>
+        <w:sz w:val="20"/>
+      </w:rPr>
+    </w:lvl>
+    <w:lvl w:ilvl="7" w:tentative="1">
+      <w:start w:val="1"/>
+      <w:numFmt w:val="bullet"/>
+      <w:lvlText w:val=""/>
+      <w:lvlJc w:val="left"/>
+      <w:pPr>
+        <w:tabs>
+          <w:tab w:val="num" w:pos="5760"/>
+        </w:tabs>
+        <w:ind w:left="5760" w:hanging="360"/>
+      </w:pPr>
+      <w:rPr>
+        <w:rFonts w:ascii="Wingdings" w:hAnsi="Wingdings" w:hint="default"/>
+        <w:sz w:val="20"/>
+      </w:rPr>
+    </w:lvl>
+    <w:lvl w:ilvl="8" w:tentative="1">
+      <w:start w:val="1"/>
+      <w:numFmt w:val="bullet"/>
+      <w:lvlText w:val=""/>
+      <w:lvlJc w:val="left"/>
+      <w:pPr>
+        <w:tabs>
+          <w:tab w:val="num" w:pos="6480"/>
+        </w:tabs>
+        <w:ind w:left="6480" w:hanging="360"/>
+      </w:pPr>
+      <w:rPr>
+        <w:rFonts w:ascii="Wingdings" w:hAnsi="Wingdings" w:hint="default"/>
+        <w:sz w:val="20"/>
+      </w:rPr>
+    </w:lvl>
+  </w:abstractNum>
+  <w:abstractNum w:abstractNumId="45" w15:restartNumberingAfterBreak="0">
     <w:nsid w:val="5EF06BF7"/>
     <w:multiLevelType w:val="multilevel"/>
     <w:tmpl w:val="4F803BA0"/>
@@ -9226,7 +8515,156 @@
       </w:rPr>
     </w:lvl>
   </w:abstractNum>
-  <w:abstractNum w:abstractNumId="44" w15:restartNumberingAfterBreak="0">
+  <w:abstractNum w:abstractNumId="46" w15:restartNumberingAfterBreak="0">
+    <w:nsid w:val="5EFA7995"/>
+    <w:multiLevelType w:val="multilevel"/>
+    <w:tmpl w:val="20ACB436"/>
+    <w:lvl w:ilvl="0">
+      <w:start w:val="1"/>
+      <w:numFmt w:val="bullet"/>
+      <w:lvlText w:val=""/>
+      <w:lvlJc w:val="left"/>
+      <w:pPr>
+        <w:tabs>
+          <w:tab w:val="num" w:pos="720"/>
+        </w:tabs>
+        <w:ind w:left="720" w:hanging="360"/>
+      </w:pPr>
+      <w:rPr>
+        <w:rFonts w:ascii="Symbol" w:hAnsi="Symbol" w:hint="default"/>
+        <w:sz w:val="20"/>
+      </w:rPr>
+    </w:lvl>
+    <w:lvl w:ilvl="1" w:tentative="1">
+      <w:start w:val="1"/>
+      <w:numFmt w:val="bullet"/>
+      <w:lvlText w:val="o"/>
+      <w:lvlJc w:val="left"/>
+      <w:pPr>
+        <w:tabs>
+          <w:tab w:val="num" w:pos="1440"/>
+        </w:tabs>
+        <w:ind w:left="1440" w:hanging="360"/>
+      </w:pPr>
+      <w:rPr>
+        <w:rFonts w:ascii="Courier New" w:hAnsi="Courier New" w:hint="default"/>
+        <w:sz w:val="20"/>
+      </w:rPr>
+    </w:lvl>
+    <w:lvl w:ilvl="2" w:tentative="1">
+      <w:start w:val="1"/>
+      <w:numFmt w:val="bullet"/>
+      <w:lvlText w:val=""/>
+      <w:lvlJc w:val="left"/>
+      <w:pPr>
+        <w:tabs>
+          <w:tab w:val="num" w:pos="2160"/>
+        </w:tabs>
+        <w:ind w:left="2160" w:hanging="360"/>
+      </w:pPr>
+      <w:rPr>
+        <w:rFonts w:ascii="Wingdings" w:hAnsi="Wingdings" w:hint="default"/>
+        <w:sz w:val="20"/>
+      </w:rPr>
+    </w:lvl>
+    <w:lvl w:ilvl="3" w:tentative="1">
+      <w:start w:val="1"/>
+      <w:numFmt w:val="bullet"/>
+      <w:lvlText w:val=""/>
+      <w:lvlJc w:val="left"/>
+      <w:pPr>
+        <w:tabs>
+          <w:tab w:val="num" w:pos="2880"/>
+        </w:tabs>
+        <w:ind w:left="2880" w:hanging="360"/>
+      </w:pPr>
+      <w:rPr>
+        <w:rFonts w:ascii="Wingdings" w:hAnsi="Wingdings" w:hint="default"/>
+        <w:sz w:val="20"/>
+      </w:rPr>
+    </w:lvl>
+    <w:lvl w:ilvl="4" w:tentative="1">
+      <w:start w:val="1"/>
+      <w:numFmt w:val="bullet"/>
+      <w:lvlText w:val=""/>
+      <w:lvlJc w:val="left"/>
+      <w:pPr>
+        <w:tabs>
+          <w:tab w:val="num" w:pos="3600"/>
+        </w:tabs>
+        <w:ind w:left="3600" w:hanging="360"/>
+      </w:pPr>
+      <w:rPr>
+        <w:rFonts w:ascii="Wingdings" w:hAnsi="Wingdings" w:hint="default"/>
+        <w:sz w:val="20"/>
+      </w:rPr>
+    </w:lvl>
+    <w:lvl w:ilvl="5" w:tentative="1">
+      <w:start w:val="1"/>
+      <w:numFmt w:val="bullet"/>
+      <w:lvlText w:val=""/>
+      <w:lvlJc w:val="left"/>
+      <w:pPr>
+        <w:tabs>
+          <w:tab w:val="num" w:pos="4320"/>
+        </w:tabs>
+        <w:ind w:left="4320" w:hanging="360"/>
+      </w:pPr>
+      <w:rPr>
+        <w:rFonts w:ascii="Wingdings" w:hAnsi="Wingdings" w:hint="default"/>
+        <w:sz w:val="20"/>
+      </w:rPr>
+    </w:lvl>
+    <w:lvl w:ilvl="6" w:tentative="1">
+      <w:start w:val="1"/>
+      <w:numFmt w:val="bullet"/>
+      <w:lvlText w:val=""/>
+      <w:lvlJc w:val="left"/>
+      <w:pPr>
+        <w:tabs>
+          <w:tab w:val="num" w:pos="5040"/>
+        </w:tabs>
+        <w:ind w:left="5040" w:hanging="360"/>
+      </w:pPr>
+      <w:rPr>
+        <w:rFonts w:ascii="Wingdings" w:hAnsi="Wingdings" w:hint="default"/>
+        <w:sz w:val="20"/>
+      </w:rPr>
+    </w:lvl>
+    <w:lvl w:ilvl="7" w:tentative="1">
+      <w:start w:val="1"/>
+      <w:numFmt w:val="bullet"/>
+      <w:lvlText w:val=""/>
+      <w:lvlJc w:val="left"/>
+      <w:pPr>
+        <w:tabs>
+          <w:tab w:val="num" w:pos="5760"/>
+        </w:tabs>
+        <w:ind w:left="5760" w:hanging="360"/>
+      </w:pPr>
+      <w:rPr>
+        <w:rFonts w:ascii="Wingdings" w:hAnsi="Wingdings" w:hint="default"/>
+        <w:sz w:val="20"/>
+      </w:rPr>
+    </w:lvl>
+    <w:lvl w:ilvl="8" w:tentative="1">
+      <w:start w:val="1"/>
+      <w:numFmt w:val="bullet"/>
+      <w:lvlText w:val=""/>
+      <w:lvlJc w:val="left"/>
+      <w:pPr>
+        <w:tabs>
+          <w:tab w:val="num" w:pos="6480"/>
+        </w:tabs>
+        <w:ind w:left="6480" w:hanging="360"/>
+      </w:pPr>
+      <w:rPr>
+        <w:rFonts w:ascii="Wingdings" w:hAnsi="Wingdings" w:hint="default"/>
+        <w:sz w:val="20"/>
+      </w:rPr>
+    </w:lvl>
+  </w:abstractNum>
+  <w:abstractNum w:abstractNumId="47" w15:restartNumberingAfterBreak="0">
     <w:nsid w:val="60C12042"/>
     <w:multiLevelType w:val="hybridMultilevel"/>
     <w:tmpl w:val="51B8846A"/>
@@ -9339,7 +8777,7 @@
       </w:rPr>
     </w:lvl>
   </w:abstractNum>
-  <w:abstractNum w:abstractNumId="45" w15:restartNumberingAfterBreak="0">
+  <w:abstractNum w:abstractNumId="48" w15:restartNumberingAfterBreak="0">
     <w:nsid w:val="68177BC6"/>
     <w:multiLevelType w:val="multilevel"/>
     <w:tmpl w:val="2B0233D6"/>
@@ -9579,49 +9017,58 @@
     <w:abstractNumId w:val="30"/>
   </w:num>
   <w:num w:numId="32" w16cid:durableId="2113671900">
+    <w:abstractNumId w:val="45"/>
+  </w:num>
+  <w:num w:numId="33" w16cid:durableId="583564421">
+    <w:abstractNumId w:val="37"/>
+  </w:num>
+  <w:num w:numId="34" w16cid:durableId="1554929762">
+    <w:abstractNumId w:val="41"/>
+  </w:num>
+  <w:num w:numId="35" w16cid:durableId="838422039">
+    <w:abstractNumId w:val="48"/>
+  </w:num>
+  <w:num w:numId="36" w16cid:durableId="1659118075">
+    <w:abstractNumId w:val="35"/>
+  </w:num>
+  <w:num w:numId="37" w16cid:durableId="642201621">
+    <w:abstractNumId w:val="39"/>
+  </w:num>
+  <w:num w:numId="38" w16cid:durableId="119343171">
+    <w:abstractNumId w:val="42"/>
+  </w:num>
+  <w:num w:numId="39" w16cid:durableId="1423986054">
+    <w:abstractNumId w:val="36"/>
+  </w:num>
+  <w:num w:numId="40" w16cid:durableId="446509293">
     <w:abstractNumId w:val="43"/>
   </w:num>
-  <w:num w:numId="33" w16cid:durableId="583564421">
-    <w:abstractNumId w:val="36"/>
+  <w:num w:numId="41" w16cid:durableId="86080756">
+    <w:abstractNumId w:val="47"/>
   </w:num>
-  <w:num w:numId="34" w16cid:durableId="1554929762">
+  <w:num w:numId="42" w16cid:durableId="845901611">
+    <w:abstractNumId w:val="33"/>
+  </w:num>
+  <w:num w:numId="43" w16cid:durableId="1903978072">
+    <w:abstractNumId w:val="32"/>
+  </w:num>
+  <w:num w:numId="44" w16cid:durableId="831529933">
+    <w:abstractNumId w:val="38"/>
+  </w:num>
+  <w:num w:numId="45" w16cid:durableId="1383945885">
+    <w:abstractNumId w:val="34"/>
+  </w:num>
+  <w:num w:numId="46" w16cid:durableId="1294091199">
     <w:abstractNumId w:val="40"/>
   </w:num>
-  <w:num w:numId="35" w16cid:durableId="838422039">
-    <w:abstractNumId w:val="45"/>
-  </w:num>
-  <w:num w:numId="36" w16cid:durableId="1659118075">
-    <w:abstractNumId w:val="34"/>
-  </w:num>
-  <w:num w:numId="37" w16cid:durableId="642201621">
-    <w:abstractNumId w:val="38"/>
-  </w:num>
-  <w:num w:numId="38" w16cid:durableId="119343171">
-    <w:abstractNumId w:val="41"/>
-  </w:num>
-  <w:num w:numId="39" w16cid:durableId="1423986054">
-    <w:abstractNumId w:val="35"/>
-  </w:num>
-  <w:num w:numId="40" w16cid:durableId="446509293">
-    <w:abstractNumId w:val="42"/>
-  </w:num>
-  <w:num w:numId="41" w16cid:durableId="86080756">
-    <w:abstractNumId w:val="44"/>
-  </w:num>
-  <w:num w:numId="42" w16cid:durableId="845901611">
-    <w:abstractNumId w:val="32"/>
-  </w:num>
-  <w:num w:numId="43" w16cid:durableId="1903978072">
+  <w:num w:numId="47" w16cid:durableId="81685554">
     <w:abstractNumId w:val="31"/>
   </w:num>
-  <w:num w:numId="44" w16cid:durableId="831529933">
-    <w:abstractNumId w:val="37"/>
+  <w:num w:numId="48" w16cid:durableId="2089616778">
+    <w:abstractNumId w:val="46"/>
   </w:num>
-  <w:num w:numId="45" w16cid:durableId="1383945885">
-    <w:abstractNumId w:val="33"/>
-  </w:num>
-  <w:num w:numId="46" w16cid:durableId="1294091199">
-    <w:abstractNumId w:val="39"/>
+  <w:num w:numId="49" w16cid:durableId="1424297698">
+    <w:abstractNumId w:val="44"/>
   </w:num>
 </w:numbering>
 </file>
@@ -10073,7 +9520,6 @@
     <w:next w:val="Normal"/>
     <w:link w:val="Heading3Char"/>
     <w:uiPriority w:val="9"/>
-    <w:semiHidden/>
     <w:unhideWhenUsed/>
     <w:qFormat/>
     <w:rsid w:val="00B458F9"/>
@@ -10281,7 +9727,6 @@
     <w:basedOn w:val="DefaultParagraphFont"/>
     <w:link w:val="Heading3"/>
     <w:uiPriority w:val="9"/>
-    <w:semiHidden/>
     <w:rsid w:val="00B458F9"/>
     <w:rPr>
       <w:smallCaps/>
@@ -10669,6 +10114,25 @@
       <w:outlineLvl w:val="9"/>
     </w:pPr>
   </w:style>
+  <w:style w:type="paragraph" w:customStyle="1" w:styleId="p1">
+    <w:name w:val="p1"/>
+    <w:basedOn w:val="Normal"/>
+    <w:rsid w:val="00FA28D5"/>
+    <w:pPr>
+      <w:spacing w:before="100" w:beforeAutospacing="1" w:after="100" w:afterAutospacing="1" w:line="240" w:lineRule="auto"/>
+      <w:jc w:val="left"/>
+    </w:pPr>
+    <w:rPr>
+      <w:rFonts w:ascii="Times New Roman" w:eastAsia="Times New Roman" w:hAnsi="Times New Roman" w:cs="Times New Roman"/>
+      <w:sz w:val="24"/>
+      <w:szCs w:val="24"/>
+    </w:rPr>
+  </w:style>
+  <w:style w:type="character" w:customStyle="1" w:styleId="s1">
+    <w:name w:val="s1"/>
+    <w:basedOn w:val="DefaultParagraphFont"/>
+    <w:rsid w:val="00FA28D5"/>
+  </w:style>
 </w:styles>
 </file>
 
